--- a/docs/standards/word/ADOPTING-THESE.docx
+++ b/docs/standards/word/ADOPTING-THESE.docx
@@ -28,7 +28,7 @@
         </w:p>
       </w:sdtContent>
     </w:sdt>
-    <w:bookmarkStart w:id="180" w:name="how-to-adopt-these"/>
+    <w:bookmarkStart w:id="181" w:name="how-to-adopt-these"/>
     <w:p>
       <w:pPr>
         <w:pStyle w:val="Heading1"/>
@@ -131,37 +131,19 @@
           <w:b/>
           <w:bCs/>
         </w:rPr>
-        <w:t xml:space="preserve">The deliverable is five artifacts, not five documents read.</w:t>
-      </w:r>
-      <w:r>
-        <w:t xml:space="preserve"> </w:t>
-      </w:r>
-      <w:r>
-        <w:t xml:space="preserve">A marked baseline worksheet, a</w:t>
-      </w:r>
-      <w:r>
-        <w:t xml:space="preserve"> </w:t>
-      </w:r>
-      <w:r>
-        <w:t xml:space="preserve">deviations register, a three-item queue, a set of checks each carrying the date somebody last</w:t>
-      </w:r>
-      <w:r>
-        <w:t xml:space="preserve"> </w:t>
-      </w:r>
-      <w:r>
-        <w:t xml:space="preserve">watched it refuse something, and a project instruction file that references the other four. Each one</w:t>
-      </w:r>
-      <w:r>
-        <w:t xml:space="preserve"> </w:t>
-      </w:r>
-      <w:r>
-        <w:t xml:space="preserve">either exists or it does not, which is what lets somebody other than you check whether adoption</w:t>
-      </w:r>
-      <w:r>
-        <w:t xml:space="preserve"> </w:t>
-      </w:r>
-      <w:r>
-        <w:t xml:space="preserve">happened.</w:t>
+        <w:t xml:space="preserve">What this is.</w:t>
+      </w:r>
+      <w:r>
+        <w:t xml:space="preserve"> </w:t>
+      </w:r>
+      <w:r>
+        <w:t xml:space="preserve">How to adopt any of these standards, in an order that works. The deliverable is</w:t>
+      </w:r>
+      <w:r>
+        <w:t xml:space="preserve"> </w:t>
+      </w:r>
+      <w:r>
+        <w:t xml:space="preserve">five artifacts, not five documents read, and each one either exists or it does not.</w:t>
       </w:r>
     </w:p>
     <w:p>
@@ -173,31 +155,25 @@
           <w:b/>
           <w:bCs/>
         </w:rPr>
-        <w:t xml:space="preserve">Do not assume you start from zero.</w:t>
-      </w:r>
-      <w:r>
-        <w:t xml:space="preserve"> </w:t>
-      </w:r>
-      <w:r>
-        <w:t xml:space="preserve">A team that reviews changes, runs a linter, keeps secrets out</w:t>
-      </w:r>
-      <w:r>
-        <w:t xml:space="preserve"> </w:t>
-      </w:r>
-      <w:r>
-        <w:t xml:space="preserve">of the repository and pins some dependencies already satisfies parts of four of these documents.</w:t>
-      </w:r>
-      <w:r>
-        <w:t xml:space="preserve"> </w:t>
-      </w:r>
-      <w:r>
-        <w:t xml:space="preserve">What you have is usually a weaker form of a named rule, so the opening pass produces a short list of</w:t>
-      </w:r>
-      <w:r>
-        <w:t xml:space="preserve"> </w:t>
-      </w:r>
-      <w:r>
-        <w:t xml:space="preserve">upgrades rather than a build plan -- and that pass is read-only. It builds nothing, on purpose.</w:t>
+        <w:t xml:space="preserve">Why it matters.</w:t>
+      </w:r>
+      <w:r>
+        <w:t xml:space="preserve"> </w:t>
+      </w:r>
+      <w:r>
+        <w:t xml:space="preserve">Sequence by what enables what, not by risk and ease. Two people can rank the</w:t>
+      </w:r>
+      <w:r>
+        <w:t xml:space="preserve"> </w:t>
+      </w:r>
+      <w:r>
+        <w:t xml:space="preserve">same two controls by risk and neither can be shown wrong, so such a ranking can only be overruled,</w:t>
+      </w:r>
+      <w:r>
+        <w:t xml:space="preserve"> </w:t>
+      </w:r>
+      <w:r>
+        <w:t xml:space="preserve">never reviewed. What-enables-what is checkable.</w:t>
       </w:r>
     </w:p>
     <w:p>
@@ -209,43 +185,25 @@
           <w:b/>
           <w:bCs/>
         </w:rPr>
-        <w:t xml:space="preserve">Sequence by what enables what, not by risk and ease.</w:t>
-      </w:r>
-      <w:r>
-        <w:t xml:space="preserve"> </w:t>
-      </w:r>
-      <w:r>
-        <w:t xml:space="preserve">Two people can rank the same two controls</w:t>
-      </w:r>
-      <w:r>
-        <w:t xml:space="preserve"> </w:t>
-      </w:r>
-      <w:r>
-        <w:t xml:space="preserve">by risk and neither can be shown wrong, so such a ranking can only be overruled, never reviewed.</w:t>
-      </w:r>
-      <w:r>
-        <w:t xml:space="preserve"> </w:t>
-      </w:r>
-      <w:r>
-        <w:t xml:space="preserve">What-enables-what is checkable: you can be shown to have made a check blocking before anything</w:t>
-      </w:r>
-      <w:r>
-        <w:t xml:space="preserve"> </w:t>
-      </w:r>
-      <w:r>
-        <w:t xml:space="preserve">recorded what it examined, or to have written a rule about "restricted data" before anything defined</w:t>
-      </w:r>
-      <w:r>
-        <w:t xml:space="preserve"> </w:t>
-      </w:r>
-      <w:r>
-        <w:t xml:space="preserve">the term. It is also why instrumentation comes before ranking -- with no receipts, every severity</w:t>
-      </w:r>
-      <w:r>
-        <w:t xml:space="preserve"> </w:t>
-      </w:r>
-      <w:r>
-        <w:t xml:space="preserve">ranking is unfalsifiable.</w:t>
+        <w:t xml:space="preserve">What it costs you.</w:t>
+      </w:r>
+      <w:r>
+        <w:t xml:space="preserve"> </w:t>
+      </w:r>
+      <w:r>
+        <w:t xml:space="preserve">Less at the start than you expect. A team that reviews changes, runs a</w:t>
+      </w:r>
+      <w:r>
+        <w:t xml:space="preserve"> </w:t>
+      </w:r>
+      <w:r>
+        <w:t xml:space="preserve">linter, keeps secrets out of the repository and pins some dependencies already satisfies parts of</w:t>
+      </w:r>
+      <w:r>
+        <w:t xml:space="preserve"> </w:t>
+      </w:r>
+      <w:r>
+        <w:t xml:space="preserve">four of these documents.</w:t>
       </w:r>
     </w:p>
     <w:p>
@@ -253,25 +211,23 @@
         <w:pStyle w:val="BodyText"/>
       </w:pPr>
       <w:r>
-        <w:t xml:space="preserve">Two things hold at every step. A blocking row nobody has watched refuse anything is</w:t>
-      </w:r>
-      <w:r>
-        <w:t xml:space="preserve"> </w:t>
-      </w:r>
-      <w:r>
-        <w:t xml:space="preserve">indistinguishable from one that cannot refuse anything. And tailoring is expected where silent</w:t>
-      </w:r>
-      <w:r>
-        <w:t xml:space="preserve"> </w:t>
-      </w:r>
-      <w:r>
-        <w:t xml:space="preserve">tailoring is not, because a control that quietly left the set reads exactly like a control nobody</w:t>
-      </w:r>
-      <w:r>
-        <w:t xml:space="preserve"> </w:t>
-      </w:r>
-      <w:r>
-        <w:t xml:space="preserve">got to.</w:t>
+        <w:rPr>
+          <w:b/>
+          <w:bCs/>
+        </w:rPr>
+        <w:t xml:space="preserve">Not for you</w:t>
+      </w:r>
+      <w:r>
+        <w:t xml:space="preserve"> </w:t>
+      </w:r>
+      <w:r>
+        <w:t xml:space="preserve">as evidence of compliance. None of it confers anything, for you or for anyone</w:t>
+      </w:r>
+      <w:r>
+        <w:t xml:space="preserve"> </w:t>
+      </w:r>
+      <w:r>
+        <w:t xml:space="preserve">adopting your software. A deviations register records decisions you made.</w:t>
       </w:r>
     </w:p>
     <w:p>
@@ -283,25 +239,41 @@
           <w:b/>
           <w:bCs/>
         </w:rPr>
-        <w:t xml:space="preserve">None of it confers anything</w:t>
-      </w:r>
-      <w:r>
-        <w:t xml:space="preserve"> </w:t>
-      </w:r>
-      <w:r>
-        <w:t xml:space="preserve">-- no certification and no badge, for you or for anyone adopting</w:t>
-      </w:r>
-      <w:r>
-        <w:t xml:space="preserve"> </w:t>
-      </w:r>
-      <w:r>
-        <w:t xml:space="preserve">your software. The deviations register records decisions you made; it is not evidence of compliance</w:t>
-      </w:r>
-      <w:r>
-        <w:t xml:space="preserve"> </w:t>
-      </w:r>
-      <w:r>
-        <w:t xml:space="preserve">with anything.</w:t>
+        <w:t xml:space="preserve">Where to start.</w:t>
+      </w:r>
+      <w:r>
+        <w:t xml:space="preserve"> </w:t>
+      </w:r>
+      <w:hyperlink w:anchor="the-five-artifacts">
+        <w:r>
+          <w:rPr>
+            <w:rStyle w:val="Hyperlink"/>
+          </w:rPr>
+          <w:t xml:space="preserve">The five artifacts</w:t>
+        </w:r>
+      </w:hyperlink>
+      <w:r>
+        <w:t xml:space="preserve">, then</w:t>
+      </w:r>
+      <w:r>
+        <w:t xml:space="preserve"> </w:t>
+      </w:r>
+      <w:hyperlink w:anchor="step-1-establish-your-baseline">
+        <w:r>
+          <w:rPr>
+            <w:rStyle w:val="Hyperlink"/>
+          </w:rPr>
+          <w:t xml:space="preserve">step 1</w:t>
+        </w:r>
+      </w:hyperlink>
+      <w:r>
+        <w:t xml:space="preserve">. The opening pass is read-only. It builds nothing, on</w:t>
+      </w:r>
+      <w:r>
+        <w:t xml:space="preserve"> </w:t>
+      </w:r>
+      <w:r>
+        <w:t xml:space="preserve">purpose.</w:t>
       </w:r>
     </w:p>
     <w:p>
@@ -312,7 +284,86 @@
       </w:r>
     </w:p>
     <w:bookmarkEnd w:id="12"/>
-    <w:bookmarkStart w:id="18" w:name="if-you-only-have-an-afternoon"/>
+    <w:bookmarkStart w:id="13" w:name="two-things-that-hold-at-every-step"/>
+    <w:p>
+      <w:pPr>
+        <w:pStyle w:val="Heading2"/>
+      </w:pPr>
+      <w:r>
+        <w:t xml:space="preserve">Two things that hold at every step</w:t>
+      </w:r>
+    </w:p>
+    <w:p>
+      <w:pPr>
+        <w:pStyle w:val="FirstParagraph"/>
+      </w:pPr>
+      <w:r>
+        <w:rPr>
+          <w:b/>
+          <w:bCs/>
+        </w:rPr>
+        <w:t xml:space="preserve">A blocking row nobody has watched refuse anything is indistinguishable from one that cannot refuse</w:t>
+      </w:r>
+      <w:r>
+        <w:rPr>
+          <w:b/>
+          <w:bCs/>
+        </w:rPr>
+        <w:t xml:space="preserve"> </w:t>
+      </w:r>
+      <w:r>
+        <w:rPr>
+          <w:b/>
+          <w:bCs/>
+        </w:rPr>
+        <w:t xml:space="preserve">anything.</w:t>
+      </w:r>
+      <w:r>
+        <w:t xml:space="preserve"> </w:t>
+      </w:r>
+      <w:r>
+        <w:t xml:space="preserve">That is why instrumentation comes before ranking: with no receipts, every severity</w:t>
+      </w:r>
+      <w:r>
+        <w:t xml:space="preserve"> </w:t>
+      </w:r>
+      <w:r>
+        <w:t xml:space="preserve">ranking is unfalsifiable.</w:t>
+      </w:r>
+    </w:p>
+    <w:p>
+      <w:pPr>
+        <w:pStyle w:val="BodyText"/>
+      </w:pPr>
+      <w:r>
+        <w:rPr>
+          <w:b/>
+          <w:bCs/>
+        </w:rPr>
+        <w:t xml:space="preserve">Tailoring is expected where silent tailoring is not.</w:t>
+      </w:r>
+      <w:r>
+        <w:t xml:space="preserve"> </w:t>
+      </w:r>
+      <w:r>
+        <w:t xml:space="preserve">A control that quietly left the set reads</w:t>
+      </w:r>
+      <w:r>
+        <w:t xml:space="preserve"> </w:t>
+      </w:r>
+      <w:r>
+        <w:t xml:space="preserve">exactly like a control nobody got to.</w:t>
+      </w:r>
+    </w:p>
+    <w:p>
+      <w:r>
+        <w:pict>
+          <v:rect style="width:0;height:1.5pt" o:hralign="center" o:hrstd="t" o:hr="t"/>
+        </w:pict>
+      </w:r>
+    </w:p>
+    <w:bookmarkEnd w:id="13"/>
+    <w:bookmarkStart w:id="19" w:name="if-you-only-have-an-afternoon"/>
     <w:p>
       <w:pPr>
         <w:pStyle w:val="Heading2"/>
@@ -368,7 +419,7 @@
       <w:r>
         <w:t xml:space="preserve"> </w:t>
       </w:r>
-      <w:hyperlink r:id="rId13">
+      <w:hyperlink r:id="rId14">
         <w:r>
           <w:rPr>
             <w:rStyle w:val="Hyperlink"/>
@@ -410,7 +461,7 @@
       <w:r>
         <w:t xml:space="preserve"> </w:t>
       </w:r>
-      <w:hyperlink r:id="rId13">
+      <w:hyperlink r:id="rId14">
         <w:r>
           <w:rPr>
             <w:rStyle w:val="Hyperlink"/>
@@ -458,7 +509,7 @@
       <w:r>
         <w:t xml:space="preserve"> </w:t>
       </w:r>
-      <w:hyperlink r:id="rId14">
+      <w:hyperlink r:id="rId15">
         <w:r>
           <w:rPr>
             <w:rStyle w:val="Hyperlink"/>
@@ -527,7 +578,7 @@
       <w:r>
         <w:t xml:space="preserve"> </w:t>
       </w:r>
-      <w:hyperlink r:id="rId15">
+      <w:hyperlink r:id="rId16">
         <w:r>
           <w:rPr>
             <w:rStyle w:val="Hyperlink"/>
@@ -582,7 +633,7 @@
       <w:r>
         <w:t xml:space="preserve"> </w:t>
       </w:r>
-      <w:hyperlink r:id="rId16">
+      <w:hyperlink r:id="rId17">
         <w:r>
           <w:rPr>
             <w:rStyle w:val="Hyperlink"/>
@@ -688,7 +739,7 @@
       <w:r>
         <w:t xml:space="preserve">(</w:t>
       </w:r>
-      <w:hyperlink r:id="rId17">
+      <w:hyperlink r:id="rId18">
         <w:r>
           <w:rPr>
             <w:rStyle w:val="Hyperlink"/>
@@ -734,8 +785,8 @@
         </w:pict>
       </w:r>
     </w:p>
-    <w:bookmarkEnd w:id="18"/>
-    <w:bookmarkStart w:id="22" w:name="Xfb7ef269d869dacdc900f3a6b6ee71aa2357e54"/>
+    <w:bookmarkEnd w:id="19"/>
+    <w:bookmarkStart w:id="23" w:name="Xfb7ef269d869dacdc900f3a6b6ee71aa2357e54"/>
     <w:p>
       <w:pPr>
         <w:pStyle w:val="Heading2"/>
@@ -780,7 +831,7 @@
       <w:r>
         <w:t xml:space="preserve"> </w:t>
       </w:r>
-      <w:hyperlink r:id="rId19">
+      <w:hyperlink r:id="rId20">
         <w:r>
           <w:rPr>
             <w:rStyle w:val="Hyperlink"/>
@@ -952,7 +1003,7 @@
       <w:r>
         <w:t xml:space="preserve"> </w:t>
       </w:r>
-      <w:hyperlink r:id="rId20">
+      <w:hyperlink r:id="rId21">
         <w:r>
           <w:rPr>
             <w:rStyle w:val="Hyperlink"/>
@@ -969,7 +1020,7 @@
       <w:r>
         <w:t xml:space="preserve"> </w:t>
       </w:r>
-      <w:hyperlink r:id="rId21">
+      <w:hyperlink r:id="rId22">
         <w:r>
           <w:rPr>
             <w:rStyle w:val="Hyperlink"/>
@@ -996,8 +1047,8 @@
         </w:pict>
       </w:r>
     </w:p>
-    <w:bookmarkEnd w:id="22"/>
-    <w:bookmarkStart w:id="23" w:name="the-five-artifacts"/>
+    <w:bookmarkEnd w:id="23"/>
+    <w:bookmarkStart w:id="24" w:name="the-five-artifacts"/>
     <w:p>
       <w:pPr>
         <w:pStyle w:val="Heading2"/>
@@ -1348,8 +1399,8 @@
         </w:pict>
       </w:r>
     </w:p>
-    <w:bookmarkEnd w:id="23"/>
-    <w:bookmarkStart w:id="26" w:name="step-1-establish-your-baseline"/>
+    <w:bookmarkEnd w:id="24"/>
+    <w:bookmarkStart w:id="27" w:name="step-1-establish-your-baseline"/>
     <w:p>
       <w:pPr>
         <w:pStyle w:val="Heading2"/>
@@ -1432,7 +1483,7 @@
       <w:r>
         <w:t xml:space="preserve"> </w:t>
       </w:r>
-      <w:hyperlink r:id="rId24">
+      <w:hyperlink r:id="rId25">
         <w:r>
           <w:rPr>
             <w:rStyle w:val="Hyperlink"/>
@@ -1489,7 +1540,7 @@
       <w:r>
         <w:t xml:space="preserve"> </w:t>
       </w:r>
-      <w:hyperlink r:id="rId13">
+      <w:hyperlink r:id="rId14">
         <w:r>
           <w:rPr>
             <w:rStyle w:val="Hyperlink"/>
@@ -1623,7 +1674,7 @@
             <w:pPr>
               <w:pStyle w:val="Compact"/>
             </w:pPr>
-            <w:hyperlink r:id="rId24">
+            <w:hyperlink r:id="rId25">
               <w:r>
                 <w:rPr>
                   <w:rStyle w:val="Hyperlink"/>
@@ -1689,7 +1740,7 @@
             <w:pPr>
               <w:pStyle w:val="Compact"/>
             </w:pPr>
-            <w:hyperlink r:id="rId24">
+            <w:hyperlink r:id="rId25">
               <w:r>
                 <w:rPr>
                   <w:rStyle w:val="Hyperlink"/>
@@ -1755,7 +1806,7 @@
             <w:pPr>
               <w:pStyle w:val="Compact"/>
             </w:pPr>
-            <w:hyperlink r:id="rId24">
+            <w:hyperlink r:id="rId25">
               <w:r>
                 <w:rPr>
                   <w:rStyle w:val="Hyperlink"/>
@@ -1821,7 +1872,7 @@
             <w:pPr>
               <w:pStyle w:val="Compact"/>
             </w:pPr>
-            <w:hyperlink r:id="rId14">
+            <w:hyperlink r:id="rId15">
               <w:r>
                 <w:rPr>
                   <w:rStyle w:val="Hyperlink"/>
@@ -1887,7 +1938,7 @@
             <w:pPr>
               <w:pStyle w:val="Compact"/>
             </w:pPr>
-            <w:hyperlink r:id="rId13">
+            <w:hyperlink r:id="rId14">
               <w:r>
                 <w:rPr>
                   <w:rStyle w:val="Hyperlink"/>
@@ -1943,7 +1994,7 @@
             <w:pPr>
               <w:pStyle w:val="Compact"/>
             </w:pPr>
-            <w:hyperlink r:id="rId14">
+            <w:hyperlink r:id="rId15">
               <w:r>
                 <w:rPr>
                   <w:rStyle w:val="Hyperlink"/>
@@ -2009,7 +2060,7 @@
             <w:pPr>
               <w:pStyle w:val="Compact"/>
             </w:pPr>
-            <w:hyperlink r:id="rId13">
+            <w:hyperlink r:id="rId14">
               <w:r>
                 <w:rPr>
                   <w:rStyle w:val="Hyperlink"/>
@@ -2023,7 +2074,7 @@
             <w:r>
               <w:t xml:space="preserve"> </w:t>
             </w:r>
-            <w:hyperlink r:id="rId25">
+            <w:hyperlink r:id="rId26">
               <w:r>
                 <w:rPr>
                   <w:rStyle w:val="Hyperlink"/>
@@ -2117,7 +2168,7 @@
       <w:r>
         <w:t xml:space="preserve"> </w:t>
       </w:r>
-      <w:hyperlink r:id="rId24">
+      <w:hyperlink r:id="rId25">
         <w:r>
           <w:rPr>
             <w:rStyle w:val="Hyperlink"/>
@@ -2188,7 +2239,7 @@
       <w:r>
         <w:t xml:space="preserve"> </w:t>
       </w:r>
-      <w:hyperlink r:id="rId15">
+      <w:hyperlink r:id="rId16">
         <w:r>
           <w:rPr>
             <w:rStyle w:val="Hyperlink"/>
@@ -2271,8 +2322,8 @@
         </w:pict>
       </w:r>
     </w:p>
-    <w:bookmarkEnd w:id="26"/>
-    <w:bookmarkStart w:id="30" w:name="X2cc1c400f784b23b4021285b1df8f603c3d18b5"/>
+    <w:bookmarkEnd w:id="27"/>
+    <w:bookmarkStart w:id="31" w:name="X2cc1c400f784b23b4021285b1df8f603c3d18b5"/>
     <w:p>
       <w:pPr>
         <w:pStyle w:val="Heading2"/>
@@ -2401,7 +2452,7 @@
       <w:r>
         <w:t xml:space="preserve"> </w:t>
       </w:r>
-      <w:hyperlink r:id="rId24">
+      <w:hyperlink r:id="rId25">
         <w:r>
           <w:rPr>
             <w:rStyle w:val="Hyperlink"/>
@@ -2415,7 +2466,7 @@
       <w:r>
         <w:t xml:space="preserve"> </w:t>
       </w:r>
-      <w:hyperlink r:id="rId14">
+      <w:hyperlink r:id="rId15">
         <w:r>
           <w:rPr>
             <w:rStyle w:val="Hyperlink"/>
@@ -2432,7 +2483,7 @@
       <w:r>
         <w:t xml:space="preserve"> </w:t>
       </w:r>
-      <w:hyperlink r:id="rId13">
+      <w:hyperlink r:id="rId14">
         <w:r>
           <w:rPr>
             <w:rStyle w:val="Hyperlink"/>
@@ -2452,7 +2503,7 @@
       <w:r>
         <w:t xml:space="preserve"> </w:t>
       </w:r>
-      <w:hyperlink r:id="rId15">
+      <w:hyperlink r:id="rId16">
         <w:r>
           <w:rPr>
             <w:rStyle w:val="Hyperlink"/>
@@ -2496,7 +2547,7 @@
       <w:r>
         <w:t xml:space="preserve"> </w:t>
       </w:r>
-      <w:hyperlink r:id="rId27">
+      <w:hyperlink r:id="rId28">
         <w:r>
           <w:rPr>
             <w:rStyle w:val="Hyperlink"/>
@@ -2727,7 +2778,7 @@
       <w:r>
         <w:t xml:space="preserve"> </w:t>
       </w:r>
-      <w:hyperlink r:id="rId15">
+      <w:hyperlink r:id="rId16">
         <w:r>
           <w:rPr>
             <w:rStyle w:val="Hyperlink"/>
@@ -2827,7 +2878,7 @@
       <w:r>
         <w:t xml:space="preserve"> </w:t>
       </w:r>
-      <w:hyperlink r:id="rId16">
+      <w:hyperlink r:id="rId17">
         <w:r>
           <w:rPr>
             <w:rStyle w:val="Hyperlink"/>
@@ -2866,7 +2917,7 @@
         <w:t xml:space="preserve">.</w:t>
       </w:r>
     </w:p>
-    <w:bookmarkStart w:id="28" w:name="the-worked-example"/>
+    <w:bookmarkStart w:id="29" w:name="the-worked-example"/>
     <w:p>
       <w:pPr>
         <w:pStyle w:val="Heading3"/>
@@ -3030,7 +3081,7 @@
       <w:r>
         <w:t xml:space="preserve"> </w:t>
       </w:r>
-      <w:hyperlink r:id="rId15">
+      <w:hyperlink r:id="rId16">
         <w:r>
           <w:rPr>
             <w:rStyle w:val="Hyperlink"/>
@@ -3057,7 +3108,7 @@
       <w:r>
         <w:t xml:space="preserve"> </w:t>
       </w:r>
-      <w:hyperlink r:id="rId13">
+      <w:hyperlink r:id="rId14">
         <w:r>
           <w:rPr>
             <w:rStyle w:val="Hyperlink"/>
@@ -3098,7 +3149,7 @@
       <w:r>
         <w:t xml:space="preserve"> </w:t>
       </w:r>
-      <w:hyperlink r:id="rId24">
+      <w:hyperlink r:id="rId25">
         <w:r>
           <w:rPr>
             <w:rStyle w:val="Hyperlink"/>
@@ -3135,8 +3186,8 @@
         <w:t xml:space="preserve">with an event that ends the arrangement.</w:t>
       </w:r>
     </w:p>
-    <w:bookmarkEnd w:id="28"/>
-    <w:bookmarkStart w:id="29" w:name="what-tailoring-is-not"/>
+    <w:bookmarkEnd w:id="29"/>
+    <w:bookmarkStart w:id="30" w:name="what-tailoring-is-not"/>
     <w:p>
       <w:pPr>
         <w:pStyle w:val="Heading3"/>
@@ -3300,9 +3351,9 @@
         </w:pict>
       </w:r>
     </w:p>
-    <w:bookmarkEnd w:id="29"/>
     <w:bookmarkEnd w:id="30"/>
-    <w:bookmarkStart w:id="39" w:name="step-3-prioritize-iteratively"/>
+    <w:bookmarkEnd w:id="31"/>
+    <w:bookmarkStart w:id="40" w:name="step-3-prioritize-iteratively"/>
     <w:p>
       <w:pPr>
         <w:pStyle w:val="Heading2"/>
@@ -3402,7 +3453,7 @@
       <w:r>
         <w:t xml:space="preserve">so instrumentation comes before ranking (</w:t>
       </w:r>
-      <w:hyperlink r:id="rId31">
+      <w:hyperlink r:id="rId32">
         <w:r>
           <w:rPr>
             <w:rStyle w:val="Hyperlink"/>
@@ -3449,7 +3500,7 @@
       <w:r>
         <w:t xml:space="preserve"> </w:t>
       </w:r>
-      <w:hyperlink r:id="rId20">
+      <w:hyperlink r:id="rId21">
         <w:r>
           <w:rPr>
             <w:rStyle w:val="Hyperlink"/>
@@ -3470,7 +3521,7 @@
         <w:t xml:space="preserve">resolve against it.</w:t>
       </w:r>
     </w:p>
-    <w:bookmarkStart w:id="38" w:name="the-build-order"/>
+    <w:bookmarkStart w:id="39" w:name="the-build-order"/>
     <w:p>
       <w:pPr>
         <w:pStyle w:val="Heading3"/>
@@ -3584,7 +3635,7 @@
             <w:pPr>
               <w:pStyle w:val="Compact"/>
             </w:pPr>
-            <w:hyperlink r:id="rId13">
+            <w:hyperlink r:id="rId14">
               <w:r>
                 <w:rPr>
                   <w:rStyle w:val="Hyperlink"/>
@@ -3642,7 +3693,7 @@
             <w:pPr>
               <w:pStyle w:val="Compact"/>
             </w:pPr>
-            <w:hyperlink r:id="rId14">
+            <w:hyperlink r:id="rId15">
               <w:r>
                 <w:rPr>
                   <w:rStyle w:val="Hyperlink"/>
@@ -3669,7 +3720,7 @@
             <w:r>
               <w:t xml:space="preserve"> </w:t>
             </w:r>
-            <w:hyperlink r:id="rId16">
+            <w:hyperlink r:id="rId17">
               <w:r>
                 <w:rPr>
                   <w:rStyle w:val="Hyperlink"/>
@@ -3737,7 +3788,7 @@
             <w:pPr>
               <w:pStyle w:val="Compact"/>
             </w:pPr>
-            <w:hyperlink r:id="rId16">
+            <w:hyperlink r:id="rId17">
               <w:r>
                 <w:rPr>
                   <w:rStyle w:val="Hyperlink"/>
@@ -3764,7 +3815,7 @@
             <w:r>
               <w:t xml:space="preserve"> </w:t>
             </w:r>
-            <w:hyperlink r:id="rId14">
+            <w:hyperlink r:id="rId15">
               <w:r>
                 <w:rPr>
                   <w:rStyle w:val="Hyperlink"/>
@@ -3832,7 +3883,7 @@
             <w:pPr>
               <w:pStyle w:val="Compact"/>
             </w:pPr>
-            <w:hyperlink r:id="rId13">
+            <w:hyperlink r:id="rId14">
               <w:r>
                 <w:rPr>
                   <w:rStyle w:val="Hyperlink"/>
@@ -3846,7 +3897,7 @@
             <w:r>
               <w:t xml:space="preserve"> </w:t>
             </w:r>
-            <w:hyperlink r:id="rId16">
+            <w:hyperlink r:id="rId17">
               <w:r>
                 <w:rPr>
                   <w:rStyle w:val="Hyperlink"/>
@@ -3914,7 +3965,7 @@
             <w:pPr>
               <w:pStyle w:val="Compact"/>
             </w:pPr>
-            <w:hyperlink r:id="rId16">
+            <w:hyperlink r:id="rId17">
               <w:r>
                 <w:rPr>
                   <w:rStyle w:val="Hyperlink"/>
@@ -3941,7 +3992,7 @@
             <w:r>
               <w:t xml:space="preserve"> </w:t>
             </w:r>
-            <w:hyperlink r:id="rId32">
+            <w:hyperlink r:id="rId33">
               <w:r>
                 <w:rPr>
                   <w:rStyle w:val="Hyperlink"/>
@@ -3998,7 +4049,7 @@
             <w:pPr>
               <w:pStyle w:val="Compact"/>
             </w:pPr>
-            <w:hyperlink r:id="rId33">
+            <w:hyperlink r:id="rId34">
               <w:r>
                 <w:rPr>
                   <w:rStyle w:val="Hyperlink"/>
@@ -4025,7 +4076,7 @@
             <w:r>
               <w:t xml:space="preserve"> </w:t>
             </w:r>
-            <w:hyperlink r:id="rId24">
+            <w:hyperlink r:id="rId25">
               <w:r>
                 <w:rPr>
                   <w:rStyle w:val="Hyperlink"/>
@@ -4064,7 +4115,7 @@
       <w:r>
         <w:t xml:space="preserve"> </w:t>
       </w:r>
-      <w:hyperlink r:id="rId34">
+      <w:hyperlink r:id="rId35">
         <w:r>
           <w:rPr>
             <w:rStyle w:val="Hyperlink"/>
@@ -4078,7 +4129,7 @@
       <w:r>
         <w:t xml:space="preserve"> </w:t>
       </w:r>
-      <w:hyperlink r:id="rId35">
+      <w:hyperlink r:id="rId36">
         <w:r>
           <w:rPr>
             <w:rStyle w:val="Hyperlink"/>
@@ -4095,7 +4146,7 @@
       <w:r>
         <w:t xml:space="preserve"> </w:t>
       </w:r>
-      <w:hyperlink r:id="rId36">
+      <w:hyperlink r:id="rId37">
         <w:r>
           <w:rPr>
             <w:rStyle w:val="Hyperlink"/>
@@ -4134,7 +4185,7 @@
       <w:r>
         <w:t xml:space="preserve"> </w:t>
       </w:r>
-      <w:hyperlink r:id="rId13">
+      <w:hyperlink r:id="rId14">
         <w:r>
           <w:rPr>
             <w:rStyle w:val="Hyperlink"/>
@@ -4168,7 +4219,7 @@
       <w:r>
         <w:t xml:space="preserve">floor is real produces ceremony over a hole (</w:t>
       </w:r>
-      <w:hyperlink r:id="rId15">
+      <w:hyperlink r:id="rId16">
         <w:r>
           <w:rPr>
             <w:rStyle w:val="Hyperlink"/>
@@ -4204,7 +4255,7 @@
       <w:r>
         <w:t xml:space="preserve">(</w:t>
       </w:r>
-      <w:hyperlink r:id="rId16">
+      <w:hyperlink r:id="rId17">
         <w:r>
           <w:rPr>
             <w:rStyle w:val="Hyperlink"/>
@@ -4249,7 +4300,7 @@
       <w:r>
         <w:t xml:space="preserve"> </w:t>
       </w:r>
-      <w:hyperlink r:id="rId37">
+      <w:hyperlink r:id="rId38">
         <w:r>
           <w:rPr>
             <w:rStyle w:val="Hyperlink"/>
@@ -4286,9 +4337,9 @@
         </w:pict>
       </w:r>
     </w:p>
-    <w:bookmarkEnd w:id="38"/>
     <w:bookmarkEnd w:id="39"/>
-    <w:bookmarkStart w:id="42" w:name="X390f9ae4a7fa0d1faf3a62d9fece86e5762888f"/>
+    <w:bookmarkEnd w:id="40"/>
+    <w:bookmarkStart w:id="43" w:name="X390f9ae4a7fa0d1faf3a62d9fece86e5762888f"/>
     <w:p>
       <w:pPr>
         <w:pStyle w:val="Heading2"/>
@@ -4341,7 +4392,7 @@
       <w:r>
         <w:t xml:space="preserve"> </w:t>
       </w:r>
-      <w:hyperlink r:id="rId15">
+      <w:hyperlink r:id="rId16">
         <w:r>
           <w:rPr>
             <w:rStyle w:val="Hyperlink"/>
@@ -4395,7 +4446,7 @@
       <w:r>
         <w:t xml:space="preserve">(</w:t>
       </w:r>
-      <w:hyperlink r:id="rId16">
+      <w:hyperlink r:id="rId17">
         <w:r>
           <w:rPr>
             <w:rStyle w:val="Hyperlink"/>
@@ -4431,7 +4482,7 @@
       <w:r>
         <w:t xml:space="preserve">letting it pass as covered (</w:t>
       </w:r>
-      <w:hyperlink r:id="rId16">
+      <w:hyperlink r:id="rId17">
         <w:r>
           <w:rPr>
             <w:rStyle w:val="Hyperlink"/>
@@ -4470,7 +4521,7 @@
         <w:t xml:space="preserve">).</w:t>
       </w:r>
     </w:p>
-    <w:bookmarkStart w:id="40" w:name="what-a-gate-has-to-do-to-count"/>
+    <w:bookmarkStart w:id="41" w:name="what-a-gate-has-to-do-to-count"/>
     <w:p>
       <w:pPr>
         <w:pStyle w:val="Heading3"/>
@@ -4509,7 +4560,7 @@
       <w:r>
         <w:t xml:space="preserve"> </w:t>
       </w:r>
-      <w:hyperlink r:id="rId16">
+      <w:hyperlink r:id="rId17">
         <w:r>
           <w:rPr>
             <w:rStyle w:val="Hyperlink"/>
@@ -4578,7 +4629,7 @@
       <w:r>
         <w:t xml:space="preserve"> </w:t>
       </w:r>
-      <w:hyperlink r:id="rId16">
+      <w:hyperlink r:id="rId17">
         <w:r>
           <w:rPr>
             <w:rStyle w:val="Hyperlink"/>
@@ -4638,7 +4689,7 @@
       <w:r>
         <w:t xml:space="preserve"> </w:t>
       </w:r>
-      <w:hyperlink r:id="rId15">
+      <w:hyperlink r:id="rId16">
         <w:r>
           <w:rPr>
             <w:rStyle w:val="Hyperlink"/>
@@ -4687,7 +4738,7 @@
       <w:r>
         <w:t xml:space="preserve"> </w:t>
       </w:r>
-      <w:hyperlink r:id="rId14">
+      <w:hyperlink r:id="rId15">
         <w:r>
           <w:rPr>
             <w:rStyle w:val="Hyperlink"/>
@@ -4753,7 +4804,7 @@
       <w:r>
         <w:t xml:space="preserve"> </w:t>
       </w:r>
-      <w:hyperlink r:id="rId24">
+      <w:hyperlink r:id="rId25">
         <w:r>
           <w:rPr>
             <w:rStyle w:val="Hyperlink"/>
@@ -4808,7 +4859,7 @@
       <w:r>
         <w:t xml:space="preserve"> </w:t>
       </w:r>
-      <w:hyperlink r:id="rId16">
+      <w:hyperlink r:id="rId17">
         <w:r>
           <w:rPr>
             <w:rStyle w:val="Hyperlink"/>
@@ -4825,7 +4876,7 @@
       <w:r>
         <w:t xml:space="preserve"> </w:t>
       </w:r>
-      <w:hyperlink r:id="rId25">
+      <w:hyperlink r:id="rId26">
         <w:r>
           <w:rPr>
             <w:rStyle w:val="Hyperlink"/>
@@ -4837,8 +4888,8 @@
         <w:t xml:space="preserve">; read them there.</w:t>
       </w:r>
     </w:p>
-    <w:bookmarkEnd w:id="40"/>
-    <w:bookmarkStart w:id="41" w:name="Xd2fe0cdeb6ba2ec693ed00a138bb7be868cd4b6"/>
+    <w:bookmarkEnd w:id="41"/>
+    <w:bookmarkStart w:id="42" w:name="Xd2fe0cdeb6ba2ec693ed00a138bb7be868cd4b6"/>
     <w:p>
       <w:pPr>
         <w:pStyle w:val="Heading3"/>
@@ -4929,7 +4980,7 @@
       <w:r>
         <w:t xml:space="preserve"> </w:t>
       </w:r>
-      <w:hyperlink r:id="rId27">
+      <w:hyperlink r:id="rId28">
         <w:r>
           <w:rPr>
             <w:rStyle w:val="Hyperlink"/>
@@ -4998,7 +5049,7 @@
       <w:r>
         <w:t xml:space="preserve"> </w:t>
       </w:r>
-      <w:hyperlink r:id="rId15">
+      <w:hyperlink r:id="rId16">
         <w:r>
           <w:rPr>
             <w:rStyle w:val="Hyperlink"/>
@@ -5067,7 +5118,7 @@
       <w:r>
         <w:t xml:space="preserve"> </w:t>
       </w:r>
-      <w:hyperlink r:id="rId13">
+      <w:hyperlink r:id="rId14">
         <w:r>
           <w:rPr>
             <w:rStyle w:val="Hyperlink"/>
@@ -5099,9 +5150,9 @@
         </w:pict>
       </w:r>
     </w:p>
-    <w:bookmarkEnd w:id="41"/>
     <w:bookmarkEnd w:id="42"/>
-    <w:bookmarkStart w:id="45" w:name="Xe4614ceaa2b6cffe4c720269493a19c88cac621"/>
+    <w:bookmarkEnd w:id="43"/>
+    <w:bookmarkStart w:id="46" w:name="Xe4614ceaa2b6cffe4c720269493a19c88cac621"/>
     <w:p>
       <w:pPr>
         <w:pStyle w:val="Heading2"/>
@@ -5157,7 +5208,7 @@
       <w:r>
         <w:t xml:space="preserve">(</w:t>
       </w:r>
-      <w:hyperlink r:id="rId43">
+      <w:hyperlink r:id="rId44">
         <w:r>
           <w:rPr>
             <w:rStyle w:val="Hyperlink"/>
@@ -5234,7 +5285,7 @@
       <w:r>
         <w:t xml:space="preserve"> </w:t>
       </w:r>
-      <w:hyperlink r:id="rId44">
+      <w:hyperlink r:id="rId45">
         <w:r>
           <w:rPr>
             <w:rStyle w:val="Hyperlink"/>
@@ -5287,7 +5338,7 @@
       <w:r>
         <w:t xml:space="preserve"> </w:t>
       </w:r>
-      <w:hyperlink r:id="rId20">
+      <w:hyperlink r:id="rId21">
         <w:r>
           <w:rPr>
             <w:rStyle w:val="Hyperlink"/>
@@ -5338,7 +5389,7 @@
       <w:r>
         <w:t xml:space="preserve"> </w:t>
       </w:r>
-      <w:hyperlink r:id="rId24">
+      <w:hyperlink r:id="rId25">
         <w:r>
           <w:rPr>
             <w:rStyle w:val="Hyperlink"/>
@@ -5368,7 +5419,7 @@
       <w:r>
         <w:t xml:space="preserve"> </w:t>
       </w:r>
-      <w:hyperlink r:id="rId13">
+      <w:hyperlink r:id="rId14">
         <w:r>
           <w:rPr>
             <w:rStyle w:val="Hyperlink"/>
@@ -5432,7 +5483,7 @@
       <w:r>
         <w:t xml:space="preserve">the whole of it (</w:t>
       </w:r>
-      <w:hyperlink r:id="rId13">
+      <w:hyperlink r:id="rId14">
         <w:r>
           <w:rPr>
             <w:rStyle w:val="Hyperlink"/>
@@ -5515,8 +5566,8 @@
         </w:pict>
       </w:r>
     </w:p>
-    <w:bookmarkEnd w:id="45"/>
-    <w:bookmarkStart w:id="56" w:name="X34b4a2073f4d289cd88cde6649302afaddd1548"/>
+    <w:bookmarkEnd w:id="46"/>
+    <w:bookmarkStart w:id="57" w:name="X34b4a2073f4d289cd88cde6649302afaddd1548"/>
     <w:p>
       <w:pPr>
         <w:pStyle w:val="Heading2"/>
@@ -5541,7 +5592,7 @@
       <w:r>
         <w:t xml:space="preserve"> </w:t>
       </w:r>
-      <w:hyperlink r:id="rId14">
+      <w:hyperlink r:id="rId15">
         <w:r>
           <w:rPr>
             <w:rStyle w:val="Hyperlink"/>
@@ -5558,7 +5609,7 @@
       <w:r>
         <w:t xml:space="preserve"> </w:t>
       </w:r>
-      <w:hyperlink r:id="rId20">
+      <w:hyperlink r:id="rId21">
         <w:r>
           <w:rPr>
             <w:rStyle w:val="Hyperlink"/>
@@ -5585,7 +5636,7 @@
         <w:t xml:space="preserve">can never be automated.</w:t>
       </w:r>
     </w:p>
-    <w:bookmarkStart w:id="49" w:name="step-1----the-baseline"/>
+    <w:bookmarkStart w:id="50" w:name="step-1----the-baseline"/>
     <w:p>
       <w:pPr>
         <w:pStyle w:val="Heading3"/>
@@ -5685,7 +5736,7 @@
             <w:pPr>
               <w:pStyle w:val="Compact"/>
             </w:pPr>
-            <w:hyperlink r:id="rId46">
+            <w:hyperlink r:id="rId47">
               <w:r>
                 <w:rPr>
                   <w:rStyle w:val="Hyperlink"/>
@@ -5753,7 +5804,7 @@
             <w:pPr>
               <w:pStyle w:val="Compact"/>
             </w:pPr>
-            <w:hyperlink r:id="rId47">
+            <w:hyperlink r:id="rId48">
               <w:r>
                 <w:rPr>
                   <w:rStyle w:val="Hyperlink"/>
@@ -5821,7 +5872,7 @@
             <w:pPr>
               <w:pStyle w:val="Compact"/>
             </w:pPr>
-            <w:hyperlink r:id="rId48">
+            <w:hyperlink r:id="rId49">
               <w:r>
                 <w:rPr>
                   <w:rStyle w:val="Hyperlink"/>
@@ -5889,7 +5940,7 @@
             <w:pPr>
               <w:pStyle w:val="Compact"/>
             </w:pPr>
-            <w:hyperlink r:id="rId32">
+            <w:hyperlink r:id="rId33">
               <w:r>
                 <w:rPr>
                   <w:rStyle w:val="Hyperlink"/>
@@ -5966,8 +6017,8 @@
         <w:t xml:space="preserve">last row stays unverified, which is not a pass.</w:t>
       </w:r>
     </w:p>
-    <w:bookmarkEnd w:id="49"/>
-    <w:bookmarkStart w:id="50" w:name="step-2----tailor"/>
+    <w:bookmarkEnd w:id="50"/>
+    <w:bookmarkStart w:id="51" w:name="step-2----tailor"/>
     <w:p>
       <w:pPr>
         <w:pStyle w:val="Heading3"/>
@@ -6157,8 +6208,8 @@
         <w:t xml:space="preserve">list is a deviation and needs all four fields.</w:t>
       </w:r>
     </w:p>
-    <w:bookmarkEnd w:id="50"/>
-    <w:bookmarkStart w:id="51" w:name="step-3----prioritize"/>
+    <w:bookmarkEnd w:id="51"/>
+    <w:bookmarkStart w:id="52" w:name="step-3----prioritize"/>
     <w:p>
       <w:pPr>
         <w:pStyle w:val="Heading3"/>
@@ -6275,8 +6326,8 @@
         <w:t xml:space="preserve">things here -- which manifest to fix first, and whether the lock work happens this week or next.</w:t>
       </w:r>
     </w:p>
-    <w:bookmarkEnd w:id="51"/>
-    <w:bookmarkStart w:id="54" w:name="step-4----automate"/>
+    <w:bookmarkEnd w:id="52"/>
+    <w:bookmarkStart w:id="55" w:name="step-4----automate"/>
     <w:p>
       <w:pPr>
         <w:pStyle w:val="Heading3"/>
@@ -6312,7 +6363,7 @@
       <w:r>
         <w:t xml:space="preserve"> </w:t>
       </w:r>
-      <w:hyperlink r:id="rId46">
+      <w:hyperlink r:id="rId47">
         <w:r>
           <w:rPr>
             <w:rStyle w:val="Hyperlink"/>
@@ -6356,7 +6407,7 @@
       <w:r>
         <w:t xml:space="preserve"> </w:t>
       </w:r>
-      <w:hyperlink r:id="rId52">
+      <w:hyperlink r:id="rId53">
         <w:r>
           <w:rPr>
             <w:rStyle w:val="Hyperlink"/>
@@ -6400,7 +6451,7 @@
       <w:r>
         <w:t xml:space="preserve"> </w:t>
       </w:r>
-      <w:hyperlink r:id="rId16">
+      <w:hyperlink r:id="rId17">
         <w:r>
           <w:rPr>
             <w:rStyle w:val="Hyperlink"/>
@@ -6469,7 +6520,7 @@
       <w:r>
         <w:t xml:space="preserve"> </w:t>
       </w:r>
-      <w:hyperlink r:id="rId16">
+      <w:hyperlink r:id="rId17">
         <w:r>
           <w:rPr>
             <w:rStyle w:val="Hyperlink"/>
@@ -6543,7 +6594,7 @@
       <w:r>
         <w:t xml:space="preserve">(</w:t>
       </w:r>
-      <w:hyperlink r:id="rId53">
+      <w:hyperlink r:id="rId54">
         <w:r>
           <w:rPr>
             <w:rStyle w:val="Hyperlink"/>
@@ -6569,8 +6620,8 @@
         <w:t xml:space="preserve">file.</w:t>
       </w:r>
     </w:p>
-    <w:bookmarkEnd w:id="54"/>
-    <w:bookmarkStart w:id="55" w:name="step-5----wire-it-in"/>
+    <w:bookmarkEnd w:id="55"/>
+    <w:bookmarkStart w:id="56" w:name="step-5----wire-it-in"/>
     <w:p>
       <w:pPr>
         <w:pStyle w:val="Heading3"/>
@@ -6825,9 +6876,9 @@
         </w:pict>
       </w:r>
     </w:p>
-    <w:bookmarkEnd w:id="55"/>
     <w:bookmarkEnd w:id="56"/>
-    <w:bookmarkStart w:id="176" w:name="the-worksheet"/>
+    <w:bookmarkEnd w:id="57"/>
+    <w:bookmarkStart w:id="177" w:name="the-worksheet"/>
     <w:p>
       <w:pPr>
         <w:pStyle w:val="Heading2"/>
@@ -6862,7 +6913,7 @@
         <w:t xml:space="preserve">set, and your own setting will add rows.</w:t>
       </w:r>
     </w:p>
-    <w:bookmarkStart w:id="57" w:name="how-to-read-the-columns"/>
+    <w:bookmarkStart w:id="58" w:name="how-to-read-the-columns"/>
     <w:p>
       <w:pPr>
         <w:pStyle w:val="Heading3"/>
@@ -7219,8 +7270,8 @@
         </w:tc>
       </w:tr>
     </w:tbl>
-    <w:bookmarkEnd w:id="57"/>
-    <w:bookmarkStart w:id="82" w:name="ai-assisted-development"/>
+    <w:bookmarkEnd w:id="58"/>
+    <w:bookmarkStart w:id="83" w:name="ai-assisted-development"/>
     <w:p>
       <w:pPr>
         <w:pStyle w:val="Heading3"/>
@@ -7239,7 +7290,7 @@
       <w:r>
         <w:t xml:space="preserve"> </w:t>
       </w:r>
-      <w:hyperlink r:id="rId15">
+      <w:hyperlink r:id="rId16">
         <w:r>
           <w:rPr>
             <w:rStyle w:val="Hyperlink"/>
@@ -7342,7 +7393,7 @@
             <w:pPr>
               <w:pStyle w:val="Compact"/>
             </w:pPr>
-            <w:hyperlink r:id="rId58">
+            <w:hyperlink r:id="rId59">
               <w:r>
                 <w:rPr>
                   <w:rStyle w:val="Hyperlink"/>
@@ -7406,7 +7457,7 @@
             <w:pPr>
               <w:pStyle w:val="Compact"/>
             </w:pPr>
-            <w:hyperlink r:id="rId59">
+            <w:hyperlink r:id="rId60">
               <w:r>
                 <w:rPr>
                   <w:rStyle w:val="Hyperlink"/>
@@ -7470,7 +7521,7 @@
             <w:pPr>
               <w:pStyle w:val="Compact"/>
             </w:pPr>
-            <w:hyperlink r:id="rId60">
+            <w:hyperlink r:id="rId61">
               <w:r>
                 <w:rPr>
                   <w:rStyle w:val="Hyperlink"/>
@@ -7534,7 +7585,7 @@
             <w:pPr>
               <w:pStyle w:val="Compact"/>
             </w:pPr>
-            <w:hyperlink r:id="rId61">
+            <w:hyperlink r:id="rId62">
               <w:r>
                 <w:rPr>
                   <w:rStyle w:val="Hyperlink"/>
@@ -7598,7 +7649,7 @@
             <w:pPr>
               <w:pStyle w:val="Compact"/>
             </w:pPr>
-            <w:hyperlink r:id="rId61">
+            <w:hyperlink r:id="rId62">
               <w:r>
                 <w:rPr>
                   <w:rStyle w:val="Hyperlink"/>
@@ -7662,7 +7713,7 @@
             <w:pPr>
               <w:pStyle w:val="Compact"/>
             </w:pPr>
-            <w:hyperlink r:id="rId61">
+            <w:hyperlink r:id="rId62">
               <w:r>
                 <w:rPr>
                   <w:rStyle w:val="Hyperlink"/>
@@ -7726,7 +7777,7 @@
             <w:pPr>
               <w:pStyle w:val="Compact"/>
             </w:pPr>
-            <w:hyperlink r:id="rId61">
+            <w:hyperlink r:id="rId62">
               <w:r>
                 <w:rPr>
                   <w:rStyle w:val="Hyperlink"/>
@@ -7790,7 +7841,7 @@
             <w:pPr>
               <w:pStyle w:val="Compact"/>
             </w:pPr>
-            <w:hyperlink r:id="rId61">
+            <w:hyperlink r:id="rId62">
               <w:r>
                 <w:rPr>
                   <w:rStyle w:val="Hyperlink"/>
@@ -7854,7 +7905,7 @@
             <w:pPr>
               <w:pStyle w:val="Compact"/>
             </w:pPr>
-            <w:hyperlink r:id="rId62">
+            <w:hyperlink r:id="rId63">
               <w:r>
                 <w:rPr>
                   <w:rStyle w:val="Hyperlink"/>
@@ -7918,7 +7969,7 @@
             <w:pPr>
               <w:pStyle w:val="Compact"/>
             </w:pPr>
-            <w:hyperlink r:id="rId63">
+            <w:hyperlink r:id="rId64">
               <w:r>
                 <w:rPr>
                   <w:rStyle w:val="Hyperlink"/>
@@ -7982,7 +8033,7 @@
             <w:pPr>
               <w:pStyle w:val="Compact"/>
             </w:pPr>
-            <w:hyperlink r:id="rId64">
+            <w:hyperlink r:id="rId65">
               <w:r>
                 <w:rPr>
                   <w:rStyle w:val="Hyperlink"/>
@@ -8046,7 +8097,7 @@
             <w:pPr>
               <w:pStyle w:val="Compact"/>
             </w:pPr>
-            <w:hyperlink r:id="rId65">
+            <w:hyperlink r:id="rId66">
               <w:r>
                 <w:rPr>
                   <w:rStyle w:val="Hyperlink"/>
@@ -8110,7 +8161,7 @@
             <w:pPr>
               <w:pStyle w:val="Compact"/>
             </w:pPr>
-            <w:hyperlink r:id="rId65">
+            <w:hyperlink r:id="rId66">
               <w:r>
                 <w:rPr>
                   <w:rStyle w:val="Hyperlink"/>
@@ -8174,7 +8225,7 @@
             <w:pPr>
               <w:pStyle w:val="Compact"/>
             </w:pPr>
-            <w:hyperlink r:id="rId66">
+            <w:hyperlink r:id="rId67">
               <w:r>
                 <w:rPr>
                   <w:rStyle w:val="Hyperlink"/>
@@ -8238,7 +8289,7 @@
             <w:pPr>
               <w:pStyle w:val="Compact"/>
             </w:pPr>
-            <w:hyperlink r:id="rId67">
+            <w:hyperlink r:id="rId68">
               <w:r>
                 <w:rPr>
                   <w:rStyle w:val="Hyperlink"/>
@@ -8302,7 +8353,7 @@
             <w:pPr>
               <w:pStyle w:val="Compact"/>
             </w:pPr>
-            <w:hyperlink r:id="rId68">
+            <w:hyperlink r:id="rId69">
               <w:r>
                 <w:rPr>
                   <w:rStyle w:val="Hyperlink"/>
@@ -8366,7 +8417,7 @@
             <w:pPr>
               <w:pStyle w:val="Compact"/>
             </w:pPr>
-            <w:hyperlink r:id="rId69">
+            <w:hyperlink r:id="rId70">
               <w:r>
                 <w:rPr>
                   <w:rStyle w:val="Hyperlink"/>
@@ -8382,7 +8433,7 @@
             <w:r>
               <w:t xml:space="preserve"> </w:t>
             </w:r>
-            <w:hyperlink r:id="rId70">
+            <w:hyperlink r:id="rId71">
               <w:r>
                 <w:rPr>
                   <w:rStyle w:val="Hyperlink"/>
@@ -8398,7 +8449,7 @@
             <w:r>
               <w:t xml:space="preserve"> </w:t>
             </w:r>
-            <w:hyperlink r:id="rId71">
+            <w:hyperlink r:id="rId72">
               <w:r>
                 <w:rPr>
                   <w:rStyle w:val="Hyperlink"/>
@@ -8462,7 +8513,7 @@
             <w:pPr>
               <w:pStyle w:val="Compact"/>
             </w:pPr>
-            <w:hyperlink r:id="rId72">
+            <w:hyperlink r:id="rId73">
               <w:r>
                 <w:rPr>
                   <w:rStyle w:val="Hyperlink"/>
@@ -8526,7 +8577,7 @@
             <w:pPr>
               <w:pStyle w:val="Compact"/>
             </w:pPr>
-            <w:hyperlink r:id="rId73">
+            <w:hyperlink r:id="rId74">
               <w:r>
                 <w:rPr>
                   <w:rStyle w:val="Hyperlink"/>
@@ -8590,7 +8641,7 @@
             <w:pPr>
               <w:pStyle w:val="Compact"/>
             </w:pPr>
-            <w:hyperlink r:id="rId74">
+            <w:hyperlink r:id="rId75">
               <w:r>
                 <w:rPr>
                   <w:rStyle w:val="Hyperlink"/>
@@ -8654,7 +8705,7 @@
             <w:pPr>
               <w:pStyle w:val="Compact"/>
             </w:pPr>
-            <w:hyperlink r:id="rId75">
+            <w:hyperlink r:id="rId76">
               <w:r>
                 <w:rPr>
                   <w:rStyle w:val="Hyperlink"/>
@@ -8718,7 +8769,7 @@
             <w:pPr>
               <w:pStyle w:val="Compact"/>
             </w:pPr>
-            <w:hyperlink r:id="rId76">
+            <w:hyperlink r:id="rId77">
               <w:r>
                 <w:rPr>
                   <w:rStyle w:val="Hyperlink"/>
@@ -8782,7 +8833,7 @@
             <w:pPr>
               <w:pStyle w:val="Compact"/>
             </w:pPr>
-            <w:hyperlink r:id="rId77">
+            <w:hyperlink r:id="rId78">
               <w:r>
                 <w:rPr>
                   <w:rStyle w:val="Hyperlink"/>
@@ -8846,7 +8897,7 @@
             <w:pPr>
               <w:pStyle w:val="Compact"/>
             </w:pPr>
-            <w:hyperlink r:id="rId78">
+            <w:hyperlink r:id="rId79">
               <w:r>
                 <w:rPr>
                   <w:rStyle w:val="Hyperlink"/>
@@ -8862,7 +8913,7 @@
             <w:r>
               <w:t xml:space="preserve"> </w:t>
             </w:r>
-            <w:hyperlink r:id="rId79">
+            <w:hyperlink r:id="rId80">
               <w:r>
                 <w:rPr>
                   <w:rStyle w:val="Hyperlink"/>
@@ -8926,7 +8977,7 @@
             <w:pPr>
               <w:pStyle w:val="Compact"/>
             </w:pPr>
-            <w:hyperlink r:id="rId80">
+            <w:hyperlink r:id="rId81">
               <w:r>
                 <w:rPr>
                   <w:rStyle w:val="Hyperlink"/>
@@ -8990,7 +9041,7 @@
             <w:pPr>
               <w:pStyle w:val="Compact"/>
             </w:pPr>
-            <w:hyperlink r:id="rId81">
+            <w:hyperlink r:id="rId82">
               <w:r>
                 <w:rPr>
                   <w:rStyle w:val="Hyperlink"/>
@@ -9037,8 +9088,8 @@
         </w:tc>
       </w:tr>
     </w:tbl>
-    <w:bookmarkEnd w:id="82"/>
-    <w:bookmarkStart w:id="88" w:name="human-review-of-code"/>
+    <w:bookmarkEnd w:id="83"/>
+    <w:bookmarkStart w:id="89" w:name="human-review-of-code"/>
     <w:p>
       <w:pPr>
         <w:pStyle w:val="Heading3"/>
@@ -9057,7 +9108,7 @@
       <w:r>
         <w:t xml:space="preserve"> </w:t>
       </w:r>
-      <w:hyperlink r:id="rId27">
+      <w:hyperlink r:id="rId28">
         <w:r>
           <w:rPr>
             <w:rStyle w:val="Hyperlink"/>
@@ -9160,7 +9211,7 @@
             <w:pPr>
               <w:pStyle w:val="Compact"/>
             </w:pPr>
-            <w:hyperlink r:id="rId83">
+            <w:hyperlink r:id="rId84">
               <w:r>
                 <w:rPr>
                   <w:rStyle w:val="Hyperlink"/>
@@ -9224,7 +9275,7 @@
             <w:pPr>
               <w:pStyle w:val="Compact"/>
             </w:pPr>
-            <w:hyperlink r:id="rId83">
+            <w:hyperlink r:id="rId84">
               <w:r>
                 <w:rPr>
                   <w:rStyle w:val="Hyperlink"/>
@@ -9288,7 +9339,7 @@
             <w:pPr>
               <w:pStyle w:val="Compact"/>
             </w:pPr>
-            <w:hyperlink r:id="rId84">
+            <w:hyperlink r:id="rId85">
               <w:r>
                 <w:rPr>
                   <w:rStyle w:val="Hyperlink"/>
@@ -9352,7 +9403,7 @@
             <w:pPr>
               <w:pStyle w:val="Compact"/>
             </w:pPr>
-            <w:hyperlink r:id="rId85">
+            <w:hyperlink r:id="rId86">
               <w:r>
                 <w:rPr>
                   <w:rStyle w:val="Hyperlink"/>
@@ -9416,7 +9467,7 @@
             <w:pPr>
               <w:pStyle w:val="Compact"/>
             </w:pPr>
-            <w:hyperlink r:id="rId86">
+            <w:hyperlink r:id="rId87">
               <w:r>
                 <w:rPr>
                   <w:rStyle w:val="Hyperlink"/>
@@ -9480,7 +9531,7 @@
             <w:pPr>
               <w:pStyle w:val="Compact"/>
             </w:pPr>
-            <w:hyperlink r:id="rId87">
+            <w:hyperlink r:id="rId88">
               <w:r>
                 <w:rPr>
                   <w:rStyle w:val="Hyperlink"/>
@@ -9527,8 +9578,8 @@
         </w:tc>
       </w:tr>
     </w:tbl>
-    <w:bookmarkEnd w:id="88"/>
-    <w:bookmarkStart w:id="107" w:name="code-quality"/>
+    <w:bookmarkEnd w:id="89"/>
+    <w:bookmarkStart w:id="108" w:name="code-quality"/>
     <w:p>
       <w:pPr>
         <w:pStyle w:val="Heading3"/>
@@ -9547,7 +9598,7 @@
       <w:r>
         <w:t xml:space="preserve"> </w:t>
       </w:r>
-      <w:hyperlink r:id="rId24">
+      <w:hyperlink r:id="rId25">
         <w:r>
           <w:rPr>
             <w:rStyle w:val="Hyperlink"/>
@@ -9650,7 +9701,7 @@
             <w:pPr>
               <w:pStyle w:val="Compact"/>
             </w:pPr>
-            <w:hyperlink r:id="rId24">
+            <w:hyperlink r:id="rId25">
               <w:r>
                 <w:rPr>
                   <w:rStyle w:val="Hyperlink"/>
@@ -9725,7 +9776,7 @@
             <w:pPr>
               <w:pStyle w:val="Compact"/>
             </w:pPr>
-            <w:hyperlink r:id="rId24">
+            <w:hyperlink r:id="rId25">
               <w:r>
                 <w:rPr>
                   <w:rStyle w:val="Hyperlink"/>
@@ -9800,7 +9851,7 @@
             <w:pPr>
               <w:pStyle w:val="Compact"/>
             </w:pPr>
-            <w:hyperlink r:id="rId24">
+            <w:hyperlink r:id="rId25">
               <w:r>
                 <w:rPr>
                   <w:rStyle w:val="Hyperlink"/>
@@ -9875,7 +9926,7 @@
             <w:pPr>
               <w:pStyle w:val="Compact"/>
             </w:pPr>
-            <w:hyperlink r:id="rId24">
+            <w:hyperlink r:id="rId25">
               <w:r>
                 <w:rPr>
                   <w:rStyle w:val="Hyperlink"/>
@@ -9950,7 +10001,7 @@
             <w:pPr>
               <w:pStyle w:val="Compact"/>
             </w:pPr>
-            <w:hyperlink r:id="rId24">
+            <w:hyperlink r:id="rId25">
               <w:r>
                 <w:rPr>
                   <w:rStyle w:val="Hyperlink"/>
@@ -10025,7 +10076,7 @@
             <w:pPr>
               <w:pStyle w:val="Compact"/>
             </w:pPr>
-            <w:hyperlink r:id="rId24">
+            <w:hyperlink r:id="rId25">
               <w:r>
                 <w:rPr>
                   <w:rStyle w:val="Hyperlink"/>
@@ -10100,7 +10151,7 @@
             <w:pPr>
               <w:pStyle w:val="Compact"/>
             </w:pPr>
-            <w:hyperlink r:id="rId24">
+            <w:hyperlink r:id="rId25">
               <w:r>
                 <w:rPr>
                   <w:rStyle w:val="Hyperlink"/>
@@ -10175,7 +10226,7 @@
             <w:pPr>
               <w:pStyle w:val="Compact"/>
             </w:pPr>
-            <w:hyperlink r:id="rId24">
+            <w:hyperlink r:id="rId25">
               <w:r>
                 <w:rPr>
                   <w:rStyle w:val="Hyperlink"/>
@@ -10250,7 +10301,7 @@
             <w:pPr>
               <w:pStyle w:val="Compact"/>
             </w:pPr>
-            <w:hyperlink r:id="rId24">
+            <w:hyperlink r:id="rId25">
               <w:r>
                 <w:rPr>
                   <w:rStyle w:val="Hyperlink"/>
@@ -10277,7 +10328,7 @@
             <w:r>
               <w:t xml:space="preserve"> </w:t>
             </w:r>
-            <w:hyperlink r:id="rId89">
+            <w:hyperlink r:id="rId90">
               <w:r>
                 <w:rPr>
                   <w:rStyle w:val="Hyperlink"/>
@@ -10341,7 +10392,7 @@
             <w:pPr>
               <w:pStyle w:val="Compact"/>
             </w:pPr>
-            <w:hyperlink r:id="rId24">
+            <w:hyperlink r:id="rId25">
               <w:r>
                 <w:rPr>
                   <w:rStyle w:val="Hyperlink"/>
@@ -10368,7 +10419,7 @@
             <w:r>
               <w:t xml:space="preserve"> </w:t>
             </w:r>
-            <w:hyperlink r:id="rId90">
+            <w:hyperlink r:id="rId91">
               <w:r>
                 <w:rPr>
                   <w:rStyle w:val="Hyperlink"/>
@@ -10432,7 +10483,7 @@
             <w:pPr>
               <w:pStyle w:val="Compact"/>
             </w:pPr>
-            <w:hyperlink r:id="rId24">
+            <w:hyperlink r:id="rId25">
               <w:r>
                 <w:rPr>
                   <w:rStyle w:val="Hyperlink"/>
@@ -10507,7 +10558,7 @@
             <w:pPr>
               <w:pStyle w:val="Compact"/>
             </w:pPr>
-            <w:hyperlink r:id="rId91">
+            <w:hyperlink r:id="rId92">
               <w:r>
                 <w:rPr>
                   <w:rStyle w:val="Hyperlink"/>
@@ -10571,7 +10622,7 @@
             <w:pPr>
               <w:pStyle w:val="Compact"/>
             </w:pPr>
-            <w:hyperlink r:id="rId92">
+            <w:hyperlink r:id="rId93">
               <w:r>
                 <w:rPr>
                   <w:rStyle w:val="Hyperlink"/>
@@ -10635,7 +10686,7 @@
             <w:pPr>
               <w:pStyle w:val="Compact"/>
             </w:pPr>
-            <w:hyperlink r:id="rId93">
+            <w:hyperlink r:id="rId94">
               <w:r>
                 <w:rPr>
                   <w:rStyle w:val="Hyperlink"/>
@@ -10699,7 +10750,7 @@
             <w:pPr>
               <w:pStyle w:val="Compact"/>
             </w:pPr>
-            <w:hyperlink r:id="rId94">
+            <w:hyperlink r:id="rId95">
               <w:r>
                 <w:rPr>
                   <w:rStyle w:val="Hyperlink"/>
@@ -10763,7 +10814,7 @@
             <w:pPr>
               <w:pStyle w:val="Compact"/>
             </w:pPr>
-            <w:hyperlink r:id="rId95">
+            <w:hyperlink r:id="rId96">
               <w:r>
                 <w:rPr>
                   <w:rStyle w:val="Hyperlink"/>
@@ -10827,7 +10878,7 @@
             <w:pPr>
               <w:pStyle w:val="Compact"/>
             </w:pPr>
-            <w:hyperlink r:id="rId96">
+            <w:hyperlink r:id="rId97">
               <w:r>
                 <w:rPr>
                   <w:rStyle w:val="Hyperlink"/>
@@ -10891,7 +10942,7 @@
             <w:pPr>
               <w:pStyle w:val="Compact"/>
             </w:pPr>
-            <w:hyperlink r:id="rId97">
+            <w:hyperlink r:id="rId98">
               <w:r>
                 <w:rPr>
                   <w:rStyle w:val="Hyperlink"/>
@@ -10955,7 +11006,7 @@
             <w:pPr>
               <w:pStyle w:val="Compact"/>
             </w:pPr>
-            <w:hyperlink r:id="rId98">
+            <w:hyperlink r:id="rId99">
               <w:r>
                 <w:rPr>
                   <w:rStyle w:val="Hyperlink"/>
@@ -10971,7 +11022,7 @@
             <w:r>
               <w:t xml:space="preserve"> </w:t>
             </w:r>
-            <w:hyperlink r:id="rId99">
+            <w:hyperlink r:id="rId100">
               <w:r>
                 <w:rPr>
                   <w:rStyle w:val="Hyperlink"/>
@@ -11035,7 +11086,7 @@
             <w:pPr>
               <w:pStyle w:val="Compact"/>
             </w:pPr>
-            <w:hyperlink r:id="rId100">
+            <w:hyperlink r:id="rId101">
               <w:r>
                 <w:rPr>
                   <w:rStyle w:val="Hyperlink"/>
@@ -11099,7 +11150,7 @@
             <w:pPr>
               <w:pStyle w:val="Compact"/>
             </w:pPr>
-            <w:hyperlink r:id="rId101">
+            <w:hyperlink r:id="rId102">
               <w:r>
                 <w:rPr>
                   <w:rStyle w:val="Hyperlink"/>
@@ -11163,7 +11214,7 @@
             <w:pPr>
               <w:pStyle w:val="Compact"/>
             </w:pPr>
-            <w:hyperlink r:id="rId102">
+            <w:hyperlink r:id="rId103">
               <w:r>
                 <w:rPr>
                   <w:rStyle w:val="Hyperlink"/>
@@ -11227,7 +11278,7 @@
             <w:pPr>
               <w:pStyle w:val="Compact"/>
             </w:pPr>
-            <w:hyperlink r:id="rId103">
+            <w:hyperlink r:id="rId104">
               <w:r>
                 <w:rPr>
                   <w:rStyle w:val="Hyperlink"/>
@@ -11291,7 +11342,7 @@
             <w:pPr>
               <w:pStyle w:val="Compact"/>
             </w:pPr>
-            <w:hyperlink r:id="rId104">
+            <w:hyperlink r:id="rId105">
               <w:r>
                 <w:rPr>
                   <w:rStyle w:val="Hyperlink"/>
@@ -11355,7 +11406,7 @@
             <w:pPr>
               <w:pStyle w:val="Compact"/>
             </w:pPr>
-            <w:hyperlink r:id="rId105">
+            <w:hyperlink r:id="rId106">
               <w:r>
                 <w:rPr>
                   <w:rStyle w:val="Hyperlink"/>
@@ -11419,7 +11470,7 @@
             <w:pPr>
               <w:pStyle w:val="Compact"/>
             </w:pPr>
-            <w:hyperlink r:id="rId106">
+            <w:hyperlink r:id="rId107">
               <w:r>
                 <w:rPr>
                   <w:rStyle w:val="Hyperlink"/>
@@ -11466,8 +11517,8 @@
         </w:tc>
       </w:tr>
     </w:tbl>
-    <w:bookmarkEnd w:id="107"/>
-    <w:bookmarkStart w:id="125" w:name="dependency-integrity"/>
+    <w:bookmarkEnd w:id="108"/>
+    <w:bookmarkStart w:id="126" w:name="dependency-integrity"/>
     <w:p>
       <w:pPr>
         <w:pStyle w:val="Heading3"/>
@@ -11486,7 +11537,7 @@
       <w:r>
         <w:t xml:space="preserve"> </w:t>
       </w:r>
-      <w:hyperlink r:id="rId14">
+      <w:hyperlink r:id="rId15">
         <w:r>
           <w:rPr>
             <w:rStyle w:val="Hyperlink"/>
@@ -11595,7 +11646,7 @@
             <w:pPr>
               <w:pStyle w:val="Compact"/>
             </w:pPr>
-            <w:hyperlink r:id="rId108">
+            <w:hyperlink r:id="rId109">
               <w:r>
                 <w:rPr>
                   <w:rStyle w:val="Hyperlink"/>
@@ -11659,7 +11710,7 @@
             <w:pPr>
               <w:pStyle w:val="Compact"/>
             </w:pPr>
-            <w:hyperlink r:id="rId108">
+            <w:hyperlink r:id="rId109">
               <w:r>
                 <w:rPr>
                   <w:rStyle w:val="Hyperlink"/>
@@ -11784,7 +11835,7 @@
             <w:pPr>
               <w:pStyle w:val="Compact"/>
             </w:pPr>
-            <w:hyperlink r:id="rId53">
+            <w:hyperlink r:id="rId54">
               <w:r>
                 <w:rPr>
                   <w:rStyle w:val="Hyperlink"/>
@@ -11848,7 +11899,7 @@
             <w:pPr>
               <w:pStyle w:val="Compact"/>
             </w:pPr>
-            <w:hyperlink r:id="rId109">
+            <w:hyperlink r:id="rId110">
               <w:r>
                 <w:rPr>
                   <w:rStyle w:val="Hyperlink"/>
@@ -11912,7 +11963,7 @@
             <w:pPr>
               <w:pStyle w:val="Compact"/>
             </w:pPr>
-            <w:hyperlink r:id="rId110">
+            <w:hyperlink r:id="rId111">
               <w:r>
                 <w:rPr>
                   <w:rStyle w:val="Hyperlink"/>
@@ -11976,7 +12027,7 @@
             <w:pPr>
               <w:pStyle w:val="Compact"/>
             </w:pPr>
-            <w:hyperlink r:id="rId46">
+            <w:hyperlink r:id="rId47">
               <w:r>
                 <w:rPr>
                   <w:rStyle w:val="Hyperlink"/>
@@ -12040,7 +12091,7 @@
             <w:pPr>
               <w:pStyle w:val="Compact"/>
             </w:pPr>
-            <w:hyperlink r:id="rId46">
+            <w:hyperlink r:id="rId47">
               <w:r>
                 <w:rPr>
                   <w:rStyle w:val="Hyperlink"/>
@@ -12104,7 +12155,7 @@
             <w:pPr>
               <w:pStyle w:val="Compact"/>
             </w:pPr>
-            <w:hyperlink r:id="rId47">
+            <w:hyperlink r:id="rId48">
               <w:r>
                 <w:rPr>
                   <w:rStyle w:val="Hyperlink"/>
@@ -12168,7 +12219,7 @@
             <w:pPr>
               <w:pStyle w:val="Compact"/>
             </w:pPr>
-            <w:hyperlink r:id="rId111">
+            <w:hyperlink r:id="rId112">
               <w:r>
                 <w:rPr>
                   <w:rStyle w:val="Hyperlink"/>
@@ -12232,7 +12283,7 @@
             <w:pPr>
               <w:pStyle w:val="Compact"/>
             </w:pPr>
-            <w:hyperlink r:id="rId112">
+            <w:hyperlink r:id="rId113">
               <w:r>
                 <w:rPr>
                   <w:rStyle w:val="Hyperlink"/>
@@ -12296,7 +12347,7 @@
             <w:pPr>
               <w:pStyle w:val="Compact"/>
             </w:pPr>
-            <w:hyperlink r:id="rId113">
+            <w:hyperlink r:id="rId114">
               <w:r>
                 <w:rPr>
                   <w:rStyle w:val="Hyperlink"/>
@@ -12360,7 +12411,7 @@
             <w:pPr>
               <w:pStyle w:val="Compact"/>
             </w:pPr>
-            <w:hyperlink r:id="rId114">
+            <w:hyperlink r:id="rId115">
               <w:r>
                 <w:rPr>
                   <w:rStyle w:val="Hyperlink"/>
@@ -12424,7 +12475,7 @@
             <w:pPr>
               <w:pStyle w:val="Compact"/>
             </w:pPr>
-            <w:hyperlink r:id="rId115">
+            <w:hyperlink r:id="rId116">
               <w:r>
                 <w:rPr>
                   <w:rStyle w:val="Hyperlink"/>
@@ -12488,7 +12539,7 @@
             <w:pPr>
               <w:pStyle w:val="Compact"/>
             </w:pPr>
-            <w:hyperlink r:id="rId116">
+            <w:hyperlink r:id="rId117">
               <w:r>
                 <w:rPr>
                   <w:rStyle w:val="Hyperlink"/>
@@ -12552,7 +12603,7 @@
             <w:pPr>
               <w:pStyle w:val="Compact"/>
             </w:pPr>
-            <w:hyperlink r:id="rId117">
+            <w:hyperlink r:id="rId118">
               <w:r>
                 <w:rPr>
                   <w:rStyle w:val="Hyperlink"/>
@@ -12616,7 +12667,7 @@
             <w:pPr>
               <w:pStyle w:val="Compact"/>
             </w:pPr>
-            <w:hyperlink r:id="rId118">
+            <w:hyperlink r:id="rId119">
               <w:r>
                 <w:rPr>
                   <w:rStyle w:val="Hyperlink"/>
@@ -12680,7 +12731,7 @@
             <w:pPr>
               <w:pStyle w:val="Compact"/>
             </w:pPr>
-            <w:hyperlink r:id="rId119">
+            <w:hyperlink r:id="rId120">
               <w:r>
                 <w:rPr>
                   <w:rStyle w:val="Hyperlink"/>
@@ -12744,7 +12795,7 @@
             <w:pPr>
               <w:pStyle w:val="Compact"/>
             </w:pPr>
-            <w:hyperlink r:id="rId120">
+            <w:hyperlink r:id="rId121">
               <w:r>
                 <w:rPr>
                   <w:rStyle w:val="Hyperlink"/>
@@ -12808,7 +12859,7 @@
             <w:pPr>
               <w:pStyle w:val="Compact"/>
             </w:pPr>
-            <w:hyperlink r:id="rId121">
+            <w:hyperlink r:id="rId122">
               <w:r>
                 <w:rPr>
                   <w:rStyle w:val="Hyperlink"/>
@@ -12872,7 +12923,7 @@
             <w:pPr>
               <w:pStyle w:val="Compact"/>
             </w:pPr>
-            <w:hyperlink r:id="rId52">
+            <w:hyperlink r:id="rId53">
               <w:r>
                 <w:rPr>
                   <w:rStyle w:val="Hyperlink"/>
@@ -12936,7 +12987,7 @@
             <w:pPr>
               <w:pStyle w:val="Compact"/>
             </w:pPr>
-            <w:hyperlink r:id="rId122">
+            <w:hyperlink r:id="rId123">
               <w:r>
                 <w:rPr>
                   <w:rStyle w:val="Hyperlink"/>
@@ -13000,7 +13051,7 @@
             <w:pPr>
               <w:pStyle w:val="Compact"/>
             </w:pPr>
-            <w:hyperlink r:id="rId123">
+            <w:hyperlink r:id="rId124">
               <w:r>
                 <w:rPr>
                   <w:rStyle w:val="Hyperlink"/>
@@ -13064,7 +13115,7 @@
             <w:pPr>
               <w:pStyle w:val="Compact"/>
             </w:pPr>
-            <w:hyperlink r:id="rId124">
+            <w:hyperlink r:id="rId125">
               <w:r>
                 <w:rPr>
                   <w:rStyle w:val="Hyperlink"/>
@@ -13111,8 +13162,8 @@
         </w:tc>
       </w:tr>
     </w:tbl>
-    <w:bookmarkEnd w:id="125"/>
-    <w:bookmarkStart w:id="157" w:name="secure-development"/>
+    <w:bookmarkEnd w:id="126"/>
+    <w:bookmarkStart w:id="158" w:name="secure-development"/>
     <w:p>
       <w:pPr>
         <w:pStyle w:val="Heading3"/>
@@ -13131,7 +13182,7 @@
       <w:r>
         <w:t xml:space="preserve"> </w:t>
       </w:r>
-      <w:hyperlink r:id="rId13">
+      <w:hyperlink r:id="rId14">
         <w:r>
           <w:rPr>
             <w:rStyle w:val="Hyperlink"/>
@@ -13246,7 +13297,7 @@
             <w:pPr>
               <w:pStyle w:val="Compact"/>
             </w:pPr>
-            <w:hyperlink r:id="rId126">
+            <w:hyperlink r:id="rId127">
               <w:r>
                 <w:rPr>
                   <w:rStyle w:val="Hyperlink"/>
@@ -13310,7 +13361,7 @@
             <w:pPr>
               <w:pStyle w:val="Compact"/>
             </w:pPr>
-            <w:hyperlink r:id="rId127">
+            <w:hyperlink r:id="rId128">
               <w:r>
                 <w:rPr>
                   <w:rStyle w:val="Hyperlink"/>
@@ -13374,7 +13425,7 @@
             <w:pPr>
               <w:pStyle w:val="Compact"/>
             </w:pPr>
-            <w:hyperlink r:id="rId128">
+            <w:hyperlink r:id="rId129">
               <w:r>
                 <w:rPr>
                   <w:rStyle w:val="Hyperlink"/>
@@ -13438,7 +13489,7 @@
             <w:pPr>
               <w:pStyle w:val="Compact"/>
             </w:pPr>
-            <w:hyperlink r:id="rId128">
+            <w:hyperlink r:id="rId129">
               <w:r>
                 <w:rPr>
                   <w:rStyle w:val="Hyperlink"/>
@@ -13502,7 +13553,7 @@
             <w:pPr>
               <w:pStyle w:val="Compact"/>
             </w:pPr>
-            <w:hyperlink r:id="rId129">
+            <w:hyperlink r:id="rId130">
               <w:r>
                 <w:rPr>
                   <w:rStyle w:val="Hyperlink"/>
@@ -13566,7 +13617,7 @@
             <w:pPr>
               <w:pStyle w:val="Compact"/>
             </w:pPr>
-            <w:hyperlink r:id="rId129">
+            <w:hyperlink r:id="rId130">
               <w:r>
                 <w:rPr>
                   <w:rStyle w:val="Hyperlink"/>
@@ -13630,7 +13681,7 @@
             <w:pPr>
               <w:pStyle w:val="Compact"/>
             </w:pPr>
-            <w:hyperlink r:id="rId129">
+            <w:hyperlink r:id="rId130">
               <w:r>
                 <w:rPr>
                   <w:rStyle w:val="Hyperlink"/>
@@ -13694,7 +13745,7 @@
             <w:pPr>
               <w:pStyle w:val="Compact"/>
             </w:pPr>
-            <w:hyperlink r:id="rId130">
+            <w:hyperlink r:id="rId131">
               <w:r>
                 <w:rPr>
                   <w:rStyle w:val="Hyperlink"/>
@@ -13758,7 +13809,7 @@
             <w:pPr>
               <w:pStyle w:val="Compact"/>
             </w:pPr>
-            <w:hyperlink r:id="rId131">
+            <w:hyperlink r:id="rId132">
               <w:r>
                 <w:rPr>
                   <w:rStyle w:val="Hyperlink"/>
@@ -13822,7 +13873,7 @@
             <w:pPr>
               <w:pStyle w:val="Compact"/>
             </w:pPr>
-            <w:hyperlink r:id="rId132">
+            <w:hyperlink r:id="rId133">
               <w:r>
                 <w:rPr>
                   <w:rStyle w:val="Hyperlink"/>
@@ -13886,7 +13937,7 @@
             <w:pPr>
               <w:pStyle w:val="Compact"/>
             </w:pPr>
-            <w:hyperlink r:id="rId133">
+            <w:hyperlink r:id="rId134">
               <w:r>
                 <w:rPr>
                   <w:rStyle w:val="Hyperlink"/>
@@ -13950,7 +14001,7 @@
             <w:pPr>
               <w:pStyle w:val="Compact"/>
             </w:pPr>
-            <w:hyperlink r:id="rId134">
+            <w:hyperlink r:id="rId135">
               <w:r>
                 <w:rPr>
                   <w:rStyle w:val="Hyperlink"/>
@@ -14014,7 +14065,7 @@
             <w:pPr>
               <w:pStyle w:val="Compact"/>
             </w:pPr>
-            <w:hyperlink r:id="rId135">
+            <w:hyperlink r:id="rId136">
               <w:r>
                 <w:rPr>
                   <w:rStyle w:val="Hyperlink"/>
@@ -14078,7 +14129,7 @@
             <w:pPr>
               <w:pStyle w:val="Compact"/>
             </w:pPr>
-            <w:hyperlink r:id="rId48">
+            <w:hyperlink r:id="rId49">
               <w:r>
                 <w:rPr>
                   <w:rStyle w:val="Hyperlink"/>
@@ -14142,7 +14193,7 @@
             <w:pPr>
               <w:pStyle w:val="Compact"/>
             </w:pPr>
-            <w:hyperlink r:id="rId136">
+            <w:hyperlink r:id="rId137">
               <w:r>
                 <w:rPr>
                   <w:rStyle w:val="Hyperlink"/>
@@ -14206,7 +14257,7 @@
             <w:pPr>
               <w:pStyle w:val="Compact"/>
             </w:pPr>
-            <w:hyperlink r:id="rId136">
+            <w:hyperlink r:id="rId137">
               <w:r>
                 <w:rPr>
                   <w:rStyle w:val="Hyperlink"/>
@@ -14270,7 +14321,7 @@
             <w:pPr>
               <w:pStyle w:val="Compact"/>
             </w:pPr>
-            <w:hyperlink r:id="rId37">
+            <w:hyperlink r:id="rId38">
               <w:r>
                 <w:rPr>
                   <w:rStyle w:val="Hyperlink"/>
@@ -14334,7 +14385,7 @@
             <w:pPr>
               <w:pStyle w:val="Compact"/>
             </w:pPr>
-            <w:hyperlink r:id="rId137">
+            <w:hyperlink r:id="rId138">
               <w:r>
                 <w:rPr>
                   <w:rStyle w:val="Hyperlink"/>
@@ -14398,7 +14449,7 @@
             <w:pPr>
               <w:pStyle w:val="Compact"/>
             </w:pPr>
-            <w:hyperlink r:id="rId138">
+            <w:hyperlink r:id="rId139">
               <w:r>
                 <w:rPr>
                   <w:rStyle w:val="Hyperlink"/>
@@ -14462,7 +14513,7 @@
             <w:pPr>
               <w:pStyle w:val="Compact"/>
             </w:pPr>
-            <w:hyperlink r:id="rId138">
+            <w:hyperlink r:id="rId139">
               <w:r>
                 <w:rPr>
                   <w:rStyle w:val="Hyperlink"/>
@@ -14526,7 +14577,7 @@
             <w:pPr>
               <w:pStyle w:val="Compact"/>
             </w:pPr>
-            <w:hyperlink r:id="rId139">
+            <w:hyperlink r:id="rId140">
               <w:r>
                 <w:rPr>
                   <w:rStyle w:val="Hyperlink"/>
@@ -14590,7 +14641,7 @@
             <w:pPr>
               <w:pStyle w:val="Compact"/>
             </w:pPr>
-            <w:hyperlink r:id="rId140">
+            <w:hyperlink r:id="rId141">
               <w:r>
                 <w:rPr>
                   <w:rStyle w:val="Hyperlink"/>
@@ -14654,7 +14705,7 @@
             <w:pPr>
               <w:pStyle w:val="Compact"/>
             </w:pPr>
-            <w:hyperlink r:id="rId141">
+            <w:hyperlink r:id="rId142">
               <w:r>
                 <w:rPr>
                   <w:rStyle w:val="Hyperlink"/>
@@ -14718,7 +14769,7 @@
             <w:pPr>
               <w:pStyle w:val="Compact"/>
             </w:pPr>
-            <w:hyperlink r:id="rId142">
+            <w:hyperlink r:id="rId143">
               <w:r>
                 <w:rPr>
                   <w:rStyle w:val="Hyperlink"/>
@@ -14782,7 +14833,7 @@
             <w:pPr>
               <w:pStyle w:val="Compact"/>
             </w:pPr>
-            <w:hyperlink r:id="rId143">
+            <w:hyperlink r:id="rId144">
               <w:r>
                 <w:rPr>
                   <w:rStyle w:val="Hyperlink"/>
@@ -14846,7 +14897,7 @@
             <w:pPr>
               <w:pStyle w:val="Compact"/>
             </w:pPr>
-            <w:hyperlink r:id="rId144">
+            <w:hyperlink r:id="rId145">
               <w:r>
                 <w:rPr>
                   <w:rStyle w:val="Hyperlink"/>
@@ -14910,7 +14961,7 @@
             <w:pPr>
               <w:pStyle w:val="Compact"/>
             </w:pPr>
-            <w:hyperlink r:id="rId145">
+            <w:hyperlink r:id="rId146">
               <w:r>
                 <w:rPr>
                   <w:rStyle w:val="Hyperlink"/>
@@ -14974,7 +15025,7 @@
             <w:pPr>
               <w:pStyle w:val="Compact"/>
             </w:pPr>
-            <w:hyperlink r:id="rId146">
+            <w:hyperlink r:id="rId147">
               <w:r>
                 <w:rPr>
                   <w:rStyle w:val="Hyperlink"/>
@@ -15038,7 +15089,7 @@
             <w:pPr>
               <w:pStyle w:val="Compact"/>
             </w:pPr>
-            <w:hyperlink r:id="rId147">
+            <w:hyperlink r:id="rId148">
               <w:r>
                 <w:rPr>
                   <w:rStyle w:val="Hyperlink"/>
@@ -15102,7 +15153,7 @@
             <w:pPr>
               <w:pStyle w:val="Compact"/>
             </w:pPr>
-            <w:hyperlink r:id="rId148">
+            <w:hyperlink r:id="rId149">
               <w:r>
                 <w:rPr>
                   <w:rStyle w:val="Hyperlink"/>
@@ -15166,7 +15217,7 @@
             <w:pPr>
               <w:pStyle w:val="Compact"/>
             </w:pPr>
-            <w:hyperlink r:id="rId149">
+            <w:hyperlink r:id="rId150">
               <w:r>
                 <w:rPr>
                   <w:rStyle w:val="Hyperlink"/>
@@ -15230,7 +15281,7 @@
             <w:pPr>
               <w:pStyle w:val="Compact"/>
             </w:pPr>
-            <w:hyperlink r:id="rId150">
+            <w:hyperlink r:id="rId151">
               <w:r>
                 <w:rPr>
                   <w:rStyle w:val="Hyperlink"/>
@@ -15294,7 +15345,7 @@
             <w:pPr>
               <w:pStyle w:val="Compact"/>
             </w:pPr>
-            <w:hyperlink r:id="rId150">
+            <w:hyperlink r:id="rId151">
               <w:r>
                 <w:rPr>
                   <w:rStyle w:val="Hyperlink"/>
@@ -15358,7 +15409,7 @@
             <w:pPr>
               <w:pStyle w:val="Compact"/>
             </w:pPr>
-            <w:hyperlink r:id="rId151">
+            <w:hyperlink r:id="rId152">
               <w:r>
                 <w:rPr>
                   <w:rStyle w:val="Hyperlink"/>
@@ -15422,7 +15473,7 @@
             <w:pPr>
               <w:pStyle w:val="Compact"/>
             </w:pPr>
-            <w:hyperlink r:id="rId151">
+            <w:hyperlink r:id="rId152">
               <w:r>
                 <w:rPr>
                   <w:rStyle w:val="Hyperlink"/>
@@ -15486,7 +15537,7 @@
             <w:pPr>
               <w:pStyle w:val="Compact"/>
             </w:pPr>
-            <w:hyperlink r:id="rId152">
+            <w:hyperlink r:id="rId153">
               <w:r>
                 <w:rPr>
                   <w:rStyle w:val="Hyperlink"/>
@@ -15550,7 +15601,7 @@
             <w:pPr>
               <w:pStyle w:val="Compact"/>
             </w:pPr>
-            <w:hyperlink r:id="rId153">
+            <w:hyperlink r:id="rId154">
               <w:r>
                 <w:rPr>
                   <w:rStyle w:val="Hyperlink"/>
@@ -15614,7 +15665,7 @@
             <w:pPr>
               <w:pStyle w:val="Compact"/>
             </w:pPr>
-            <w:hyperlink r:id="rId154">
+            <w:hyperlink r:id="rId155">
               <w:r>
                 <w:rPr>
                   <w:rStyle w:val="Hyperlink"/>
@@ -15678,7 +15729,7 @@
             <w:pPr>
               <w:pStyle w:val="Compact"/>
             </w:pPr>
-            <w:hyperlink r:id="rId155">
+            <w:hyperlink r:id="rId156">
               <w:r>
                 <w:rPr>
                   <w:rStyle w:val="Hyperlink"/>
@@ -15742,7 +15793,7 @@
             <w:pPr>
               <w:pStyle w:val="Compact"/>
             </w:pPr>
-            <w:hyperlink r:id="rId155">
+            <w:hyperlink r:id="rId156">
               <w:r>
                 <w:rPr>
                   <w:rStyle w:val="Hyperlink"/>
@@ -15806,7 +15857,7 @@
             <w:pPr>
               <w:pStyle w:val="Compact"/>
             </w:pPr>
-            <w:hyperlink r:id="rId156">
+            <w:hyperlink r:id="rId157">
               <w:r>
                 <w:rPr>
                   <w:rStyle w:val="Hyperlink"/>
@@ -15853,8 +15904,8 @@
         </w:tc>
       </w:tr>
     </w:tbl>
-    <w:bookmarkEnd w:id="157"/>
-    <w:bookmarkStart w:id="175" w:name="Xba6ba77899183ce46186f7e21435e31b80a74c1"/>
+    <w:bookmarkEnd w:id="158"/>
+    <w:bookmarkStart w:id="176" w:name="Xba6ba77899183ce46186f7e21435e31b80a74c1"/>
     <w:p>
       <w:pPr>
         <w:pStyle w:val="Heading3"/>
@@ -15873,7 +15924,7 @@
       <w:r>
         <w:t xml:space="preserve"> </w:t>
       </w:r>
-      <w:hyperlink r:id="rId17">
+      <w:hyperlink r:id="rId18">
         <w:r>
           <w:rPr>
             <w:rStyle w:val="Hyperlink"/>
@@ -15988,7 +16039,7 @@
             <w:pPr>
               <w:pStyle w:val="Compact"/>
             </w:pPr>
-            <w:hyperlink r:id="rId158">
+            <w:hyperlink r:id="rId159">
               <w:r>
                 <w:rPr>
                   <w:rStyle w:val="Hyperlink"/>
@@ -16004,7 +16055,7 @@
             <w:r>
               <w:t xml:space="preserve"> </w:t>
             </w:r>
-            <w:hyperlink r:id="rId159">
+            <w:hyperlink r:id="rId160">
               <w:r>
                 <w:rPr>
                   <w:rStyle w:val="Hyperlink"/>
@@ -16068,7 +16119,7 @@
             <w:pPr>
               <w:pStyle w:val="Compact"/>
             </w:pPr>
-            <w:hyperlink r:id="rId160">
+            <w:hyperlink r:id="rId161">
               <w:r>
                 <w:rPr>
                   <w:rStyle w:val="Hyperlink"/>
@@ -16132,7 +16183,7 @@
             <w:pPr>
               <w:pStyle w:val="Compact"/>
             </w:pPr>
-            <w:hyperlink r:id="rId161">
+            <w:hyperlink r:id="rId162">
               <w:r>
                 <w:rPr>
                   <w:rStyle w:val="Hyperlink"/>
@@ -16224,7 +16275,7 @@
             <w:pPr>
               <w:pStyle w:val="Compact"/>
             </w:pPr>
-            <w:hyperlink r:id="rId162">
+            <w:hyperlink r:id="rId163">
               <w:r>
                 <w:rPr>
                   <w:rStyle w:val="Hyperlink"/>
@@ -16288,7 +16339,7 @@
             <w:pPr>
               <w:pStyle w:val="Compact"/>
             </w:pPr>
-            <w:hyperlink r:id="rId163">
+            <w:hyperlink r:id="rId164">
               <w:r>
                 <w:rPr>
                   <w:rStyle w:val="Hyperlink"/>
@@ -16304,7 +16355,7 @@
             <w:r>
               <w:t xml:space="preserve"> </w:t>
             </w:r>
-            <w:hyperlink r:id="rId164">
+            <w:hyperlink r:id="rId165">
               <w:r>
                 <w:rPr>
                   <w:rStyle w:val="Hyperlink"/>
@@ -16368,7 +16419,7 @@
             <w:pPr>
               <w:pStyle w:val="Compact"/>
             </w:pPr>
-            <w:hyperlink r:id="rId165">
+            <w:hyperlink r:id="rId166">
               <w:r>
                 <w:rPr>
                   <w:rStyle w:val="Hyperlink"/>
@@ -16432,7 +16483,7 @@
             <w:pPr>
               <w:pStyle w:val="Compact"/>
             </w:pPr>
-            <w:hyperlink r:id="rId166">
+            <w:hyperlink r:id="rId167">
               <w:r>
                 <w:rPr>
                   <w:rStyle w:val="Hyperlink"/>
@@ -16448,7 +16499,7 @@
             <w:r>
               <w:t xml:space="preserve"> </w:t>
             </w:r>
-            <w:hyperlink r:id="rId167">
+            <w:hyperlink r:id="rId168">
               <w:r>
                 <w:rPr>
                   <w:rStyle w:val="Hyperlink"/>
@@ -16512,7 +16563,7 @@
             <w:pPr>
               <w:pStyle w:val="Compact"/>
             </w:pPr>
-            <w:hyperlink r:id="rId168">
+            <w:hyperlink r:id="rId169">
               <w:r>
                 <w:rPr>
                   <w:rStyle w:val="Hyperlink"/>
@@ -16576,7 +16627,7 @@
             <w:pPr>
               <w:pStyle w:val="Compact"/>
             </w:pPr>
-            <w:hyperlink r:id="rId169">
+            <w:hyperlink r:id="rId170">
               <w:r>
                 <w:rPr>
                   <w:rStyle w:val="Hyperlink"/>
@@ -16640,7 +16691,7 @@
             <w:pPr>
               <w:pStyle w:val="Compact"/>
             </w:pPr>
-            <w:hyperlink r:id="rId170">
+            <w:hyperlink r:id="rId171">
               <w:r>
                 <w:rPr>
                   <w:rStyle w:val="Hyperlink"/>
@@ -16704,7 +16755,7 @@
             <w:pPr>
               <w:pStyle w:val="Compact"/>
             </w:pPr>
-            <w:hyperlink r:id="rId171">
+            <w:hyperlink r:id="rId172">
               <w:r>
                 <w:rPr>
                   <w:rStyle w:val="Hyperlink"/>
@@ -16768,7 +16819,7 @@
             <w:pPr>
               <w:pStyle w:val="Compact"/>
             </w:pPr>
-            <w:hyperlink r:id="rId172">
+            <w:hyperlink r:id="rId173">
               <w:r>
                 <w:rPr>
                   <w:rStyle w:val="Hyperlink"/>
@@ -16832,7 +16883,7 @@
             <w:pPr>
               <w:pStyle w:val="Compact"/>
             </w:pPr>
-            <w:hyperlink r:id="rId173">
+            <w:hyperlink r:id="rId174">
               <w:r>
                 <w:rPr>
                   <w:rStyle w:val="Hyperlink"/>
@@ -16896,7 +16947,7 @@
             <w:pPr>
               <w:pStyle w:val="Compact"/>
             </w:pPr>
-            <w:hyperlink r:id="rId174">
+            <w:hyperlink r:id="rId175">
               <w:r>
                 <w:rPr>
                   <w:rStyle w:val="Hyperlink"/>
@@ -16950,9 +17001,9 @@
         </w:pict>
       </w:r>
     </w:p>
-    <w:bookmarkEnd w:id="175"/>
     <w:bookmarkEnd w:id="176"/>
-    <w:bookmarkStart w:id="177" w:name="adapting-this-page-to-your-setting"/>
+    <w:bookmarkEnd w:id="177"/>
+    <w:bookmarkStart w:id="178" w:name="adapting-this-page-to-your-setting"/>
     <w:p>
       <w:pPr>
         <w:pStyle w:val="Heading2"/>
@@ -17207,8 +17258,8 @@
         <w:t xml:space="preserve">concluding the question no longer arises is the failure.</w:t>
       </w:r>
     </w:p>
-    <w:bookmarkEnd w:id="177"/>
-    <w:bookmarkStart w:id="179" w:name="related"/>
+    <w:bookmarkEnd w:id="178"/>
+    <w:bookmarkStart w:id="180" w:name="related"/>
     <w:p>
       <w:pPr>
         <w:pStyle w:val="Heading2"/>
@@ -17272,7 +17323,7 @@
             <w:pPr>
               <w:pStyle w:val="Compact"/>
             </w:pPr>
-            <w:hyperlink r:id="rId20">
+            <w:hyperlink r:id="rId21">
               <w:r>
                 <w:rPr>
                   <w:rStyle w:val="Hyperlink"/>
@@ -17301,7 +17352,7 @@
             <w:pPr>
               <w:pStyle w:val="Compact"/>
             </w:pPr>
-            <w:hyperlink r:id="rId33">
+            <w:hyperlink r:id="rId34">
               <w:r>
                 <w:rPr>
                   <w:rStyle w:val="Hyperlink"/>
@@ -17330,7 +17381,7 @@
             <w:pPr>
               <w:pStyle w:val="Compact"/>
             </w:pPr>
-            <w:hyperlink r:id="rId44">
+            <w:hyperlink r:id="rId45">
               <w:r>
                 <w:rPr>
                   <w:rStyle w:val="Hyperlink"/>
@@ -17383,7 +17434,7 @@
             <w:pPr>
               <w:pStyle w:val="Compact"/>
             </w:pPr>
-            <w:hyperlink r:id="rId178">
+            <w:hyperlink r:id="rId179">
               <w:r>
                 <w:rPr>
                   <w:rStyle w:val="Hyperlink"/>
@@ -17412,7 +17463,7 @@
             <w:pPr>
               <w:pStyle w:val="Compact"/>
             </w:pPr>
-            <w:hyperlink r:id="rId16">
+            <w:hyperlink r:id="rId17">
               <w:r>
                 <w:rPr>
                   <w:rStyle w:val="Hyperlink"/>
@@ -17441,7 +17492,7 @@
             <w:pPr>
               <w:pStyle w:val="Compact"/>
             </w:pPr>
-            <w:hyperlink r:id="rId25">
+            <w:hyperlink r:id="rId26">
               <w:r>
                 <w:rPr>
                   <w:rStyle w:val="Hyperlink"/>
@@ -17470,7 +17521,7 @@
             <w:pPr>
               <w:pStyle w:val="Compact"/>
             </w:pPr>
-            <w:hyperlink r:id="rId31">
+            <w:hyperlink r:id="rId32">
               <w:r>
                 <w:rPr>
                   <w:rStyle w:val="Hyperlink"/>
@@ -17482,8 +17533,8 @@
         </w:tc>
       </w:tr>
     </w:tbl>
-    <w:bookmarkEnd w:id="179"/>
     <w:bookmarkEnd w:id="180"/>
+    <w:bookmarkEnd w:id="181"/>
     <w:sectPr>
       <w:footnotePr>
         <w:numRestart w:val="eachSect"/>

--- a/docs/standards/word/ADOPTING-THESE.docx
+++ b/docs/standards/word/ADOPTING-THESE.docx
@@ -5436,9 +5436,15 @@
       <w:r>
         <w:t xml:space="preserve">template verbatim leaves two of the six verdict-carrying Tier 1 rows out of your table altogether:</w:t>
       </w:r>
-      <w:r>
-        <w:t xml:space="preserve"> </w:t>
-      </w:r>
+    </w:p>
+    <w:p>
+      <w:pPr>
+        <w:pStyle w:val="Compact"/>
+        <w:numPr>
+          <w:ilvl w:val="0"/>
+          <w:numId w:val="1009"/>
+        </w:numPr>
+      </w:pPr>
       <w:r>
         <w:rPr>
           <w:i/>
@@ -5446,12 +5452,15 @@
         </w:rPr>
         <w:t xml:space="preserve">tests verify behavior</w:t>
       </w:r>
-      <w:r>
-        <w:t xml:space="preserve">, and</w:t>
-      </w:r>
-      <w:r>
-        <w:t xml:space="preserve"> </w:t>
-      </w:r>
+    </w:p>
+    <w:p>
+      <w:pPr>
+        <w:pStyle w:val="Compact"/>
+        <w:numPr>
+          <w:ilvl w:val="0"/>
+          <w:numId w:val="1009"/>
+        </w:numPr>
+      </w:pPr>
       <w:r>
         <w:rPr>
           <w:i/>
@@ -5460,16 +5469,21 @@
         <w:t xml:space="preserve">security scanning plus a threat model</w:t>
       </w:r>
       <w:r>
-        <w:t xml:space="preserve"> </w:t>
-      </w:r>
-      <w:r>
-        <w:t xml:space="preserve">in all three of its parts --</w:t>
-      </w:r>
-      <w:r>
-        <w:t xml:space="preserve"> </w:t>
-      </w:r>
-      <w:r>
-        <w:t xml:space="preserve">blocking scanners, a written threat model, and a human review step. The secret scan does not stand</w:t>
+        <w:t xml:space="preserve">, in all three of its parts -- blocking scanners, a written</w:t>
+      </w:r>
+      <w:r>
+        <w:t xml:space="preserve"> </w:t>
+      </w:r>
+      <w:r>
+        <w:t xml:space="preserve">threat model, and a human review step</w:t>
+      </w:r>
+    </w:p>
+    <w:p>
+      <w:pPr>
+        <w:pStyle w:val="FirstParagraph"/>
+      </w:pPr>
+      <w:r>
+        <w:t xml:space="preserve">The secret scan does not stand</w:t>
       </w:r>
       <w:r>
         <w:t xml:space="preserve"> </w:t>
@@ -6223,7 +6237,7 @@
         <w:pStyle w:val="Compact"/>
         <w:numPr>
           <w:ilvl w:val="0"/>
-          <w:numId w:val="1009"/>
+          <w:numId w:val="1010"/>
         </w:numPr>
       </w:pPr>
       <w:r>
@@ -6245,7 +6259,7 @@
         <w:pStyle w:val="Compact"/>
         <w:numPr>
           <w:ilvl w:val="0"/>
-          <w:numId w:val="1009"/>
+          <w:numId w:val="1010"/>
         </w:numPr>
       </w:pPr>
       <w:r>
@@ -6273,7 +6287,7 @@
         <w:pStyle w:val="Compact"/>
         <w:numPr>
           <w:ilvl w:val="0"/>
-          <w:numId w:val="1009"/>
+          <w:numId w:val="1010"/>
         </w:numPr>
       </w:pPr>
       <w:r>
@@ -6289,7 +6303,7 @@
         <w:pStyle w:val="Compact"/>
         <w:numPr>
           <w:ilvl w:val="0"/>
-          <w:numId w:val="1009"/>
+          <w:numId w:val="1010"/>
         </w:numPr>
       </w:pPr>
       <w:r>
@@ -6341,7 +6355,7 @@
         <w:pStyle w:val="Compact"/>
         <w:numPr>
           <w:ilvl w:val="0"/>
-          <w:numId w:val="1010"/>
+          <w:numId w:val="1011"/>
         </w:numPr>
       </w:pPr>
       <w:r>
@@ -6382,7 +6396,7 @@
         <w:pStyle w:val="Compact"/>
         <w:numPr>
           <w:ilvl w:val="0"/>
-          <w:numId w:val="1010"/>
+          <w:numId w:val="1011"/>
         </w:numPr>
       </w:pPr>
       <w:r>
@@ -6426,7 +6440,7 @@
         <w:pStyle w:val="Compact"/>
         <w:numPr>
           <w:ilvl w:val="0"/>
-          <w:numId w:val="1010"/>
+          <w:numId w:val="1011"/>
         </w:numPr>
       </w:pPr>
       <w:r>
@@ -6495,7 +6509,7 @@
         <w:pStyle w:val="Compact"/>
         <w:numPr>
           <w:ilvl w:val="0"/>
-          <w:numId w:val="1010"/>
+          <w:numId w:val="1011"/>
         </w:numPr>
       </w:pPr>
       <w:r>
@@ -17029,7 +17043,7 @@
         <w:pStyle w:val="Compact"/>
         <w:numPr>
           <w:ilvl w:val="0"/>
-          <w:numId w:val="1011"/>
+          <w:numId w:val="1012"/>
         </w:numPr>
       </w:pPr>
       <w:r>
@@ -17050,84 +17064,6 @@
       </w:r>
       <w:r>
         <w:t xml:space="preserve">somewhere with a change advisory board.</w:t>
-      </w:r>
-    </w:p>
-    <w:p>
-      <w:pPr>
-        <w:pStyle w:val="Compact"/>
-        <w:numPr>
-          <w:ilvl w:val="0"/>
-          <w:numId w:val="1011"/>
-        </w:numPr>
-      </w:pPr>
-      <w:r>
-        <w:rPr>
-          <w:b/>
-          <w:bCs/>
-        </w:rPr>
-        <w:t xml:space="preserve">The "usually" column, entirely.</w:t>
-      </w:r>
-      <w:r>
-        <w:t xml:space="preserve"> </w:t>
-      </w:r>
-      <w:r>
-        <w:t xml:space="preserve">Your observed baseline replaces it on first contact.</w:t>
-      </w:r>
-    </w:p>
-    <w:p>
-      <w:pPr>
-        <w:pStyle w:val="Compact"/>
-        <w:numPr>
-          <w:ilvl w:val="0"/>
-          <w:numId w:val="1011"/>
-        </w:numPr>
-      </w:pPr>
-      <w:r>
-        <w:rPr>
-          <w:b/>
-          <w:bCs/>
-        </w:rPr>
-        <w:t xml:space="preserve">The grouping of the worksheet</w:t>
-      </w:r>
-      <w:r>
-        <w:t xml:space="preserve"> </w:t>
-      </w:r>
-      <w:r>
-        <w:t xml:space="preserve">-- by owning team, by surface, or by release.</w:t>
-      </w:r>
-    </w:p>
-    <w:p>
-      <w:pPr>
-        <w:pStyle w:val="Compact"/>
-        <w:numPr>
-          <w:ilvl w:val="0"/>
-          <w:numId w:val="1011"/>
-        </w:numPr>
-      </w:pPr>
-      <w:r>
-        <w:rPr>
-          <w:b/>
-          <w:bCs/>
-        </w:rPr>
-        <w:t xml:space="preserve">The depth of the step-3 queue.</w:t>
-      </w:r>
-      <w:r>
-        <w:t xml:space="preserve"> </w:t>
-      </w:r>
-      <w:r>
-        <w:t xml:space="preserve">Three is chosen so it cannot become a schedule. Two is fine.</w:t>
-      </w:r>
-    </w:p>
-    <w:p>
-      <w:pPr>
-        <w:pStyle w:val="FirstParagraph"/>
-      </w:pPr>
-      <w:r>
-        <w:rPr>
-          <w:b/>
-          <w:bCs/>
-        </w:rPr>
-        <w:t xml:space="preserve">Do not weaken:</w:t>
       </w:r>
     </w:p>
     <w:p>
@@ -17143,19 +17079,13 @@
           <w:b/>
           <w:bCs/>
         </w:rPr>
-        <w:t xml:space="preserve">The record left by step 2.</w:t>
-      </w:r>
-      <w:r>
-        <w:t xml:space="preserve"> </w:t>
-      </w:r>
-      <w:r>
-        <w:t xml:space="preserve">A tailoring decision with no date, no compensating control and no</w:t>
-      </w:r>
-      <w:r>
-        <w:t xml:space="preserve"> </w:t>
-      </w:r>
-      <w:r>
-        <w:t xml:space="preserve">trigger reads later as an oversight.</w:t>
+        <w:t xml:space="preserve">The "usually" column, entirely.</w:t>
+      </w:r>
+      <w:r>
+        <w:t xml:space="preserve"> </w:t>
+      </w:r>
+      <w:r>
+        <w:t xml:space="preserve">Your observed baseline replaces it on first contact.</w:t>
       </w:r>
     </w:p>
     <w:p>
@@ -17171,13 +17101,13 @@
           <w:b/>
           <w:bCs/>
         </w:rPr>
-        <w:t xml:space="preserve">The unverified verdict.</w:t>
-      </w:r>
-      <w:r>
-        <w:t xml:space="preserve"> </w:t>
-      </w:r>
-      <w:r>
-        <w:t xml:space="preserve">A row nobody checked is not a pass.</w:t>
+        <w:t xml:space="preserve">The grouping of the worksheet</w:t>
+      </w:r>
+      <w:r>
+        <w:t xml:space="preserve"> </w:t>
+      </w:r>
+      <w:r>
+        <w:t xml:space="preserve">-- by owning team, by surface, or by release.</w:t>
       </w:r>
     </w:p>
     <w:p>
@@ -17193,13 +17123,25 @@
           <w:b/>
           <w:bCs/>
         </w:rPr>
-        <w:t xml:space="preserve">The proof that a gate can fail.</w:t>
-      </w:r>
-      <w:r>
-        <w:t xml:space="preserve"> </w:t>
-      </w:r>
-      <w:r>
-        <w:t xml:space="preserve">It is the difference between a control and a claim.</w:t>
+        <w:t xml:space="preserve">The depth of the step-3 queue.</w:t>
+      </w:r>
+      <w:r>
+        <w:t xml:space="preserve"> </w:t>
+      </w:r>
+      <w:r>
+        <w:t xml:space="preserve">Three is chosen so it cannot become a schedule. Two is fine.</w:t>
+      </w:r>
+    </w:p>
+    <w:p>
+      <w:pPr>
+        <w:pStyle w:val="FirstParagraph"/>
+      </w:pPr>
+      <w:r>
+        <w:rPr>
+          <w:b/>
+          <w:bCs/>
+        </w:rPr>
+        <w:t xml:space="preserve">Do not weaken:</w:t>
       </w:r>
     </w:p>
     <w:p>
@@ -17207,7 +17149,7 @@
         <w:pStyle w:val="Compact"/>
         <w:numPr>
           <w:ilvl w:val="0"/>
-          <w:numId w:val="1012"/>
+          <w:numId w:val="1013"/>
         </w:numPr>
       </w:pPr>
       <w:r>
@@ -17215,19 +17157,19 @@
           <w:b/>
           <w:bCs/>
         </w:rPr>
-        <w:t xml:space="preserve">The dependency ordering in step 3.</w:t>
-      </w:r>
-      <w:r>
-        <w:t xml:space="preserve"> </w:t>
-      </w:r>
-      <w:r>
-        <w:t xml:space="preserve">Risk and ease may break a tie inside a layer. They may not</w:t>
-      </w:r>
-      <w:r>
-        <w:t xml:space="preserve"> </w:t>
-      </w:r>
-      <w:r>
-        <w:t xml:space="preserve">move an item into a layer whose precondition does not exist yet.</w:t>
+        <w:t xml:space="preserve">The record left by step 2.</w:t>
+      </w:r>
+      <w:r>
+        <w:t xml:space="preserve"> </w:t>
+      </w:r>
+      <w:r>
+        <w:t xml:space="preserve">A tailoring decision with no date, no compensating control and no</w:t>
+      </w:r>
+      <w:r>
+        <w:t xml:space="preserve"> </w:t>
+      </w:r>
+      <w:r>
+        <w:t xml:space="preserve">trigger reads later as an oversight.</w:t>
       </w:r>
     </w:p>
     <w:p>
@@ -17235,7 +17177,79 @@
         <w:pStyle w:val="Compact"/>
         <w:numPr>
           <w:ilvl w:val="0"/>
-          <w:numId w:val="1012"/>
+          <w:numId w:val="1013"/>
+        </w:numPr>
+      </w:pPr>
+      <w:r>
+        <w:rPr>
+          <w:b/>
+          <w:bCs/>
+        </w:rPr>
+        <w:t xml:space="preserve">The unverified verdict.</w:t>
+      </w:r>
+      <w:r>
+        <w:t xml:space="preserve"> </w:t>
+      </w:r>
+      <w:r>
+        <w:t xml:space="preserve">A row nobody checked is not a pass.</w:t>
+      </w:r>
+    </w:p>
+    <w:p>
+      <w:pPr>
+        <w:pStyle w:val="Compact"/>
+        <w:numPr>
+          <w:ilvl w:val="0"/>
+          <w:numId w:val="1013"/>
+        </w:numPr>
+      </w:pPr>
+      <w:r>
+        <w:rPr>
+          <w:b/>
+          <w:bCs/>
+        </w:rPr>
+        <w:t xml:space="preserve">The proof that a gate can fail.</w:t>
+      </w:r>
+      <w:r>
+        <w:t xml:space="preserve"> </w:t>
+      </w:r>
+      <w:r>
+        <w:t xml:space="preserve">It is the difference between a control and a claim.</w:t>
+      </w:r>
+    </w:p>
+    <w:p>
+      <w:pPr>
+        <w:pStyle w:val="Compact"/>
+        <w:numPr>
+          <w:ilvl w:val="0"/>
+          <w:numId w:val="1013"/>
+        </w:numPr>
+      </w:pPr>
+      <w:r>
+        <w:rPr>
+          <w:b/>
+          <w:bCs/>
+        </w:rPr>
+        <w:t xml:space="preserve">The dependency ordering in step 3.</w:t>
+      </w:r>
+      <w:r>
+        <w:t xml:space="preserve"> </w:t>
+      </w:r>
+      <w:r>
+        <w:t xml:space="preserve">Risk and ease may break a tie inside a layer. They may not</w:t>
+      </w:r>
+      <w:r>
+        <w:t xml:space="preserve"> </w:t>
+      </w:r>
+      <w:r>
+        <w:t xml:space="preserve">move an item into a layer whose precondition does not exist yet.</w:t>
+      </w:r>
+    </w:p>
+    <w:p>
+      <w:pPr>
+        <w:pStyle w:val="Compact"/>
+        <w:numPr>
+          <w:ilvl w:val="0"/>
+          <w:numId w:val="1013"/>
         </w:numPr>
       </w:pPr>
       <w:r>
@@ -17888,6 +17902,9 @@
     <w:abstractNumId w:val="991"/>
   </w:num>
   <w:num w:numId="1009">
+    <w:abstractNumId w:val="991"/>
+  </w:num>
+  <w:num w:numId="1010">
     <w:abstractNumId w:val="99411"/>
     <w:lvlOverride w:ilvl="0">
       <w:startOverride w:val="1"/>
@@ -17917,13 +17934,13 @@
       <w:startOverride w:val="1"/>
     </w:lvlOverride>
   </w:num>
-  <w:num w:numId="1010">
-    <w:abstractNumId w:val="991"/>
-  </w:num>
   <w:num w:numId="1011">
     <w:abstractNumId w:val="991"/>
   </w:num>
   <w:num w:numId="1012">
+    <w:abstractNumId w:val="991"/>
+  </w:num>
+  <w:num w:numId="1013">
     <w:abstractNumId w:val="991"/>
   </w:num>
 </w:numbering>

--- a/docs/standards/word/ADOPTING-THESE.docx
+++ b/docs/standards/word/ADOPTING-THESE.docx
@@ -3317,31 +3317,73 @@
         <w:t xml:space="preserve"> </w:t>
       </w:r>
       <w:r>
-        <w:t xml:space="preserve">practice applies. At least five shapes of the same failure are named across the set, and each</w:t>
-      </w:r>
-      <w:r>
-        <w:t xml:space="preserve"> </w:t>
-      </w:r>
-      <w:r>
-        <w:t xml:space="preserve">produces a document that survives accuracy review while describing a practice that does not exist:</w:t>
-      </w:r>
-      <w:r>
-        <w:t xml:space="preserve"> </w:t>
-      </w:r>
-      <w:r>
-        <w:t xml:space="preserve">redefining the pass bar so "it can be configured" counts; widening a soft grade until it absorbs</w:t>
-      </w:r>
-      <w:r>
-        <w:t xml:space="preserve"> </w:t>
-      </w:r>
-      <w:r>
-        <w:t xml:space="preserve">everything ambiguous; writing scope as exclusions that grow to swallow inconvenient cases;</w:t>
-      </w:r>
-      <w:r>
-        <w:t xml:space="preserve"> </w:t>
-      </w:r>
-      <w:r>
-        <w:t xml:space="preserve">transferring an obligation and calling the question closed; and counting the unread as done.</w:t>
+        <w:t xml:space="preserve">practice applies. Five shapes of the same failure are named across the set. Each produces a document</w:t>
+      </w:r>
+      <w:r>
+        <w:t xml:space="preserve"> </w:t>
+      </w:r>
+      <w:r>
+        <w:t xml:space="preserve">that survives accuracy review while describing a practice that does not exist:</w:t>
+      </w:r>
+    </w:p>
+    <w:p>
+      <w:pPr>
+        <w:pStyle w:val="Compact"/>
+        <w:numPr>
+          <w:ilvl w:val="0"/>
+          <w:numId w:val="1007"/>
+        </w:numPr>
+      </w:pPr>
+      <w:r>
+        <w:t xml:space="preserve">redefining the pass bar so "it can be configured" counts</w:t>
+      </w:r>
+    </w:p>
+    <w:p>
+      <w:pPr>
+        <w:pStyle w:val="Compact"/>
+        <w:numPr>
+          <w:ilvl w:val="0"/>
+          <w:numId w:val="1007"/>
+        </w:numPr>
+      </w:pPr>
+      <w:r>
+        <w:t xml:space="preserve">widening a soft grade until it absorbs everything ambiguous</w:t>
+      </w:r>
+    </w:p>
+    <w:p>
+      <w:pPr>
+        <w:pStyle w:val="Compact"/>
+        <w:numPr>
+          <w:ilvl w:val="0"/>
+          <w:numId w:val="1007"/>
+        </w:numPr>
+      </w:pPr>
+      <w:r>
+        <w:t xml:space="preserve">writing scope as exclusions that grow to swallow inconvenient cases</w:t>
+      </w:r>
+    </w:p>
+    <w:p>
+      <w:pPr>
+        <w:pStyle w:val="Compact"/>
+        <w:numPr>
+          <w:ilvl w:val="0"/>
+          <w:numId w:val="1007"/>
+        </w:numPr>
+      </w:pPr>
+      <w:r>
+        <w:t xml:space="preserve">transferring an obligation and calling the question closed</w:t>
+      </w:r>
+    </w:p>
+    <w:p>
+      <w:pPr>
+        <w:pStyle w:val="Compact"/>
+        <w:numPr>
+          <w:ilvl w:val="0"/>
+          <w:numId w:val="1007"/>
+        </w:numPr>
+      </w:pPr>
+      <w:r>
+        <w:t xml:space="preserve">counting the unread as done</w:t>
       </w:r>
     </w:p>
     <w:p>
@@ -4535,7 +4577,7 @@
         <w:pStyle w:val="Compact"/>
         <w:numPr>
           <w:ilvl w:val="0"/>
-          <w:numId w:val="1007"/>
+          <w:numId w:val="1008"/>
         </w:numPr>
       </w:pPr>
       <w:r>
@@ -4597,319 +4639,6 @@
       </w:r>
       <w:r>
         <w:t xml:space="preserve">.</w:t>
-      </w:r>
-    </w:p>
-    <w:p>
-      <w:pPr>
-        <w:pStyle w:val="Compact"/>
-        <w:numPr>
-          <w:ilvl w:val="0"/>
-          <w:numId w:val="1007"/>
-        </w:numPr>
-      </w:pPr>
-      <w:r>
-        <w:rPr>
-          <w:b/>
-          <w:bCs/>
-        </w:rPr>
-        <w:t xml:space="preserve">A proof it can fail.</w:t>
-      </w:r>
-      <w:r>
-        <w:t xml:space="preserve"> </w:t>
-      </w:r>
-      <w:r>
-        <w:t xml:space="preserve">Fire the failure class at it, watch it go red, confirm the injected</w:t>
-      </w:r>
-      <w:r>
-        <w:t xml:space="preserve"> </w:t>
-      </w:r>
-      <w:r>
-        <w:t xml:space="preserve">defect landed, record the date.</w:t>
-      </w:r>
-      <w:r>
-        <w:t xml:space="preserve"> </w:t>
-      </w:r>
-      <w:hyperlink r:id="rId17">
-        <w:r>
-          <w:rPr>
-            <w:rStyle w:val="Hyperlink"/>
-          </w:rPr>
-          <w:t xml:space="preserve">CI and standards</w:t>
-        </w:r>
-      </w:hyperlink>
-      <w:r>
-        <w:t xml:space="preserve">,</w:t>
-      </w:r>
-      <w:r>
-        <w:t xml:space="preserve"> </w:t>
-      </w:r>
-      <w:r>
-        <w:rPr>
-          <w:i/>
-          <w:iCs/>
-        </w:rPr>
-        <w:t xml:space="preserve">"Attack the control</w:t>
-      </w:r>
-      <w:r>
-        <w:rPr>
-          <w:i/>
-          <w:iCs/>
-        </w:rPr>
-        <w:t xml:space="preserve"> </w:t>
-      </w:r>
-      <w:r>
-        <w:rPr>
-          <w:i/>
-          <w:iCs/>
-        </w:rPr>
-        <w:t xml:space="preserve">with the failure class it was built to catch"</w:t>
-      </w:r>
-      <w:r>
-        <w:t xml:space="preserve">.</w:t>
-      </w:r>
-    </w:p>
-    <w:p>
-      <w:pPr>
-        <w:pStyle w:val="Compact"/>
-        <w:numPr>
-          <w:ilvl w:val="0"/>
-          <w:numId w:val="1007"/>
-        </w:numPr>
-      </w:pPr>
-      <w:r>
-        <w:rPr>
-          <w:b/>
-          <w:bCs/>
-        </w:rPr>
-        <w:t xml:space="preserve">One check over every instance</w:t>
-      </w:r>
-      <w:r>
-        <w:t xml:space="preserve">, not a control applied where somebody remembered it.</w:t>
-      </w:r>
-      <w:r>
-        <w:t xml:space="preserve"> </w:t>
-      </w:r>
-      <w:hyperlink r:id="rId16">
-        <w:r>
-          <w:rPr>
-            <w:rStyle w:val="Hyperlink"/>
-          </w:rPr>
-          <w:t xml:space="preserve">AI-assisted development</w:t>
-        </w:r>
-      </w:hyperlink>
-      <w:r>
-        <w:t xml:space="preserve">,</w:t>
-      </w:r>
-      <w:r>
-        <w:t xml:space="preserve"> </w:t>
-      </w:r>
-      <w:r>
-        <w:rPr>
-          <w:i/>
-          <w:iCs/>
-        </w:rPr>
-        <w:t xml:space="preserve">"Control parity is a review gate"</w:t>
-      </w:r>
-      <w:r>
-        <w:t xml:space="preserve">.</w:t>
-      </w:r>
-    </w:p>
-    <w:p>
-      <w:pPr>
-        <w:pStyle w:val="Compact"/>
-        <w:numPr>
-          <w:ilvl w:val="0"/>
-          <w:numId w:val="1007"/>
-        </w:numPr>
-      </w:pPr>
-      <w:r>
-        <w:rPr>
-          <w:b/>
-          <w:bCs/>
-        </w:rPr>
-        <w:t xml:space="preserve">Audit mode first</w:t>
-      </w:r>
-      <w:r>
-        <w:t xml:space="preserve"> </w:t>
-      </w:r>
-      <w:r>
-        <w:t xml:space="preserve">for anything that can reject.</w:t>
-      </w:r>
-      <w:r>
-        <w:t xml:space="preserve"> </w:t>
-      </w:r>
-      <w:hyperlink r:id="rId15">
-        <w:r>
-          <w:rPr>
-            <w:rStyle w:val="Hyperlink"/>
-          </w:rPr>
-          <w:t xml:space="preserve">Dependency integrity</w:t>
-        </w:r>
-      </w:hyperlink>
-      <w:r>
-        <w:t xml:space="preserve">,</w:t>
-      </w:r>
-      <w:r>
-        <w:t xml:space="preserve"> </w:t>
-      </w:r>
-      <w:r>
-        <w:rPr>
-          <w:i/>
-          <w:iCs/>
-        </w:rPr>
-        <w:t xml:space="preserve">"Roll a blocking verification control out in</w:t>
-      </w:r>
-      <w:r>
-        <w:rPr>
-          <w:i/>
-          <w:iCs/>
-        </w:rPr>
-        <w:t xml:space="preserve"> </w:t>
-      </w:r>
-      <w:r>
-        <w:rPr>
-          <w:i/>
-          <w:iCs/>
-        </w:rPr>
-        <w:t xml:space="preserve">audit mode first"</w:t>
-      </w:r>
-      <w:r>
-        <w:t xml:space="preserve">.</w:t>
-      </w:r>
-    </w:p>
-    <w:p>
-      <w:pPr>
-        <w:pStyle w:val="Compact"/>
-        <w:numPr>
-          <w:ilvl w:val="0"/>
-          <w:numId w:val="1007"/>
-        </w:numPr>
-      </w:pPr>
-      <w:r>
-        <w:rPr>
-          <w:b/>
-          <w:bCs/>
-        </w:rPr>
-        <w:t xml:space="preserve">Its own tooling installed from a checked-in lock</w:t>
-      </w:r>
-      <w:r>
-        <w:t xml:space="preserve">, inside the machinery that regenerates your</w:t>
-      </w:r>
-      <w:r>
-        <w:t xml:space="preserve"> </w:t>
-      </w:r>
-      <w:r>
-        <w:t xml:space="preserve">runtime locks.</w:t>
-      </w:r>
-      <w:r>
-        <w:t xml:space="preserve"> </w:t>
-      </w:r>
-      <w:hyperlink r:id="rId25">
-        <w:r>
-          <w:rPr>
-            <w:rStyle w:val="Hyperlink"/>
-          </w:rPr>
-          <w:t xml:space="preserve">Code quality</w:t>
-        </w:r>
-      </w:hyperlink>
-      <w:r>
-        <w:t xml:space="preserve">,</w:t>
-      </w:r>
-      <w:r>
-        <w:t xml:space="preserve"> </w:t>
-      </w:r>
-      <w:r>
-        <w:rPr>
-          <w:i/>
-          <w:iCs/>
-        </w:rPr>
-        <w:t xml:space="preserve">"Install the gate's own tooling from a checked-in</w:t>
-      </w:r>
-      <w:r>
-        <w:rPr>
-          <w:i/>
-          <w:iCs/>
-        </w:rPr>
-        <w:t xml:space="preserve"> </w:t>
-      </w:r>
-      <w:r>
-        <w:rPr>
-          <w:i/>
-          <w:iCs/>
-        </w:rPr>
-        <w:t xml:space="preserve">lock"</w:t>
-      </w:r>
-      <w:r>
-        <w:t xml:space="preserve">.</w:t>
-      </w:r>
-    </w:p>
-    <w:p>
-      <w:pPr>
-        <w:pStyle w:val="FirstParagraph"/>
-      </w:pPr>
-      <w:r>
-        <w:t xml:space="preserve">A control that exists only locally is advisory in practice regardless of intent. The ways a gate</w:t>
-      </w:r>
-      <w:r>
-        <w:t xml:space="preserve"> </w:t>
-      </w:r>
-      <w:r>
-        <w:t xml:space="preserve">lies while reporting green belong to</w:t>
-      </w:r>
-      <w:r>
-        <w:t xml:space="preserve"> </w:t>
-      </w:r>
-      <w:hyperlink r:id="rId17">
-        <w:r>
-          <w:rPr>
-            <w:rStyle w:val="Hyperlink"/>
-          </w:rPr>
-          <w:t xml:space="preserve">CI and standards</w:t>
-        </w:r>
-      </w:hyperlink>
-      <w:r>
-        <w:t xml:space="preserve"> </w:t>
-      </w:r>
-      <w:r>
-        <w:t xml:space="preserve">and</w:t>
-      </w:r>
-      <w:r>
-        <w:t xml:space="preserve"> </w:t>
-      </w:r>
-      <w:hyperlink r:id="rId26">
-        <w:r>
-          <w:rPr>
-            <w:rStyle w:val="Hyperlink"/>
-          </w:rPr>
-          <w:t xml:space="preserve">the leak gate</w:t>
-        </w:r>
-      </w:hyperlink>
-      <w:r>
-        <w:t xml:space="preserve">; read them there.</w:t>
-      </w:r>
-    </w:p>
-    <w:bookmarkEnd w:id="41"/>
-    <w:bookmarkStart w:id="42" w:name="Xd2fe0cdeb6ba2ec693ed00a138bb7be868cd4b6"/>
-    <w:p>
-      <w:pPr>
-        <w:pStyle w:val="Heading3"/>
-      </w:pPr>
-      <w:r>
-        <w:t xml:space="preserve">What you cannot automate, and must therefore give to a person</w:t>
-      </w:r>
-    </w:p>
-    <w:p>
-      <w:pPr>
-        <w:pStyle w:val="FirstParagraph"/>
-      </w:pPr>
-      <w:r>
-        <w:t xml:space="preserve">At least these, and your setting will add more. Say them out loud in your own record, because a</w:t>
-      </w:r>
-      <w:r>
-        <w:t xml:space="preserve"> </w:t>
-      </w:r>
-      <w:r>
-        <w:t xml:space="preserve">green control plane otherwise implies coverage it does not have.</w:t>
       </w:r>
     </w:p>
     <w:p>
@@ -4925,19 +4654,60 @@
           <w:b/>
           <w:bCs/>
         </w:rPr>
-        <w:t xml:space="preserve">The risk tier decision.</w:t>
-      </w:r>
-      <w:r>
-        <w:t xml:space="preserve"> </w:t>
-      </w:r>
-      <w:r>
-        <w:t xml:space="preserve">No detector exists. It is a human checklist whose whole guarantee is</w:t>
-      </w:r>
-      <w:r>
-        <w:t xml:space="preserve"> </w:t>
-      </w:r>
-      <w:r>
-        <w:t xml:space="preserve">that it fails closed and leaves a recorded reason.</w:t>
+        <w:t xml:space="preserve">A proof it can fail.</w:t>
+      </w:r>
+      <w:r>
+        <w:t xml:space="preserve"> </w:t>
+      </w:r>
+      <w:r>
+        <w:t xml:space="preserve">Fire the failure class at it, watch it go red, confirm the injected</w:t>
+      </w:r>
+      <w:r>
+        <w:t xml:space="preserve"> </w:t>
+      </w:r>
+      <w:r>
+        <w:t xml:space="preserve">defect landed, record the date.</w:t>
+      </w:r>
+      <w:r>
+        <w:t xml:space="preserve"> </w:t>
+      </w:r>
+      <w:hyperlink r:id="rId17">
+        <w:r>
+          <w:rPr>
+            <w:rStyle w:val="Hyperlink"/>
+          </w:rPr>
+          <w:t xml:space="preserve">CI and standards</w:t>
+        </w:r>
+      </w:hyperlink>
+      <w:r>
+        <w:t xml:space="preserve">,</w:t>
+      </w:r>
+      <w:r>
+        <w:t xml:space="preserve"> </w:t>
+      </w:r>
+      <w:r>
+        <w:rPr>
+          <w:i/>
+          <w:iCs/>
+        </w:rPr>
+        <w:t xml:space="preserve">"Attack the control</w:t>
+      </w:r>
+      <w:r>
+        <w:rPr>
+          <w:i/>
+          <w:iCs/>
+        </w:rPr>
+        <w:t xml:space="preserve"> </w:t>
+      </w:r>
+      <w:r>
+        <w:rPr>
+          <w:i/>
+          <w:iCs/>
+        </w:rPr>
+        <w:t xml:space="preserve">with the failure class it was built to catch"</w:t>
+      </w:r>
+      <w:r>
+        <w:t xml:space="preserve">.</w:t>
       </w:r>
     </w:p>
     <w:p>
@@ -4953,13 +4723,37 @@
           <w:b/>
           <w:bCs/>
         </w:rPr>
-        <w:t xml:space="preserve">The quality of a threat model.</w:t>
-      </w:r>
-      <w:r>
-        <w:t xml:space="preserve"> </w:t>
-      </w:r>
-      <w:r>
-        <w:t xml:space="preserve">A gate can verify one exists. Nothing verifies it is any good.</w:t>
+        <w:t xml:space="preserve">One check over every instance</w:t>
+      </w:r>
+      <w:r>
+        <w:t xml:space="preserve">, not a control applied where somebody remembered it.</w:t>
+      </w:r>
+      <w:r>
+        <w:t xml:space="preserve"> </w:t>
+      </w:r>
+      <w:hyperlink r:id="rId16">
+        <w:r>
+          <w:rPr>
+            <w:rStyle w:val="Hyperlink"/>
+          </w:rPr>
+          <w:t xml:space="preserve">AI-assisted development</w:t>
+        </w:r>
+      </w:hyperlink>
+      <w:r>
+        <w:t xml:space="preserve">,</w:t>
+      </w:r>
+      <w:r>
+        <w:t xml:space="preserve"> </w:t>
+      </w:r>
+      <w:r>
+        <w:rPr>
+          <w:i/>
+          <w:iCs/>
+        </w:rPr>
+        <w:t xml:space="preserve">"Control parity is a review gate"</w:t>
+      </w:r>
+      <w:r>
+        <w:t xml:space="preserve">.</w:t>
       </w:r>
     </w:p>
     <w:p>
@@ -4975,17 +4769,23 @@
           <w:b/>
           <w:bCs/>
         </w:rPr>
-        <w:t xml:space="preserve">The explain-it floor.</w:t>
-      </w:r>
-      <w:r>
-        <w:t xml:space="preserve"> </w:t>
-      </w:r>
-      <w:hyperlink r:id="rId28">
+        <w:t xml:space="preserve">Audit mode first</w:t>
+      </w:r>
+      <w:r>
+        <w:t xml:space="preserve"> </w:t>
+      </w:r>
+      <w:r>
+        <w:t xml:space="preserve">for anything that can reject.</w:t>
+      </w:r>
+      <w:r>
+        <w:t xml:space="preserve"> </w:t>
+      </w:r>
+      <w:hyperlink r:id="rId15">
         <w:r>
           <w:rPr>
             <w:rStyle w:val="Hyperlink"/>
           </w:rPr>
-          <w:t xml:space="preserve">Human review of code</w:t>
+          <w:t xml:space="preserve">Dependency integrity</w:t>
         </w:r>
       </w:hyperlink>
       <w:r>
@@ -4999,7 +4799,7 @@
           <w:i/>
           <w:iCs/>
         </w:rPr>
-        <w:t xml:space="preserve">"The floor: reject code you</w:t>
+        <w:t xml:space="preserve">"Roll a blocking verification control out in</w:t>
       </w:r>
       <w:r>
         <w:rPr>
@@ -5013,7 +4813,7 @@
           <w:i/>
           <w:iCs/>
         </w:rPr>
-        <w:t xml:space="preserve">cannot explain"</w:t>
+        <w:t xml:space="preserve">audit mode first"</w:t>
       </w:r>
       <w:r>
         <w:t xml:space="preserve">.</w:t>
@@ -5032,6 +4832,248 @@
           <w:b/>
           <w:bCs/>
         </w:rPr>
+        <w:t xml:space="preserve">Its own tooling installed from a checked-in lock</w:t>
+      </w:r>
+      <w:r>
+        <w:t xml:space="preserve">, inside the machinery that regenerates your</w:t>
+      </w:r>
+      <w:r>
+        <w:t xml:space="preserve"> </w:t>
+      </w:r>
+      <w:r>
+        <w:t xml:space="preserve">runtime locks.</w:t>
+      </w:r>
+      <w:r>
+        <w:t xml:space="preserve"> </w:t>
+      </w:r>
+      <w:hyperlink r:id="rId25">
+        <w:r>
+          <w:rPr>
+            <w:rStyle w:val="Hyperlink"/>
+          </w:rPr>
+          <w:t xml:space="preserve">Code quality</w:t>
+        </w:r>
+      </w:hyperlink>
+      <w:r>
+        <w:t xml:space="preserve">,</w:t>
+      </w:r>
+      <w:r>
+        <w:t xml:space="preserve"> </w:t>
+      </w:r>
+      <w:r>
+        <w:rPr>
+          <w:i/>
+          <w:iCs/>
+        </w:rPr>
+        <w:t xml:space="preserve">"Install the gate's own tooling from a checked-in</w:t>
+      </w:r>
+      <w:r>
+        <w:rPr>
+          <w:i/>
+          <w:iCs/>
+        </w:rPr>
+        <w:t xml:space="preserve"> </w:t>
+      </w:r>
+      <w:r>
+        <w:rPr>
+          <w:i/>
+          <w:iCs/>
+        </w:rPr>
+        <w:t xml:space="preserve">lock"</w:t>
+      </w:r>
+      <w:r>
+        <w:t xml:space="preserve">.</w:t>
+      </w:r>
+    </w:p>
+    <w:p>
+      <w:pPr>
+        <w:pStyle w:val="FirstParagraph"/>
+      </w:pPr>
+      <w:r>
+        <w:t xml:space="preserve">A control that exists only locally is advisory in practice regardless of intent. The ways a gate</w:t>
+      </w:r>
+      <w:r>
+        <w:t xml:space="preserve"> </w:t>
+      </w:r>
+      <w:r>
+        <w:t xml:space="preserve">lies while reporting green belong to</w:t>
+      </w:r>
+      <w:r>
+        <w:t xml:space="preserve"> </w:t>
+      </w:r>
+      <w:hyperlink r:id="rId17">
+        <w:r>
+          <w:rPr>
+            <w:rStyle w:val="Hyperlink"/>
+          </w:rPr>
+          <w:t xml:space="preserve">CI and standards</w:t>
+        </w:r>
+      </w:hyperlink>
+      <w:r>
+        <w:t xml:space="preserve"> </w:t>
+      </w:r>
+      <w:r>
+        <w:t xml:space="preserve">and</w:t>
+      </w:r>
+      <w:r>
+        <w:t xml:space="preserve"> </w:t>
+      </w:r>
+      <w:hyperlink r:id="rId26">
+        <w:r>
+          <w:rPr>
+            <w:rStyle w:val="Hyperlink"/>
+          </w:rPr>
+          <w:t xml:space="preserve">the leak gate</w:t>
+        </w:r>
+      </w:hyperlink>
+      <w:r>
+        <w:t xml:space="preserve">; read them there.</w:t>
+      </w:r>
+    </w:p>
+    <w:bookmarkEnd w:id="41"/>
+    <w:bookmarkStart w:id="42" w:name="Xd2fe0cdeb6ba2ec693ed00a138bb7be868cd4b6"/>
+    <w:p>
+      <w:pPr>
+        <w:pStyle w:val="Heading3"/>
+      </w:pPr>
+      <w:r>
+        <w:t xml:space="preserve">What you cannot automate, and must therefore give to a person</w:t>
+      </w:r>
+    </w:p>
+    <w:p>
+      <w:pPr>
+        <w:pStyle w:val="FirstParagraph"/>
+      </w:pPr>
+      <w:r>
+        <w:t xml:space="preserve">At least these, and your setting will add more. Say them out loud in your own record, because a</w:t>
+      </w:r>
+      <w:r>
+        <w:t xml:space="preserve"> </w:t>
+      </w:r>
+      <w:r>
+        <w:t xml:space="preserve">green control plane otherwise implies coverage it does not have.</w:t>
+      </w:r>
+    </w:p>
+    <w:p>
+      <w:pPr>
+        <w:pStyle w:val="Compact"/>
+        <w:numPr>
+          <w:ilvl w:val="0"/>
+          <w:numId w:val="1009"/>
+        </w:numPr>
+      </w:pPr>
+      <w:r>
+        <w:rPr>
+          <w:b/>
+          <w:bCs/>
+        </w:rPr>
+        <w:t xml:space="preserve">The risk tier decision.</w:t>
+      </w:r>
+      <w:r>
+        <w:t xml:space="preserve"> </w:t>
+      </w:r>
+      <w:r>
+        <w:t xml:space="preserve">No detector exists. It is a human checklist whose whole guarantee is</w:t>
+      </w:r>
+      <w:r>
+        <w:t xml:space="preserve"> </w:t>
+      </w:r>
+      <w:r>
+        <w:t xml:space="preserve">that it fails closed and leaves a recorded reason.</w:t>
+      </w:r>
+    </w:p>
+    <w:p>
+      <w:pPr>
+        <w:pStyle w:val="Compact"/>
+        <w:numPr>
+          <w:ilvl w:val="0"/>
+          <w:numId w:val="1009"/>
+        </w:numPr>
+      </w:pPr>
+      <w:r>
+        <w:rPr>
+          <w:b/>
+          <w:bCs/>
+        </w:rPr>
+        <w:t xml:space="preserve">The quality of a threat model.</w:t>
+      </w:r>
+      <w:r>
+        <w:t xml:space="preserve"> </w:t>
+      </w:r>
+      <w:r>
+        <w:t xml:space="preserve">A gate can verify one exists. Nothing verifies it is any good.</w:t>
+      </w:r>
+    </w:p>
+    <w:p>
+      <w:pPr>
+        <w:pStyle w:val="Compact"/>
+        <w:numPr>
+          <w:ilvl w:val="0"/>
+          <w:numId w:val="1009"/>
+        </w:numPr>
+      </w:pPr>
+      <w:r>
+        <w:rPr>
+          <w:b/>
+          <w:bCs/>
+        </w:rPr>
+        <w:t xml:space="preserve">The explain-it floor.</w:t>
+      </w:r>
+      <w:r>
+        <w:t xml:space="preserve"> </w:t>
+      </w:r>
+      <w:hyperlink r:id="rId28">
+        <w:r>
+          <w:rPr>
+            <w:rStyle w:val="Hyperlink"/>
+          </w:rPr>
+          <w:t xml:space="preserve">Human review of code</w:t>
+        </w:r>
+      </w:hyperlink>
+      <w:r>
+        <w:t xml:space="preserve">,</w:t>
+      </w:r>
+      <w:r>
+        <w:t xml:space="preserve"> </w:t>
+      </w:r>
+      <w:r>
+        <w:rPr>
+          <w:i/>
+          <w:iCs/>
+        </w:rPr>
+        <w:t xml:space="preserve">"The floor: reject code you</w:t>
+      </w:r>
+      <w:r>
+        <w:rPr>
+          <w:i/>
+          <w:iCs/>
+        </w:rPr>
+        <w:t xml:space="preserve"> </w:t>
+      </w:r>
+      <w:r>
+        <w:rPr>
+          <w:i/>
+          <w:iCs/>
+        </w:rPr>
+        <w:t xml:space="preserve">cannot explain"</w:t>
+      </w:r>
+      <w:r>
+        <w:t xml:space="preserve">.</w:t>
+      </w:r>
+    </w:p>
+    <w:p>
+      <w:pPr>
+        <w:pStyle w:val="Compact"/>
+        <w:numPr>
+          <w:ilvl w:val="0"/>
+          <w:numId w:val="1009"/>
+        </w:numPr>
+      </w:pPr>
+      <w:r>
+        <w:rPr>
+          <w:b/>
+          <w:bCs/>
+        </w:rPr>
         <w:t xml:space="preserve">The outbound channel.</w:t>
       </w:r>
       <w:r>
@@ -5093,7 +5135,7 @@
         <w:pStyle w:val="Compact"/>
         <w:numPr>
           <w:ilvl w:val="0"/>
-          <w:numId w:val="1008"/>
+          <w:numId w:val="1009"/>
         </w:numPr>
       </w:pPr>
       <w:r>
@@ -5442,7 +5484,7 @@
         <w:pStyle w:val="Compact"/>
         <w:numPr>
           <w:ilvl w:val="0"/>
-          <w:numId w:val="1009"/>
+          <w:numId w:val="1010"/>
         </w:numPr>
       </w:pPr>
       <w:r>
@@ -5458,7 +5500,7 @@
         <w:pStyle w:val="Compact"/>
         <w:numPr>
           <w:ilvl w:val="0"/>
-          <w:numId w:val="1009"/>
+          <w:numId w:val="1010"/>
         </w:numPr>
       </w:pPr>
       <w:r>
@@ -6237,7 +6279,7 @@
         <w:pStyle w:val="Compact"/>
         <w:numPr>
           <w:ilvl w:val="0"/>
-          <w:numId w:val="1010"/>
+          <w:numId w:val="1011"/>
         </w:numPr>
       </w:pPr>
       <w:r>
@@ -6259,7 +6301,7 @@
         <w:pStyle w:val="Compact"/>
         <w:numPr>
           <w:ilvl w:val="0"/>
-          <w:numId w:val="1010"/>
+          <w:numId w:val="1011"/>
         </w:numPr>
       </w:pPr>
       <w:r>
@@ -6287,7 +6329,7 @@
         <w:pStyle w:val="Compact"/>
         <w:numPr>
           <w:ilvl w:val="0"/>
-          <w:numId w:val="1010"/>
+          <w:numId w:val="1011"/>
         </w:numPr>
       </w:pPr>
       <w:r>
@@ -6303,7 +6345,7 @@
         <w:pStyle w:val="Compact"/>
         <w:numPr>
           <w:ilvl w:val="0"/>
-          <w:numId w:val="1010"/>
+          <w:numId w:val="1011"/>
         </w:numPr>
       </w:pPr>
       <w:r>
@@ -6355,7 +6397,7 @@
         <w:pStyle w:val="Compact"/>
         <w:numPr>
           <w:ilvl w:val="0"/>
-          <w:numId w:val="1011"/>
+          <w:numId w:val="1012"/>
         </w:numPr>
       </w:pPr>
       <w:r>
@@ -6396,7 +6438,7 @@
         <w:pStyle w:val="Compact"/>
         <w:numPr>
           <w:ilvl w:val="0"/>
-          <w:numId w:val="1011"/>
+          <w:numId w:val="1012"/>
         </w:numPr>
       </w:pPr>
       <w:r>
@@ -6440,7 +6482,7 @@
         <w:pStyle w:val="Compact"/>
         <w:numPr>
           <w:ilvl w:val="0"/>
-          <w:numId w:val="1011"/>
+          <w:numId w:val="1012"/>
         </w:numPr>
       </w:pPr>
       <w:r>
@@ -6509,7 +6551,7 @@
         <w:pStyle w:val="Compact"/>
         <w:numPr>
           <w:ilvl w:val="0"/>
-          <w:numId w:val="1011"/>
+          <w:numId w:val="1012"/>
         </w:numPr>
       </w:pPr>
       <w:r>
@@ -17043,7 +17085,7 @@
         <w:pStyle w:val="Compact"/>
         <w:numPr>
           <w:ilvl w:val="0"/>
-          <w:numId w:val="1012"/>
+          <w:numId w:val="1013"/>
         </w:numPr>
       </w:pPr>
       <w:r>
@@ -17064,84 +17106,6 @@
       </w:r>
       <w:r>
         <w:t xml:space="preserve">somewhere with a change advisory board.</w:t>
-      </w:r>
-    </w:p>
-    <w:p>
-      <w:pPr>
-        <w:pStyle w:val="Compact"/>
-        <w:numPr>
-          <w:ilvl w:val="0"/>
-          <w:numId w:val="1012"/>
-        </w:numPr>
-      </w:pPr>
-      <w:r>
-        <w:rPr>
-          <w:b/>
-          <w:bCs/>
-        </w:rPr>
-        <w:t xml:space="preserve">The "usually" column, entirely.</w:t>
-      </w:r>
-      <w:r>
-        <w:t xml:space="preserve"> </w:t>
-      </w:r>
-      <w:r>
-        <w:t xml:space="preserve">Your observed baseline replaces it on first contact.</w:t>
-      </w:r>
-    </w:p>
-    <w:p>
-      <w:pPr>
-        <w:pStyle w:val="Compact"/>
-        <w:numPr>
-          <w:ilvl w:val="0"/>
-          <w:numId w:val="1012"/>
-        </w:numPr>
-      </w:pPr>
-      <w:r>
-        <w:rPr>
-          <w:b/>
-          <w:bCs/>
-        </w:rPr>
-        <w:t xml:space="preserve">The grouping of the worksheet</w:t>
-      </w:r>
-      <w:r>
-        <w:t xml:space="preserve"> </w:t>
-      </w:r>
-      <w:r>
-        <w:t xml:space="preserve">-- by owning team, by surface, or by release.</w:t>
-      </w:r>
-    </w:p>
-    <w:p>
-      <w:pPr>
-        <w:pStyle w:val="Compact"/>
-        <w:numPr>
-          <w:ilvl w:val="0"/>
-          <w:numId w:val="1012"/>
-        </w:numPr>
-      </w:pPr>
-      <w:r>
-        <w:rPr>
-          <w:b/>
-          <w:bCs/>
-        </w:rPr>
-        <w:t xml:space="preserve">The depth of the step-3 queue.</w:t>
-      </w:r>
-      <w:r>
-        <w:t xml:space="preserve"> </w:t>
-      </w:r>
-      <w:r>
-        <w:t xml:space="preserve">Three is chosen so it cannot become a schedule. Two is fine.</w:t>
-      </w:r>
-    </w:p>
-    <w:p>
-      <w:pPr>
-        <w:pStyle w:val="FirstParagraph"/>
-      </w:pPr>
-      <w:r>
-        <w:rPr>
-          <w:b/>
-          <w:bCs/>
-        </w:rPr>
-        <w:t xml:space="preserve">Do not weaken:</w:t>
       </w:r>
     </w:p>
     <w:p>
@@ -17157,19 +17121,13 @@
           <w:b/>
           <w:bCs/>
         </w:rPr>
-        <w:t xml:space="preserve">The record left by step 2.</w:t>
-      </w:r>
-      <w:r>
-        <w:t xml:space="preserve"> </w:t>
-      </w:r>
-      <w:r>
-        <w:t xml:space="preserve">A tailoring decision with no date, no compensating control and no</w:t>
-      </w:r>
-      <w:r>
-        <w:t xml:space="preserve"> </w:t>
-      </w:r>
-      <w:r>
-        <w:t xml:space="preserve">trigger reads later as an oversight.</w:t>
+        <w:t xml:space="preserve">The "usually" column, entirely.</w:t>
+      </w:r>
+      <w:r>
+        <w:t xml:space="preserve"> </w:t>
+      </w:r>
+      <w:r>
+        <w:t xml:space="preserve">Your observed baseline replaces it on first contact.</w:t>
       </w:r>
     </w:p>
     <w:p>
@@ -17185,13 +17143,13 @@
           <w:b/>
           <w:bCs/>
         </w:rPr>
-        <w:t xml:space="preserve">The unverified verdict.</w:t>
-      </w:r>
-      <w:r>
-        <w:t xml:space="preserve"> </w:t>
-      </w:r>
-      <w:r>
-        <w:t xml:space="preserve">A row nobody checked is not a pass.</w:t>
+        <w:t xml:space="preserve">The grouping of the worksheet</w:t>
+      </w:r>
+      <w:r>
+        <w:t xml:space="preserve"> </w:t>
+      </w:r>
+      <w:r>
+        <w:t xml:space="preserve">-- by owning team, by surface, or by release.</w:t>
       </w:r>
     </w:p>
     <w:p>
@@ -17207,13 +17165,25 @@
           <w:b/>
           <w:bCs/>
         </w:rPr>
-        <w:t xml:space="preserve">The proof that a gate can fail.</w:t>
-      </w:r>
-      <w:r>
-        <w:t xml:space="preserve"> </w:t>
-      </w:r>
-      <w:r>
-        <w:t xml:space="preserve">It is the difference between a control and a claim.</w:t>
+        <w:t xml:space="preserve">The depth of the step-3 queue.</w:t>
+      </w:r>
+      <w:r>
+        <w:t xml:space="preserve"> </w:t>
+      </w:r>
+      <w:r>
+        <w:t xml:space="preserve">Three is chosen so it cannot become a schedule. Two is fine.</w:t>
+      </w:r>
+    </w:p>
+    <w:p>
+      <w:pPr>
+        <w:pStyle w:val="FirstParagraph"/>
+      </w:pPr>
+      <w:r>
+        <w:rPr>
+          <w:b/>
+          <w:bCs/>
+        </w:rPr>
+        <w:t xml:space="preserve">Do not weaken:</w:t>
       </w:r>
     </w:p>
     <w:p>
@@ -17221,7 +17191,7 @@
         <w:pStyle w:val="Compact"/>
         <w:numPr>
           <w:ilvl w:val="0"/>
-          <w:numId w:val="1013"/>
+          <w:numId w:val="1014"/>
         </w:numPr>
       </w:pPr>
       <w:r>
@@ -17229,19 +17199,19 @@
           <w:b/>
           <w:bCs/>
         </w:rPr>
-        <w:t xml:space="preserve">The dependency ordering in step 3.</w:t>
-      </w:r>
-      <w:r>
-        <w:t xml:space="preserve"> </w:t>
-      </w:r>
-      <w:r>
-        <w:t xml:space="preserve">Risk and ease may break a tie inside a layer. They may not</w:t>
-      </w:r>
-      <w:r>
-        <w:t xml:space="preserve"> </w:t>
-      </w:r>
-      <w:r>
-        <w:t xml:space="preserve">move an item into a layer whose precondition does not exist yet.</w:t>
+        <w:t xml:space="preserve">The record left by step 2.</w:t>
+      </w:r>
+      <w:r>
+        <w:t xml:space="preserve"> </w:t>
+      </w:r>
+      <w:r>
+        <w:t xml:space="preserve">A tailoring decision with no date, no compensating control and no</w:t>
+      </w:r>
+      <w:r>
+        <w:t xml:space="preserve"> </w:t>
+      </w:r>
+      <w:r>
+        <w:t xml:space="preserve">trigger reads later as an oversight.</w:t>
       </w:r>
     </w:p>
     <w:p>
@@ -17249,7 +17219,79 @@
         <w:pStyle w:val="Compact"/>
         <w:numPr>
           <w:ilvl w:val="0"/>
-          <w:numId w:val="1013"/>
+          <w:numId w:val="1014"/>
+        </w:numPr>
+      </w:pPr>
+      <w:r>
+        <w:rPr>
+          <w:b/>
+          <w:bCs/>
+        </w:rPr>
+        <w:t xml:space="preserve">The unverified verdict.</w:t>
+      </w:r>
+      <w:r>
+        <w:t xml:space="preserve"> </w:t>
+      </w:r>
+      <w:r>
+        <w:t xml:space="preserve">A row nobody checked is not a pass.</w:t>
+      </w:r>
+    </w:p>
+    <w:p>
+      <w:pPr>
+        <w:pStyle w:val="Compact"/>
+        <w:numPr>
+          <w:ilvl w:val="0"/>
+          <w:numId w:val="1014"/>
+        </w:numPr>
+      </w:pPr>
+      <w:r>
+        <w:rPr>
+          <w:b/>
+          <w:bCs/>
+        </w:rPr>
+        <w:t xml:space="preserve">The proof that a gate can fail.</w:t>
+      </w:r>
+      <w:r>
+        <w:t xml:space="preserve"> </w:t>
+      </w:r>
+      <w:r>
+        <w:t xml:space="preserve">It is the difference between a control and a claim.</w:t>
+      </w:r>
+    </w:p>
+    <w:p>
+      <w:pPr>
+        <w:pStyle w:val="Compact"/>
+        <w:numPr>
+          <w:ilvl w:val="0"/>
+          <w:numId w:val="1014"/>
+        </w:numPr>
+      </w:pPr>
+      <w:r>
+        <w:rPr>
+          <w:b/>
+          <w:bCs/>
+        </w:rPr>
+        <w:t xml:space="preserve">The dependency ordering in step 3.</w:t>
+      </w:r>
+      <w:r>
+        <w:t xml:space="preserve"> </w:t>
+      </w:r>
+      <w:r>
+        <w:t xml:space="preserve">Risk and ease may break a tie inside a layer. They may not</w:t>
+      </w:r>
+      <w:r>
+        <w:t xml:space="preserve"> </w:t>
+      </w:r>
+      <w:r>
+        <w:t xml:space="preserve">move an item into a layer whose precondition does not exist yet.</w:t>
+      </w:r>
+    </w:p>
+    <w:p>
+      <w:pPr>
+        <w:pStyle w:val="Compact"/>
+        <w:numPr>
+          <w:ilvl w:val="0"/>
+          <w:numId w:val="1014"/>
         </w:numPr>
       </w:pPr>
       <w:r>
@@ -17905,6 +17947,9 @@
     <w:abstractNumId w:val="991"/>
   </w:num>
   <w:num w:numId="1010">
+    <w:abstractNumId w:val="991"/>
+  </w:num>
+  <w:num w:numId="1011">
     <w:abstractNumId w:val="99411"/>
     <w:lvlOverride w:ilvl="0">
       <w:startOverride w:val="1"/>
@@ -17934,13 +17979,13 @@
       <w:startOverride w:val="1"/>
     </w:lvlOverride>
   </w:num>
-  <w:num w:numId="1011">
-    <w:abstractNumId w:val="991"/>
-  </w:num>
   <w:num w:numId="1012">
     <w:abstractNumId w:val="991"/>
   </w:num>
   <w:num w:numId="1013">
+    <w:abstractNumId w:val="991"/>
+  </w:num>
+  <w:num w:numId="1014">
     <w:abstractNumId w:val="991"/>
   </w:num>
 </w:numbering>

--- a/docs/standards/word/ADOPTING-THESE.docx
+++ b/docs/standards/word/ADOPTING-THESE.docx
@@ -3317,13 +3317,13 @@
         <w:t xml:space="preserve"> </w:t>
       </w:r>
       <w:r>
-        <w:t xml:space="preserve">practice applies. Five shapes of the same failure are named across the set. Each produces a document</w:t>
-      </w:r>
-      <w:r>
-        <w:t xml:space="preserve"> </w:t>
-      </w:r>
-      <w:r>
-        <w:t xml:space="preserve">that survives accuracy review while describing a practice that does not exist:</w:t>
+        <w:t xml:space="preserve">practice applies. At least five shapes of the same failure are named across the set. Each produces a</w:t>
+      </w:r>
+      <w:r>
+        <w:t xml:space="preserve"> </w:t>
+      </w:r>
+      <w:r>
+        <w:t xml:space="preserve">document that survives accuracy review while describing a practice that does not exist:</w:t>
       </w:r>
     </w:p>
     <w:p>

--- a/docs/standards/word/ADOPTING-THESE.docx
+++ b/docs/standards/word/ADOPTING-THESE.docx
@@ -3317,31 +3317,73 @@
         <w:t xml:space="preserve"> </w:t>
       </w:r>
       <w:r>
-        <w:t xml:space="preserve">practice applies. At least five shapes of the same failure are named across the set, and each</w:t>
-      </w:r>
-      <w:r>
-        <w:t xml:space="preserve"> </w:t>
-      </w:r>
-      <w:r>
-        <w:t xml:space="preserve">produces a document that survives accuracy review while describing a practice that does not exist:</w:t>
-      </w:r>
-      <w:r>
-        <w:t xml:space="preserve"> </w:t>
-      </w:r>
-      <w:r>
-        <w:t xml:space="preserve">redefining the pass bar so "it can be configured" counts; widening a soft grade until it absorbs</w:t>
-      </w:r>
-      <w:r>
-        <w:t xml:space="preserve"> </w:t>
-      </w:r>
-      <w:r>
-        <w:t xml:space="preserve">everything ambiguous; writing scope as exclusions that grow to swallow inconvenient cases;</w:t>
-      </w:r>
-      <w:r>
-        <w:t xml:space="preserve"> </w:t>
-      </w:r>
-      <w:r>
-        <w:t xml:space="preserve">transferring an obligation and calling the question closed; and counting the unread as done.</w:t>
+        <w:t xml:space="preserve">practice applies. At least five shapes of the same failure are named across the set. Each produces a</w:t>
+      </w:r>
+      <w:r>
+        <w:t xml:space="preserve"> </w:t>
+      </w:r>
+      <w:r>
+        <w:t xml:space="preserve">document that survives accuracy review while describing a practice that does not exist:</w:t>
+      </w:r>
+    </w:p>
+    <w:p>
+      <w:pPr>
+        <w:pStyle w:val="Compact"/>
+        <w:numPr>
+          <w:ilvl w:val="0"/>
+          <w:numId w:val="1007"/>
+        </w:numPr>
+      </w:pPr>
+      <w:r>
+        <w:t xml:space="preserve">redefining the pass bar so "it can be configured" counts</w:t>
+      </w:r>
+    </w:p>
+    <w:p>
+      <w:pPr>
+        <w:pStyle w:val="Compact"/>
+        <w:numPr>
+          <w:ilvl w:val="0"/>
+          <w:numId w:val="1007"/>
+        </w:numPr>
+      </w:pPr>
+      <w:r>
+        <w:t xml:space="preserve">widening a soft grade until it absorbs everything ambiguous</w:t>
+      </w:r>
+    </w:p>
+    <w:p>
+      <w:pPr>
+        <w:pStyle w:val="Compact"/>
+        <w:numPr>
+          <w:ilvl w:val="0"/>
+          <w:numId w:val="1007"/>
+        </w:numPr>
+      </w:pPr>
+      <w:r>
+        <w:t xml:space="preserve">writing scope as exclusions that grow to swallow inconvenient cases</w:t>
+      </w:r>
+    </w:p>
+    <w:p>
+      <w:pPr>
+        <w:pStyle w:val="Compact"/>
+        <w:numPr>
+          <w:ilvl w:val="0"/>
+          <w:numId w:val="1007"/>
+        </w:numPr>
+      </w:pPr>
+      <w:r>
+        <w:t xml:space="preserve">transferring an obligation and calling the question closed</w:t>
+      </w:r>
+    </w:p>
+    <w:p>
+      <w:pPr>
+        <w:pStyle w:val="Compact"/>
+        <w:numPr>
+          <w:ilvl w:val="0"/>
+          <w:numId w:val="1007"/>
+        </w:numPr>
+      </w:pPr>
+      <w:r>
+        <w:t xml:space="preserve">counting the unread as done</w:t>
       </w:r>
     </w:p>
     <w:p>
@@ -4535,7 +4577,7 @@
         <w:pStyle w:val="Compact"/>
         <w:numPr>
           <w:ilvl w:val="0"/>
-          <w:numId w:val="1007"/>
+          <w:numId w:val="1008"/>
         </w:numPr>
       </w:pPr>
       <w:r>
@@ -4597,319 +4639,6 @@
       </w:r>
       <w:r>
         <w:t xml:space="preserve">.</w:t>
-      </w:r>
-    </w:p>
-    <w:p>
-      <w:pPr>
-        <w:pStyle w:val="Compact"/>
-        <w:numPr>
-          <w:ilvl w:val="0"/>
-          <w:numId w:val="1007"/>
-        </w:numPr>
-      </w:pPr>
-      <w:r>
-        <w:rPr>
-          <w:b/>
-          <w:bCs/>
-        </w:rPr>
-        <w:t xml:space="preserve">A proof it can fail.</w:t>
-      </w:r>
-      <w:r>
-        <w:t xml:space="preserve"> </w:t>
-      </w:r>
-      <w:r>
-        <w:t xml:space="preserve">Fire the failure class at it, watch it go red, confirm the injected</w:t>
-      </w:r>
-      <w:r>
-        <w:t xml:space="preserve"> </w:t>
-      </w:r>
-      <w:r>
-        <w:t xml:space="preserve">defect landed, record the date.</w:t>
-      </w:r>
-      <w:r>
-        <w:t xml:space="preserve"> </w:t>
-      </w:r>
-      <w:hyperlink r:id="rId17">
-        <w:r>
-          <w:rPr>
-            <w:rStyle w:val="Hyperlink"/>
-          </w:rPr>
-          <w:t xml:space="preserve">CI and standards</w:t>
-        </w:r>
-      </w:hyperlink>
-      <w:r>
-        <w:t xml:space="preserve">,</w:t>
-      </w:r>
-      <w:r>
-        <w:t xml:space="preserve"> </w:t>
-      </w:r>
-      <w:r>
-        <w:rPr>
-          <w:i/>
-          <w:iCs/>
-        </w:rPr>
-        <w:t xml:space="preserve">"Attack the control</w:t>
-      </w:r>
-      <w:r>
-        <w:rPr>
-          <w:i/>
-          <w:iCs/>
-        </w:rPr>
-        <w:t xml:space="preserve"> </w:t>
-      </w:r>
-      <w:r>
-        <w:rPr>
-          <w:i/>
-          <w:iCs/>
-        </w:rPr>
-        <w:t xml:space="preserve">with the failure class it was built to catch"</w:t>
-      </w:r>
-      <w:r>
-        <w:t xml:space="preserve">.</w:t>
-      </w:r>
-    </w:p>
-    <w:p>
-      <w:pPr>
-        <w:pStyle w:val="Compact"/>
-        <w:numPr>
-          <w:ilvl w:val="0"/>
-          <w:numId w:val="1007"/>
-        </w:numPr>
-      </w:pPr>
-      <w:r>
-        <w:rPr>
-          <w:b/>
-          <w:bCs/>
-        </w:rPr>
-        <w:t xml:space="preserve">One check over every instance</w:t>
-      </w:r>
-      <w:r>
-        <w:t xml:space="preserve">, not a control applied where somebody remembered it.</w:t>
-      </w:r>
-      <w:r>
-        <w:t xml:space="preserve"> </w:t>
-      </w:r>
-      <w:hyperlink r:id="rId16">
-        <w:r>
-          <w:rPr>
-            <w:rStyle w:val="Hyperlink"/>
-          </w:rPr>
-          <w:t xml:space="preserve">AI-assisted development</w:t>
-        </w:r>
-      </w:hyperlink>
-      <w:r>
-        <w:t xml:space="preserve">,</w:t>
-      </w:r>
-      <w:r>
-        <w:t xml:space="preserve"> </w:t>
-      </w:r>
-      <w:r>
-        <w:rPr>
-          <w:i/>
-          <w:iCs/>
-        </w:rPr>
-        <w:t xml:space="preserve">"Control parity is a review gate"</w:t>
-      </w:r>
-      <w:r>
-        <w:t xml:space="preserve">.</w:t>
-      </w:r>
-    </w:p>
-    <w:p>
-      <w:pPr>
-        <w:pStyle w:val="Compact"/>
-        <w:numPr>
-          <w:ilvl w:val="0"/>
-          <w:numId w:val="1007"/>
-        </w:numPr>
-      </w:pPr>
-      <w:r>
-        <w:rPr>
-          <w:b/>
-          <w:bCs/>
-        </w:rPr>
-        <w:t xml:space="preserve">Audit mode first</w:t>
-      </w:r>
-      <w:r>
-        <w:t xml:space="preserve"> </w:t>
-      </w:r>
-      <w:r>
-        <w:t xml:space="preserve">for anything that can reject.</w:t>
-      </w:r>
-      <w:r>
-        <w:t xml:space="preserve"> </w:t>
-      </w:r>
-      <w:hyperlink r:id="rId15">
-        <w:r>
-          <w:rPr>
-            <w:rStyle w:val="Hyperlink"/>
-          </w:rPr>
-          <w:t xml:space="preserve">Dependency integrity</w:t>
-        </w:r>
-      </w:hyperlink>
-      <w:r>
-        <w:t xml:space="preserve">,</w:t>
-      </w:r>
-      <w:r>
-        <w:t xml:space="preserve"> </w:t>
-      </w:r>
-      <w:r>
-        <w:rPr>
-          <w:i/>
-          <w:iCs/>
-        </w:rPr>
-        <w:t xml:space="preserve">"Roll a blocking verification control out in</w:t>
-      </w:r>
-      <w:r>
-        <w:rPr>
-          <w:i/>
-          <w:iCs/>
-        </w:rPr>
-        <w:t xml:space="preserve"> </w:t>
-      </w:r>
-      <w:r>
-        <w:rPr>
-          <w:i/>
-          <w:iCs/>
-        </w:rPr>
-        <w:t xml:space="preserve">audit mode first"</w:t>
-      </w:r>
-      <w:r>
-        <w:t xml:space="preserve">.</w:t>
-      </w:r>
-    </w:p>
-    <w:p>
-      <w:pPr>
-        <w:pStyle w:val="Compact"/>
-        <w:numPr>
-          <w:ilvl w:val="0"/>
-          <w:numId w:val="1007"/>
-        </w:numPr>
-      </w:pPr>
-      <w:r>
-        <w:rPr>
-          <w:b/>
-          <w:bCs/>
-        </w:rPr>
-        <w:t xml:space="preserve">Its own tooling installed from a checked-in lock</w:t>
-      </w:r>
-      <w:r>
-        <w:t xml:space="preserve">, inside the machinery that regenerates your</w:t>
-      </w:r>
-      <w:r>
-        <w:t xml:space="preserve"> </w:t>
-      </w:r>
-      <w:r>
-        <w:t xml:space="preserve">runtime locks.</w:t>
-      </w:r>
-      <w:r>
-        <w:t xml:space="preserve"> </w:t>
-      </w:r>
-      <w:hyperlink r:id="rId25">
-        <w:r>
-          <w:rPr>
-            <w:rStyle w:val="Hyperlink"/>
-          </w:rPr>
-          <w:t xml:space="preserve">Code quality</w:t>
-        </w:r>
-      </w:hyperlink>
-      <w:r>
-        <w:t xml:space="preserve">,</w:t>
-      </w:r>
-      <w:r>
-        <w:t xml:space="preserve"> </w:t>
-      </w:r>
-      <w:r>
-        <w:rPr>
-          <w:i/>
-          <w:iCs/>
-        </w:rPr>
-        <w:t xml:space="preserve">"Install the gate's own tooling from a checked-in</w:t>
-      </w:r>
-      <w:r>
-        <w:rPr>
-          <w:i/>
-          <w:iCs/>
-        </w:rPr>
-        <w:t xml:space="preserve"> </w:t>
-      </w:r>
-      <w:r>
-        <w:rPr>
-          <w:i/>
-          <w:iCs/>
-        </w:rPr>
-        <w:t xml:space="preserve">lock"</w:t>
-      </w:r>
-      <w:r>
-        <w:t xml:space="preserve">.</w:t>
-      </w:r>
-    </w:p>
-    <w:p>
-      <w:pPr>
-        <w:pStyle w:val="FirstParagraph"/>
-      </w:pPr>
-      <w:r>
-        <w:t xml:space="preserve">A control that exists only locally is advisory in practice regardless of intent. The ways a gate</w:t>
-      </w:r>
-      <w:r>
-        <w:t xml:space="preserve"> </w:t>
-      </w:r>
-      <w:r>
-        <w:t xml:space="preserve">lies while reporting green belong to</w:t>
-      </w:r>
-      <w:r>
-        <w:t xml:space="preserve"> </w:t>
-      </w:r>
-      <w:hyperlink r:id="rId17">
-        <w:r>
-          <w:rPr>
-            <w:rStyle w:val="Hyperlink"/>
-          </w:rPr>
-          <w:t xml:space="preserve">CI and standards</w:t>
-        </w:r>
-      </w:hyperlink>
-      <w:r>
-        <w:t xml:space="preserve"> </w:t>
-      </w:r>
-      <w:r>
-        <w:t xml:space="preserve">and</w:t>
-      </w:r>
-      <w:r>
-        <w:t xml:space="preserve"> </w:t>
-      </w:r>
-      <w:hyperlink r:id="rId26">
-        <w:r>
-          <w:rPr>
-            <w:rStyle w:val="Hyperlink"/>
-          </w:rPr>
-          <w:t xml:space="preserve">the leak gate</w:t>
-        </w:r>
-      </w:hyperlink>
-      <w:r>
-        <w:t xml:space="preserve">; read them there.</w:t>
-      </w:r>
-    </w:p>
-    <w:bookmarkEnd w:id="41"/>
-    <w:bookmarkStart w:id="42" w:name="Xd2fe0cdeb6ba2ec693ed00a138bb7be868cd4b6"/>
-    <w:p>
-      <w:pPr>
-        <w:pStyle w:val="Heading3"/>
-      </w:pPr>
-      <w:r>
-        <w:t xml:space="preserve">What you cannot automate, and must therefore give to a person</w:t>
-      </w:r>
-    </w:p>
-    <w:p>
-      <w:pPr>
-        <w:pStyle w:val="FirstParagraph"/>
-      </w:pPr>
-      <w:r>
-        <w:t xml:space="preserve">At least these, and your setting will add more. Say them out loud in your own record, because a</w:t>
-      </w:r>
-      <w:r>
-        <w:t xml:space="preserve"> </w:t>
-      </w:r>
-      <w:r>
-        <w:t xml:space="preserve">green control plane otherwise implies coverage it does not have.</w:t>
       </w:r>
     </w:p>
     <w:p>
@@ -4925,19 +4654,60 @@
           <w:b/>
           <w:bCs/>
         </w:rPr>
-        <w:t xml:space="preserve">The risk tier decision.</w:t>
-      </w:r>
-      <w:r>
-        <w:t xml:space="preserve"> </w:t>
-      </w:r>
-      <w:r>
-        <w:t xml:space="preserve">No detector exists. It is a human checklist whose whole guarantee is</w:t>
-      </w:r>
-      <w:r>
-        <w:t xml:space="preserve"> </w:t>
-      </w:r>
-      <w:r>
-        <w:t xml:space="preserve">that it fails closed and leaves a recorded reason.</w:t>
+        <w:t xml:space="preserve">A proof it can fail.</w:t>
+      </w:r>
+      <w:r>
+        <w:t xml:space="preserve"> </w:t>
+      </w:r>
+      <w:r>
+        <w:t xml:space="preserve">Fire the failure class at it, watch it go red, confirm the injected</w:t>
+      </w:r>
+      <w:r>
+        <w:t xml:space="preserve"> </w:t>
+      </w:r>
+      <w:r>
+        <w:t xml:space="preserve">defect landed, record the date.</w:t>
+      </w:r>
+      <w:r>
+        <w:t xml:space="preserve"> </w:t>
+      </w:r>
+      <w:hyperlink r:id="rId17">
+        <w:r>
+          <w:rPr>
+            <w:rStyle w:val="Hyperlink"/>
+          </w:rPr>
+          <w:t xml:space="preserve">CI and standards</w:t>
+        </w:r>
+      </w:hyperlink>
+      <w:r>
+        <w:t xml:space="preserve">,</w:t>
+      </w:r>
+      <w:r>
+        <w:t xml:space="preserve"> </w:t>
+      </w:r>
+      <w:r>
+        <w:rPr>
+          <w:i/>
+          <w:iCs/>
+        </w:rPr>
+        <w:t xml:space="preserve">"Attack the control</w:t>
+      </w:r>
+      <w:r>
+        <w:rPr>
+          <w:i/>
+          <w:iCs/>
+        </w:rPr>
+        <w:t xml:space="preserve"> </w:t>
+      </w:r>
+      <w:r>
+        <w:rPr>
+          <w:i/>
+          <w:iCs/>
+        </w:rPr>
+        <w:t xml:space="preserve">with the failure class it was built to catch"</w:t>
+      </w:r>
+      <w:r>
+        <w:t xml:space="preserve">.</w:t>
       </w:r>
     </w:p>
     <w:p>
@@ -4953,13 +4723,37 @@
           <w:b/>
           <w:bCs/>
         </w:rPr>
-        <w:t xml:space="preserve">The quality of a threat model.</w:t>
-      </w:r>
-      <w:r>
-        <w:t xml:space="preserve"> </w:t>
-      </w:r>
-      <w:r>
-        <w:t xml:space="preserve">A gate can verify one exists. Nothing verifies it is any good.</w:t>
+        <w:t xml:space="preserve">One check over every instance</w:t>
+      </w:r>
+      <w:r>
+        <w:t xml:space="preserve">, not a control applied where somebody remembered it.</w:t>
+      </w:r>
+      <w:r>
+        <w:t xml:space="preserve"> </w:t>
+      </w:r>
+      <w:hyperlink r:id="rId16">
+        <w:r>
+          <w:rPr>
+            <w:rStyle w:val="Hyperlink"/>
+          </w:rPr>
+          <w:t xml:space="preserve">AI-assisted development</w:t>
+        </w:r>
+      </w:hyperlink>
+      <w:r>
+        <w:t xml:space="preserve">,</w:t>
+      </w:r>
+      <w:r>
+        <w:t xml:space="preserve"> </w:t>
+      </w:r>
+      <w:r>
+        <w:rPr>
+          <w:i/>
+          <w:iCs/>
+        </w:rPr>
+        <w:t xml:space="preserve">"Control parity is a review gate"</w:t>
+      </w:r>
+      <w:r>
+        <w:t xml:space="preserve">.</w:t>
       </w:r>
     </w:p>
     <w:p>
@@ -4975,17 +4769,23 @@
           <w:b/>
           <w:bCs/>
         </w:rPr>
-        <w:t xml:space="preserve">The explain-it floor.</w:t>
-      </w:r>
-      <w:r>
-        <w:t xml:space="preserve"> </w:t>
-      </w:r>
-      <w:hyperlink r:id="rId28">
+        <w:t xml:space="preserve">Audit mode first</w:t>
+      </w:r>
+      <w:r>
+        <w:t xml:space="preserve"> </w:t>
+      </w:r>
+      <w:r>
+        <w:t xml:space="preserve">for anything that can reject.</w:t>
+      </w:r>
+      <w:r>
+        <w:t xml:space="preserve"> </w:t>
+      </w:r>
+      <w:hyperlink r:id="rId15">
         <w:r>
           <w:rPr>
             <w:rStyle w:val="Hyperlink"/>
           </w:rPr>
-          <w:t xml:space="preserve">Human review of code</w:t>
+          <w:t xml:space="preserve">Dependency integrity</w:t>
         </w:r>
       </w:hyperlink>
       <w:r>
@@ -4999,7 +4799,7 @@
           <w:i/>
           <w:iCs/>
         </w:rPr>
-        <w:t xml:space="preserve">"The floor: reject code you</w:t>
+        <w:t xml:space="preserve">"Roll a blocking verification control out in</w:t>
       </w:r>
       <w:r>
         <w:rPr>
@@ -5013,7 +4813,7 @@
           <w:i/>
           <w:iCs/>
         </w:rPr>
-        <w:t xml:space="preserve">cannot explain"</w:t>
+        <w:t xml:space="preserve">audit mode first"</w:t>
       </w:r>
       <w:r>
         <w:t xml:space="preserve">.</w:t>
@@ -5032,6 +4832,248 @@
           <w:b/>
           <w:bCs/>
         </w:rPr>
+        <w:t xml:space="preserve">Its own tooling installed from a checked-in lock</w:t>
+      </w:r>
+      <w:r>
+        <w:t xml:space="preserve">, inside the machinery that regenerates your</w:t>
+      </w:r>
+      <w:r>
+        <w:t xml:space="preserve"> </w:t>
+      </w:r>
+      <w:r>
+        <w:t xml:space="preserve">runtime locks.</w:t>
+      </w:r>
+      <w:r>
+        <w:t xml:space="preserve"> </w:t>
+      </w:r>
+      <w:hyperlink r:id="rId25">
+        <w:r>
+          <w:rPr>
+            <w:rStyle w:val="Hyperlink"/>
+          </w:rPr>
+          <w:t xml:space="preserve">Code quality</w:t>
+        </w:r>
+      </w:hyperlink>
+      <w:r>
+        <w:t xml:space="preserve">,</w:t>
+      </w:r>
+      <w:r>
+        <w:t xml:space="preserve"> </w:t>
+      </w:r>
+      <w:r>
+        <w:rPr>
+          <w:i/>
+          <w:iCs/>
+        </w:rPr>
+        <w:t xml:space="preserve">"Install the gate's own tooling from a checked-in</w:t>
+      </w:r>
+      <w:r>
+        <w:rPr>
+          <w:i/>
+          <w:iCs/>
+        </w:rPr>
+        <w:t xml:space="preserve"> </w:t>
+      </w:r>
+      <w:r>
+        <w:rPr>
+          <w:i/>
+          <w:iCs/>
+        </w:rPr>
+        <w:t xml:space="preserve">lock"</w:t>
+      </w:r>
+      <w:r>
+        <w:t xml:space="preserve">.</w:t>
+      </w:r>
+    </w:p>
+    <w:p>
+      <w:pPr>
+        <w:pStyle w:val="FirstParagraph"/>
+      </w:pPr>
+      <w:r>
+        <w:t xml:space="preserve">A control that exists only locally is advisory in practice regardless of intent. The ways a gate</w:t>
+      </w:r>
+      <w:r>
+        <w:t xml:space="preserve"> </w:t>
+      </w:r>
+      <w:r>
+        <w:t xml:space="preserve">lies while reporting green belong to</w:t>
+      </w:r>
+      <w:r>
+        <w:t xml:space="preserve"> </w:t>
+      </w:r>
+      <w:hyperlink r:id="rId17">
+        <w:r>
+          <w:rPr>
+            <w:rStyle w:val="Hyperlink"/>
+          </w:rPr>
+          <w:t xml:space="preserve">CI and standards</w:t>
+        </w:r>
+      </w:hyperlink>
+      <w:r>
+        <w:t xml:space="preserve"> </w:t>
+      </w:r>
+      <w:r>
+        <w:t xml:space="preserve">and</w:t>
+      </w:r>
+      <w:r>
+        <w:t xml:space="preserve"> </w:t>
+      </w:r>
+      <w:hyperlink r:id="rId26">
+        <w:r>
+          <w:rPr>
+            <w:rStyle w:val="Hyperlink"/>
+          </w:rPr>
+          <w:t xml:space="preserve">the leak gate</w:t>
+        </w:r>
+      </w:hyperlink>
+      <w:r>
+        <w:t xml:space="preserve">; read them there.</w:t>
+      </w:r>
+    </w:p>
+    <w:bookmarkEnd w:id="41"/>
+    <w:bookmarkStart w:id="42" w:name="Xd2fe0cdeb6ba2ec693ed00a138bb7be868cd4b6"/>
+    <w:p>
+      <w:pPr>
+        <w:pStyle w:val="Heading3"/>
+      </w:pPr>
+      <w:r>
+        <w:t xml:space="preserve">What you cannot automate, and must therefore give to a person</w:t>
+      </w:r>
+    </w:p>
+    <w:p>
+      <w:pPr>
+        <w:pStyle w:val="FirstParagraph"/>
+      </w:pPr>
+      <w:r>
+        <w:t xml:space="preserve">At least these, and your setting will add more. Say them out loud in your own record, because a</w:t>
+      </w:r>
+      <w:r>
+        <w:t xml:space="preserve"> </w:t>
+      </w:r>
+      <w:r>
+        <w:t xml:space="preserve">green control plane otherwise implies coverage it does not have.</w:t>
+      </w:r>
+    </w:p>
+    <w:p>
+      <w:pPr>
+        <w:pStyle w:val="Compact"/>
+        <w:numPr>
+          <w:ilvl w:val="0"/>
+          <w:numId w:val="1009"/>
+        </w:numPr>
+      </w:pPr>
+      <w:r>
+        <w:rPr>
+          <w:b/>
+          <w:bCs/>
+        </w:rPr>
+        <w:t xml:space="preserve">The risk tier decision.</w:t>
+      </w:r>
+      <w:r>
+        <w:t xml:space="preserve"> </w:t>
+      </w:r>
+      <w:r>
+        <w:t xml:space="preserve">No detector exists. It is a human checklist whose whole guarantee is</w:t>
+      </w:r>
+      <w:r>
+        <w:t xml:space="preserve"> </w:t>
+      </w:r>
+      <w:r>
+        <w:t xml:space="preserve">that it fails closed and leaves a recorded reason.</w:t>
+      </w:r>
+    </w:p>
+    <w:p>
+      <w:pPr>
+        <w:pStyle w:val="Compact"/>
+        <w:numPr>
+          <w:ilvl w:val="0"/>
+          <w:numId w:val="1009"/>
+        </w:numPr>
+      </w:pPr>
+      <w:r>
+        <w:rPr>
+          <w:b/>
+          <w:bCs/>
+        </w:rPr>
+        <w:t xml:space="preserve">The quality of a threat model.</w:t>
+      </w:r>
+      <w:r>
+        <w:t xml:space="preserve"> </w:t>
+      </w:r>
+      <w:r>
+        <w:t xml:space="preserve">A gate can verify one exists. Nothing verifies it is any good.</w:t>
+      </w:r>
+    </w:p>
+    <w:p>
+      <w:pPr>
+        <w:pStyle w:val="Compact"/>
+        <w:numPr>
+          <w:ilvl w:val="0"/>
+          <w:numId w:val="1009"/>
+        </w:numPr>
+      </w:pPr>
+      <w:r>
+        <w:rPr>
+          <w:b/>
+          <w:bCs/>
+        </w:rPr>
+        <w:t xml:space="preserve">The explain-it floor.</w:t>
+      </w:r>
+      <w:r>
+        <w:t xml:space="preserve"> </w:t>
+      </w:r>
+      <w:hyperlink r:id="rId28">
+        <w:r>
+          <w:rPr>
+            <w:rStyle w:val="Hyperlink"/>
+          </w:rPr>
+          <w:t xml:space="preserve">Human review of code</w:t>
+        </w:r>
+      </w:hyperlink>
+      <w:r>
+        <w:t xml:space="preserve">,</w:t>
+      </w:r>
+      <w:r>
+        <w:t xml:space="preserve"> </w:t>
+      </w:r>
+      <w:r>
+        <w:rPr>
+          <w:i/>
+          <w:iCs/>
+        </w:rPr>
+        <w:t xml:space="preserve">"The floor: reject code you</w:t>
+      </w:r>
+      <w:r>
+        <w:rPr>
+          <w:i/>
+          <w:iCs/>
+        </w:rPr>
+        <w:t xml:space="preserve"> </w:t>
+      </w:r>
+      <w:r>
+        <w:rPr>
+          <w:i/>
+          <w:iCs/>
+        </w:rPr>
+        <w:t xml:space="preserve">cannot explain"</w:t>
+      </w:r>
+      <w:r>
+        <w:t xml:space="preserve">.</w:t>
+      </w:r>
+    </w:p>
+    <w:p>
+      <w:pPr>
+        <w:pStyle w:val="Compact"/>
+        <w:numPr>
+          <w:ilvl w:val="0"/>
+          <w:numId w:val="1009"/>
+        </w:numPr>
+      </w:pPr>
+      <w:r>
+        <w:rPr>
+          <w:b/>
+          <w:bCs/>
+        </w:rPr>
         <w:t xml:space="preserve">The outbound channel.</w:t>
       </w:r>
       <w:r>
@@ -5093,7 +5135,7 @@
         <w:pStyle w:val="Compact"/>
         <w:numPr>
           <w:ilvl w:val="0"/>
-          <w:numId w:val="1008"/>
+          <w:numId w:val="1009"/>
         </w:numPr>
       </w:pPr>
       <w:r>
@@ -5442,7 +5484,7 @@
         <w:pStyle w:val="Compact"/>
         <w:numPr>
           <w:ilvl w:val="0"/>
-          <w:numId w:val="1009"/>
+          <w:numId w:val="1010"/>
         </w:numPr>
       </w:pPr>
       <w:r>
@@ -5458,7 +5500,7 @@
         <w:pStyle w:val="Compact"/>
         <w:numPr>
           <w:ilvl w:val="0"/>
-          <w:numId w:val="1009"/>
+          <w:numId w:val="1010"/>
         </w:numPr>
       </w:pPr>
       <w:r>
@@ -6237,7 +6279,7 @@
         <w:pStyle w:val="Compact"/>
         <w:numPr>
           <w:ilvl w:val="0"/>
-          <w:numId w:val="1010"/>
+          <w:numId w:val="1011"/>
         </w:numPr>
       </w:pPr>
       <w:r>
@@ -6259,7 +6301,7 @@
         <w:pStyle w:val="Compact"/>
         <w:numPr>
           <w:ilvl w:val="0"/>
-          <w:numId w:val="1010"/>
+          <w:numId w:val="1011"/>
         </w:numPr>
       </w:pPr>
       <w:r>
@@ -6287,7 +6329,7 @@
         <w:pStyle w:val="Compact"/>
         <w:numPr>
           <w:ilvl w:val="0"/>
-          <w:numId w:val="1010"/>
+          <w:numId w:val="1011"/>
         </w:numPr>
       </w:pPr>
       <w:r>
@@ -6303,7 +6345,7 @@
         <w:pStyle w:val="Compact"/>
         <w:numPr>
           <w:ilvl w:val="0"/>
-          <w:numId w:val="1010"/>
+          <w:numId w:val="1011"/>
         </w:numPr>
       </w:pPr>
       <w:r>
@@ -6355,7 +6397,7 @@
         <w:pStyle w:val="Compact"/>
         <w:numPr>
           <w:ilvl w:val="0"/>
-          <w:numId w:val="1011"/>
+          <w:numId w:val="1012"/>
         </w:numPr>
       </w:pPr>
       <w:r>
@@ -6396,7 +6438,7 @@
         <w:pStyle w:val="Compact"/>
         <w:numPr>
           <w:ilvl w:val="0"/>
-          <w:numId w:val="1011"/>
+          <w:numId w:val="1012"/>
         </w:numPr>
       </w:pPr>
       <w:r>
@@ -6440,7 +6482,7 @@
         <w:pStyle w:val="Compact"/>
         <w:numPr>
           <w:ilvl w:val="0"/>
-          <w:numId w:val="1011"/>
+          <w:numId w:val="1012"/>
         </w:numPr>
       </w:pPr>
       <w:r>
@@ -6509,7 +6551,7 @@
         <w:pStyle w:val="Compact"/>
         <w:numPr>
           <w:ilvl w:val="0"/>
-          <w:numId w:val="1011"/>
+          <w:numId w:val="1012"/>
         </w:numPr>
       </w:pPr>
       <w:r>
@@ -17043,7 +17085,7 @@
         <w:pStyle w:val="Compact"/>
         <w:numPr>
           <w:ilvl w:val="0"/>
-          <w:numId w:val="1012"/>
+          <w:numId w:val="1013"/>
         </w:numPr>
       </w:pPr>
       <w:r>
@@ -17064,84 +17106,6 @@
       </w:r>
       <w:r>
         <w:t xml:space="preserve">somewhere with a change advisory board.</w:t>
-      </w:r>
-    </w:p>
-    <w:p>
-      <w:pPr>
-        <w:pStyle w:val="Compact"/>
-        <w:numPr>
-          <w:ilvl w:val="0"/>
-          <w:numId w:val="1012"/>
-        </w:numPr>
-      </w:pPr>
-      <w:r>
-        <w:rPr>
-          <w:b/>
-          <w:bCs/>
-        </w:rPr>
-        <w:t xml:space="preserve">The "usually" column, entirely.</w:t>
-      </w:r>
-      <w:r>
-        <w:t xml:space="preserve"> </w:t>
-      </w:r>
-      <w:r>
-        <w:t xml:space="preserve">Your observed baseline replaces it on first contact.</w:t>
-      </w:r>
-    </w:p>
-    <w:p>
-      <w:pPr>
-        <w:pStyle w:val="Compact"/>
-        <w:numPr>
-          <w:ilvl w:val="0"/>
-          <w:numId w:val="1012"/>
-        </w:numPr>
-      </w:pPr>
-      <w:r>
-        <w:rPr>
-          <w:b/>
-          <w:bCs/>
-        </w:rPr>
-        <w:t xml:space="preserve">The grouping of the worksheet</w:t>
-      </w:r>
-      <w:r>
-        <w:t xml:space="preserve"> </w:t>
-      </w:r>
-      <w:r>
-        <w:t xml:space="preserve">-- by owning team, by surface, or by release.</w:t>
-      </w:r>
-    </w:p>
-    <w:p>
-      <w:pPr>
-        <w:pStyle w:val="Compact"/>
-        <w:numPr>
-          <w:ilvl w:val="0"/>
-          <w:numId w:val="1012"/>
-        </w:numPr>
-      </w:pPr>
-      <w:r>
-        <w:rPr>
-          <w:b/>
-          <w:bCs/>
-        </w:rPr>
-        <w:t xml:space="preserve">The depth of the step-3 queue.</w:t>
-      </w:r>
-      <w:r>
-        <w:t xml:space="preserve"> </w:t>
-      </w:r>
-      <w:r>
-        <w:t xml:space="preserve">Three is chosen so it cannot become a schedule. Two is fine.</w:t>
-      </w:r>
-    </w:p>
-    <w:p>
-      <w:pPr>
-        <w:pStyle w:val="FirstParagraph"/>
-      </w:pPr>
-      <w:r>
-        <w:rPr>
-          <w:b/>
-          <w:bCs/>
-        </w:rPr>
-        <w:t xml:space="preserve">Do not weaken:</w:t>
       </w:r>
     </w:p>
     <w:p>
@@ -17157,19 +17121,13 @@
           <w:b/>
           <w:bCs/>
         </w:rPr>
-        <w:t xml:space="preserve">The record left by step 2.</w:t>
-      </w:r>
-      <w:r>
-        <w:t xml:space="preserve"> </w:t>
-      </w:r>
-      <w:r>
-        <w:t xml:space="preserve">A tailoring decision with no date, no compensating control and no</w:t>
-      </w:r>
-      <w:r>
-        <w:t xml:space="preserve"> </w:t>
-      </w:r>
-      <w:r>
-        <w:t xml:space="preserve">trigger reads later as an oversight.</w:t>
+        <w:t xml:space="preserve">The "usually" column, entirely.</w:t>
+      </w:r>
+      <w:r>
+        <w:t xml:space="preserve"> </w:t>
+      </w:r>
+      <w:r>
+        <w:t xml:space="preserve">Your observed baseline replaces it on first contact.</w:t>
       </w:r>
     </w:p>
     <w:p>
@@ -17185,13 +17143,13 @@
           <w:b/>
           <w:bCs/>
         </w:rPr>
-        <w:t xml:space="preserve">The unverified verdict.</w:t>
-      </w:r>
-      <w:r>
-        <w:t xml:space="preserve"> </w:t>
-      </w:r>
-      <w:r>
-        <w:t xml:space="preserve">A row nobody checked is not a pass.</w:t>
+        <w:t xml:space="preserve">The grouping of the worksheet</w:t>
+      </w:r>
+      <w:r>
+        <w:t xml:space="preserve"> </w:t>
+      </w:r>
+      <w:r>
+        <w:t xml:space="preserve">-- by owning team, by surface, or by release.</w:t>
       </w:r>
     </w:p>
     <w:p>
@@ -17207,13 +17165,25 @@
           <w:b/>
           <w:bCs/>
         </w:rPr>
-        <w:t xml:space="preserve">The proof that a gate can fail.</w:t>
-      </w:r>
-      <w:r>
-        <w:t xml:space="preserve"> </w:t>
-      </w:r>
-      <w:r>
-        <w:t xml:space="preserve">It is the difference between a control and a claim.</w:t>
+        <w:t xml:space="preserve">The depth of the step-3 queue.</w:t>
+      </w:r>
+      <w:r>
+        <w:t xml:space="preserve"> </w:t>
+      </w:r>
+      <w:r>
+        <w:t xml:space="preserve">Three is chosen so it cannot become a schedule. Two is fine.</w:t>
+      </w:r>
+    </w:p>
+    <w:p>
+      <w:pPr>
+        <w:pStyle w:val="FirstParagraph"/>
+      </w:pPr>
+      <w:r>
+        <w:rPr>
+          <w:b/>
+          <w:bCs/>
+        </w:rPr>
+        <w:t xml:space="preserve">Do not weaken:</w:t>
       </w:r>
     </w:p>
     <w:p>
@@ -17221,7 +17191,7 @@
         <w:pStyle w:val="Compact"/>
         <w:numPr>
           <w:ilvl w:val="0"/>
-          <w:numId w:val="1013"/>
+          <w:numId w:val="1014"/>
         </w:numPr>
       </w:pPr>
       <w:r>
@@ -17229,19 +17199,19 @@
           <w:b/>
           <w:bCs/>
         </w:rPr>
-        <w:t xml:space="preserve">The dependency ordering in step 3.</w:t>
-      </w:r>
-      <w:r>
-        <w:t xml:space="preserve"> </w:t>
-      </w:r>
-      <w:r>
-        <w:t xml:space="preserve">Risk and ease may break a tie inside a layer. They may not</w:t>
-      </w:r>
-      <w:r>
-        <w:t xml:space="preserve"> </w:t>
-      </w:r>
-      <w:r>
-        <w:t xml:space="preserve">move an item into a layer whose precondition does not exist yet.</w:t>
+        <w:t xml:space="preserve">The record left by step 2.</w:t>
+      </w:r>
+      <w:r>
+        <w:t xml:space="preserve"> </w:t>
+      </w:r>
+      <w:r>
+        <w:t xml:space="preserve">A tailoring decision with no date, no compensating control and no</w:t>
+      </w:r>
+      <w:r>
+        <w:t xml:space="preserve"> </w:t>
+      </w:r>
+      <w:r>
+        <w:t xml:space="preserve">trigger reads later as an oversight.</w:t>
       </w:r>
     </w:p>
     <w:p>
@@ -17249,7 +17219,79 @@
         <w:pStyle w:val="Compact"/>
         <w:numPr>
           <w:ilvl w:val="0"/>
-          <w:numId w:val="1013"/>
+          <w:numId w:val="1014"/>
+        </w:numPr>
+      </w:pPr>
+      <w:r>
+        <w:rPr>
+          <w:b/>
+          <w:bCs/>
+        </w:rPr>
+        <w:t xml:space="preserve">The unverified verdict.</w:t>
+      </w:r>
+      <w:r>
+        <w:t xml:space="preserve"> </w:t>
+      </w:r>
+      <w:r>
+        <w:t xml:space="preserve">A row nobody checked is not a pass.</w:t>
+      </w:r>
+    </w:p>
+    <w:p>
+      <w:pPr>
+        <w:pStyle w:val="Compact"/>
+        <w:numPr>
+          <w:ilvl w:val="0"/>
+          <w:numId w:val="1014"/>
+        </w:numPr>
+      </w:pPr>
+      <w:r>
+        <w:rPr>
+          <w:b/>
+          <w:bCs/>
+        </w:rPr>
+        <w:t xml:space="preserve">The proof that a gate can fail.</w:t>
+      </w:r>
+      <w:r>
+        <w:t xml:space="preserve"> </w:t>
+      </w:r>
+      <w:r>
+        <w:t xml:space="preserve">It is the difference between a control and a claim.</w:t>
+      </w:r>
+    </w:p>
+    <w:p>
+      <w:pPr>
+        <w:pStyle w:val="Compact"/>
+        <w:numPr>
+          <w:ilvl w:val="0"/>
+          <w:numId w:val="1014"/>
+        </w:numPr>
+      </w:pPr>
+      <w:r>
+        <w:rPr>
+          <w:b/>
+          <w:bCs/>
+        </w:rPr>
+        <w:t xml:space="preserve">The dependency ordering in step 3.</w:t>
+      </w:r>
+      <w:r>
+        <w:t xml:space="preserve"> </w:t>
+      </w:r>
+      <w:r>
+        <w:t xml:space="preserve">Risk and ease may break a tie inside a layer. They may not</w:t>
+      </w:r>
+      <w:r>
+        <w:t xml:space="preserve"> </w:t>
+      </w:r>
+      <w:r>
+        <w:t xml:space="preserve">move an item into a layer whose precondition does not exist yet.</w:t>
+      </w:r>
+    </w:p>
+    <w:p>
+      <w:pPr>
+        <w:pStyle w:val="Compact"/>
+        <w:numPr>
+          <w:ilvl w:val="0"/>
+          <w:numId w:val="1014"/>
         </w:numPr>
       </w:pPr>
       <w:r>
@@ -17905,6 +17947,9 @@
     <w:abstractNumId w:val="991"/>
   </w:num>
   <w:num w:numId="1010">
+    <w:abstractNumId w:val="991"/>
+  </w:num>
+  <w:num w:numId="1011">
     <w:abstractNumId w:val="99411"/>
     <w:lvlOverride w:ilvl="0">
       <w:startOverride w:val="1"/>
@@ -17934,13 +17979,13 @@
       <w:startOverride w:val="1"/>
     </w:lvlOverride>
   </w:num>
-  <w:num w:numId="1011">
-    <w:abstractNumId w:val="991"/>
-  </w:num>
   <w:num w:numId="1012">
     <w:abstractNumId w:val="991"/>
   </w:num>
   <w:num w:numId="1013">
+    <w:abstractNumId w:val="991"/>
+  </w:num>
+  <w:num w:numId="1014">
     <w:abstractNumId w:val="991"/>
   </w:num>
 </w:numbering>

--- a/docs/standards/word/ADOPTING-THESE.docx
+++ b/docs/standards/word/ADOPTING-THESE.docx
@@ -28,7 +28,7 @@
         </w:p>
       </w:sdtContent>
     </w:sdt>
-    <w:bookmarkStart w:id="181" w:name="how-to-adopt-these"/>
+    <w:bookmarkStart w:id="180" w:name="how-to-adopt-these"/>
     <w:p>
       <w:pPr>
         <w:pStyle w:val="Heading1"/>
@@ -284,86 +284,7 @@
       </w:r>
     </w:p>
     <w:bookmarkEnd w:id="12"/>
-    <w:bookmarkStart w:id="13" w:name="two-things-that-hold-at-every-step"/>
-    <w:p>
-      <w:pPr>
-        <w:pStyle w:val="Heading2"/>
-      </w:pPr>
-      <w:r>
-        <w:t xml:space="preserve">Two things that hold at every step</w:t>
-      </w:r>
-    </w:p>
-    <w:p>
-      <w:pPr>
-        <w:pStyle w:val="FirstParagraph"/>
-      </w:pPr>
-      <w:r>
-        <w:rPr>
-          <w:b/>
-          <w:bCs/>
-        </w:rPr>
-        <w:t xml:space="preserve">A blocking row nobody has watched refuse anything is indistinguishable from one that cannot refuse</w:t>
-      </w:r>
-      <w:r>
-        <w:rPr>
-          <w:b/>
-          <w:bCs/>
-        </w:rPr>
-        <w:t xml:space="preserve"> </w:t>
-      </w:r>
-      <w:r>
-        <w:rPr>
-          <w:b/>
-          <w:bCs/>
-        </w:rPr>
-        <w:t xml:space="preserve">anything.</w:t>
-      </w:r>
-      <w:r>
-        <w:t xml:space="preserve"> </w:t>
-      </w:r>
-      <w:r>
-        <w:t xml:space="preserve">That is why instrumentation comes before ranking: with no receipts, every severity</w:t>
-      </w:r>
-      <w:r>
-        <w:t xml:space="preserve"> </w:t>
-      </w:r>
-      <w:r>
-        <w:t xml:space="preserve">ranking is unfalsifiable.</w:t>
-      </w:r>
-    </w:p>
-    <w:p>
-      <w:pPr>
-        <w:pStyle w:val="BodyText"/>
-      </w:pPr>
-      <w:r>
-        <w:rPr>
-          <w:b/>
-          <w:bCs/>
-        </w:rPr>
-        <w:t xml:space="preserve">Tailoring is expected where silent tailoring is not.</w:t>
-      </w:r>
-      <w:r>
-        <w:t xml:space="preserve"> </w:t>
-      </w:r>
-      <w:r>
-        <w:t xml:space="preserve">A control that quietly left the set reads</w:t>
-      </w:r>
-      <w:r>
-        <w:t xml:space="preserve"> </w:t>
-      </w:r>
-      <w:r>
-        <w:t xml:space="preserve">exactly like a control nobody got to.</w:t>
-      </w:r>
-    </w:p>
-    <w:p>
-      <w:r>
-        <w:pict>
-          <v:rect style="width:0;height:1.5pt" o:hralign="center" o:hrstd="t" o:hr="t"/>
-        </w:pict>
-      </w:r>
-    </w:p>
-    <w:bookmarkEnd w:id="13"/>
-    <w:bookmarkStart w:id="19" w:name="if-you-only-have-an-afternoon"/>
+    <w:bookmarkStart w:id="18" w:name="if-you-only-have-an-afternoon"/>
     <w:p>
       <w:pPr>
         <w:pStyle w:val="Heading2"/>
@@ -419,7 +340,7 @@
       <w:r>
         <w:t xml:space="preserve"> </w:t>
       </w:r>
-      <w:hyperlink r:id="rId14">
+      <w:hyperlink r:id="rId13">
         <w:r>
           <w:rPr>
             <w:rStyle w:val="Hyperlink"/>
@@ -461,7 +382,7 @@
       <w:r>
         <w:t xml:space="preserve"> </w:t>
       </w:r>
-      <w:hyperlink r:id="rId14">
+      <w:hyperlink r:id="rId13">
         <w:r>
           <w:rPr>
             <w:rStyle w:val="Hyperlink"/>
@@ -509,7 +430,7 @@
       <w:r>
         <w:t xml:space="preserve"> </w:t>
       </w:r>
-      <w:hyperlink r:id="rId15">
+      <w:hyperlink r:id="rId14">
         <w:r>
           <w:rPr>
             <w:rStyle w:val="Hyperlink"/>
@@ -578,7 +499,7 @@
       <w:r>
         <w:t xml:space="preserve"> </w:t>
       </w:r>
-      <w:hyperlink r:id="rId16">
+      <w:hyperlink r:id="rId15">
         <w:r>
           <w:rPr>
             <w:rStyle w:val="Hyperlink"/>
@@ -633,7 +554,7 @@
       <w:r>
         <w:t xml:space="preserve"> </w:t>
       </w:r>
-      <w:hyperlink r:id="rId17">
+      <w:hyperlink r:id="rId16">
         <w:r>
           <w:rPr>
             <w:rStyle w:val="Hyperlink"/>
@@ -739,7 +660,7 @@
       <w:r>
         <w:t xml:space="preserve">(</w:t>
       </w:r>
-      <w:hyperlink r:id="rId18">
+      <w:hyperlink r:id="rId17">
         <w:r>
           <w:rPr>
             <w:rStyle w:val="Hyperlink"/>
@@ -785,8 +706,8 @@
         </w:pict>
       </w:r>
     </w:p>
-    <w:bookmarkEnd w:id="19"/>
-    <w:bookmarkStart w:id="23" w:name="Xfb7ef269d869dacdc900f3a6b6ee71aa2357e54"/>
+    <w:bookmarkEnd w:id="18"/>
+    <w:bookmarkStart w:id="22" w:name="Xfb7ef269d869dacdc900f3a6b6ee71aa2357e54"/>
     <w:p>
       <w:pPr>
         <w:pStyle w:val="Heading2"/>
@@ -831,7 +752,7 @@
       <w:r>
         <w:t xml:space="preserve"> </w:t>
       </w:r>
-      <w:hyperlink r:id="rId20">
+      <w:hyperlink r:id="rId19">
         <w:r>
           <w:rPr>
             <w:rStyle w:val="Hyperlink"/>
@@ -856,7 +777,7 @@
           <w:b/>
           <w:bCs/>
         </w:rPr>
-        <w:t xml:space="preserve">An exception register is for your own use.</w:t>
+        <w:t xml:space="preserve">A deviations register is for your own use.</w:t>
       </w:r>
       <w:r>
         <w:t xml:space="preserve"> </w:t>
@@ -1003,7 +924,7 @@
       <w:r>
         <w:t xml:space="preserve"> </w:t>
       </w:r>
-      <w:hyperlink r:id="rId21">
+      <w:hyperlink r:id="rId20">
         <w:r>
           <w:rPr>
             <w:rStyle w:val="Hyperlink"/>
@@ -1020,7 +941,7 @@
       <w:r>
         <w:t xml:space="preserve"> </w:t>
       </w:r>
-      <w:hyperlink r:id="rId22">
+      <w:hyperlink r:id="rId21">
         <w:r>
           <w:rPr>
             <w:rStyle w:val="Hyperlink"/>
@@ -1047,8 +968,8 @@
         </w:pict>
       </w:r>
     </w:p>
-    <w:bookmarkEnd w:id="23"/>
-    <w:bookmarkStart w:id="24" w:name="the-five-artifacts"/>
+    <w:bookmarkEnd w:id="22"/>
+    <w:bookmarkStart w:id="23" w:name="the-five-artifacts"/>
     <w:p>
       <w:pPr>
         <w:pStyle w:val="Heading2"/>
@@ -1399,8 +1320,8 @@
         </w:pict>
       </w:r>
     </w:p>
-    <w:bookmarkEnd w:id="24"/>
-    <w:bookmarkStart w:id="27" w:name="step-1-establish-your-baseline"/>
+    <w:bookmarkEnd w:id="23"/>
+    <w:bookmarkStart w:id="26" w:name="step-1-establish-your-baseline"/>
     <w:p>
       <w:pPr>
         <w:pStyle w:val="Heading2"/>
@@ -1483,7 +1404,7 @@
       <w:r>
         <w:t xml:space="preserve"> </w:t>
       </w:r>
-      <w:hyperlink r:id="rId25">
+      <w:hyperlink r:id="rId24">
         <w:r>
           <w:rPr>
             <w:rStyle w:val="Hyperlink"/>
@@ -1540,7 +1461,7 @@
       <w:r>
         <w:t xml:space="preserve"> </w:t>
       </w:r>
-      <w:hyperlink r:id="rId14">
+      <w:hyperlink r:id="rId13">
         <w:r>
           <w:rPr>
             <w:rStyle w:val="Hyperlink"/>
@@ -1674,7 +1595,7 @@
             <w:pPr>
               <w:pStyle w:val="Compact"/>
             </w:pPr>
-            <w:hyperlink r:id="rId25">
+            <w:hyperlink r:id="rId24">
               <w:r>
                 <w:rPr>
                   <w:rStyle w:val="Hyperlink"/>
@@ -1740,7 +1661,7 @@
             <w:pPr>
               <w:pStyle w:val="Compact"/>
             </w:pPr>
-            <w:hyperlink r:id="rId25">
+            <w:hyperlink r:id="rId24">
               <w:r>
                 <w:rPr>
                   <w:rStyle w:val="Hyperlink"/>
@@ -1806,7 +1727,7 @@
             <w:pPr>
               <w:pStyle w:val="Compact"/>
             </w:pPr>
-            <w:hyperlink r:id="rId25">
+            <w:hyperlink r:id="rId24">
               <w:r>
                 <w:rPr>
                   <w:rStyle w:val="Hyperlink"/>
@@ -1872,7 +1793,7 @@
             <w:pPr>
               <w:pStyle w:val="Compact"/>
             </w:pPr>
-            <w:hyperlink r:id="rId15">
+            <w:hyperlink r:id="rId14">
               <w:r>
                 <w:rPr>
                   <w:rStyle w:val="Hyperlink"/>
@@ -1938,7 +1859,7 @@
             <w:pPr>
               <w:pStyle w:val="Compact"/>
             </w:pPr>
-            <w:hyperlink r:id="rId14">
+            <w:hyperlink r:id="rId13">
               <w:r>
                 <w:rPr>
                   <w:rStyle w:val="Hyperlink"/>
@@ -1994,7 +1915,7 @@
             <w:pPr>
               <w:pStyle w:val="Compact"/>
             </w:pPr>
-            <w:hyperlink r:id="rId15">
+            <w:hyperlink r:id="rId14">
               <w:r>
                 <w:rPr>
                   <w:rStyle w:val="Hyperlink"/>
@@ -2060,7 +1981,7 @@
             <w:pPr>
               <w:pStyle w:val="Compact"/>
             </w:pPr>
-            <w:hyperlink r:id="rId14">
+            <w:hyperlink r:id="rId13">
               <w:r>
                 <w:rPr>
                   <w:rStyle w:val="Hyperlink"/>
@@ -2074,7 +1995,7 @@
             <w:r>
               <w:t xml:space="preserve"> </w:t>
             </w:r>
-            <w:hyperlink r:id="rId26">
+            <w:hyperlink r:id="rId25">
               <w:r>
                 <w:rPr>
                   <w:rStyle w:val="Hyperlink"/>
@@ -2168,7 +2089,7 @@
       <w:r>
         <w:t xml:space="preserve"> </w:t>
       </w:r>
-      <w:hyperlink r:id="rId25">
+      <w:hyperlink r:id="rId24">
         <w:r>
           <w:rPr>
             <w:rStyle w:val="Hyperlink"/>
@@ -2239,7 +2160,7 @@
       <w:r>
         <w:t xml:space="preserve"> </w:t>
       </w:r>
-      <w:hyperlink r:id="rId16">
+      <w:hyperlink r:id="rId15">
         <w:r>
           <w:rPr>
             <w:rStyle w:val="Hyperlink"/>
@@ -2322,8 +2243,8 @@
         </w:pict>
       </w:r>
     </w:p>
-    <w:bookmarkEnd w:id="27"/>
-    <w:bookmarkStart w:id="31" w:name="X2cc1c400f784b23b4021285b1df8f603c3d18b5"/>
+    <w:bookmarkEnd w:id="26"/>
+    <w:bookmarkStart w:id="30" w:name="X2cc1c400f784b23b4021285b1df8f603c3d18b5"/>
     <w:p>
       <w:pPr>
         <w:pStyle w:val="Heading2"/>
@@ -2452,7 +2373,7 @@
       <w:r>
         <w:t xml:space="preserve"> </w:t>
       </w:r>
-      <w:hyperlink r:id="rId25">
+      <w:hyperlink r:id="rId24">
         <w:r>
           <w:rPr>
             <w:rStyle w:val="Hyperlink"/>
@@ -2466,7 +2387,7 @@
       <w:r>
         <w:t xml:space="preserve"> </w:t>
       </w:r>
-      <w:hyperlink r:id="rId15">
+      <w:hyperlink r:id="rId14">
         <w:r>
           <w:rPr>
             <w:rStyle w:val="Hyperlink"/>
@@ -2483,7 +2404,7 @@
       <w:r>
         <w:t xml:space="preserve"> </w:t>
       </w:r>
-      <w:hyperlink r:id="rId14">
+      <w:hyperlink r:id="rId13">
         <w:r>
           <w:rPr>
             <w:rStyle w:val="Hyperlink"/>
@@ -2503,7 +2424,7 @@
       <w:r>
         <w:t xml:space="preserve"> </w:t>
       </w:r>
-      <w:hyperlink r:id="rId16">
+      <w:hyperlink r:id="rId15">
         <w:r>
           <w:rPr>
             <w:rStyle w:val="Hyperlink"/>
@@ -2547,7 +2468,7 @@
       <w:r>
         <w:t xml:space="preserve"> </w:t>
       </w:r>
-      <w:hyperlink r:id="rId28">
+      <w:hyperlink r:id="rId27">
         <w:r>
           <w:rPr>
             <w:rStyle w:val="Hyperlink"/>
@@ -2778,7 +2699,7 @@
       <w:r>
         <w:t xml:space="preserve"> </w:t>
       </w:r>
-      <w:hyperlink r:id="rId16">
+      <w:hyperlink r:id="rId15">
         <w:r>
           <w:rPr>
             <w:rStyle w:val="Hyperlink"/>
@@ -2878,7 +2799,7 @@
       <w:r>
         <w:t xml:space="preserve"> </w:t>
       </w:r>
-      <w:hyperlink r:id="rId17">
+      <w:hyperlink r:id="rId16">
         <w:r>
           <w:rPr>
             <w:rStyle w:val="Hyperlink"/>
@@ -2917,7 +2838,7 @@
         <w:t xml:space="preserve">.</w:t>
       </w:r>
     </w:p>
-    <w:bookmarkStart w:id="29" w:name="the-worked-example"/>
+    <w:bookmarkStart w:id="28" w:name="the-worked-example"/>
     <w:p>
       <w:pPr>
         <w:pStyle w:val="Heading3"/>
@@ -3081,7 +3002,7 @@
       <w:r>
         <w:t xml:space="preserve"> </w:t>
       </w:r>
-      <w:hyperlink r:id="rId16">
+      <w:hyperlink r:id="rId15">
         <w:r>
           <w:rPr>
             <w:rStyle w:val="Hyperlink"/>
@@ -3108,7 +3029,7 @@
       <w:r>
         <w:t xml:space="preserve"> </w:t>
       </w:r>
-      <w:hyperlink r:id="rId14">
+      <w:hyperlink r:id="rId13">
         <w:r>
           <w:rPr>
             <w:rStyle w:val="Hyperlink"/>
@@ -3149,7 +3070,7 @@
       <w:r>
         <w:t xml:space="preserve"> </w:t>
       </w:r>
-      <w:hyperlink r:id="rId25">
+      <w:hyperlink r:id="rId24">
         <w:r>
           <w:rPr>
             <w:rStyle w:val="Hyperlink"/>
@@ -3186,8 +3107,8 @@
         <w:t xml:space="preserve">with an event that ends the arrangement.</w:t>
       </w:r>
     </w:p>
-    <w:bookmarkEnd w:id="29"/>
-    <w:bookmarkStart w:id="30" w:name="what-tailoring-is-not"/>
+    <w:bookmarkEnd w:id="28"/>
+    <w:bookmarkStart w:id="29" w:name="what-tailoring-is-not"/>
     <w:p>
       <w:pPr>
         <w:pStyle w:val="Heading3"/>
@@ -3393,9 +3314,9 @@
         </w:pict>
       </w:r>
     </w:p>
+    <w:bookmarkEnd w:id="29"/>
     <w:bookmarkEnd w:id="30"/>
-    <w:bookmarkEnd w:id="31"/>
-    <w:bookmarkStart w:id="40" w:name="step-3-prioritize-iteratively"/>
+    <w:bookmarkStart w:id="39" w:name="step-3-prioritize-iteratively"/>
     <w:p>
       <w:pPr>
         <w:pStyle w:val="Heading2"/>
@@ -3495,7 +3416,7 @@
       <w:r>
         <w:t xml:space="preserve">so instrumentation comes before ranking (</w:t>
       </w:r>
-      <w:hyperlink r:id="rId32">
+      <w:hyperlink r:id="rId31">
         <w:r>
           <w:rPr>
             <w:rStyle w:val="Hyperlink"/>
@@ -3542,7 +3463,7 @@
       <w:r>
         <w:t xml:space="preserve"> </w:t>
       </w:r>
-      <w:hyperlink r:id="rId21">
+      <w:hyperlink r:id="rId20">
         <w:r>
           <w:rPr>
             <w:rStyle w:val="Hyperlink"/>
@@ -3563,7 +3484,7 @@
         <w:t xml:space="preserve">resolve against it.</w:t>
       </w:r>
     </w:p>
-    <w:bookmarkStart w:id="39" w:name="the-build-order"/>
+    <w:bookmarkStart w:id="38" w:name="the-build-order"/>
     <w:p>
       <w:pPr>
         <w:pStyle w:val="Heading3"/>
@@ -3677,7 +3598,7 @@
             <w:pPr>
               <w:pStyle w:val="Compact"/>
             </w:pPr>
-            <w:hyperlink r:id="rId14">
+            <w:hyperlink r:id="rId13">
               <w:r>
                 <w:rPr>
                   <w:rStyle w:val="Hyperlink"/>
@@ -3735,7 +3656,7 @@
             <w:pPr>
               <w:pStyle w:val="Compact"/>
             </w:pPr>
-            <w:hyperlink r:id="rId15">
+            <w:hyperlink r:id="rId14">
               <w:r>
                 <w:rPr>
                   <w:rStyle w:val="Hyperlink"/>
@@ -3762,7 +3683,7 @@
             <w:r>
               <w:t xml:space="preserve"> </w:t>
             </w:r>
-            <w:hyperlink r:id="rId17">
+            <w:hyperlink r:id="rId16">
               <w:r>
                 <w:rPr>
                   <w:rStyle w:val="Hyperlink"/>
@@ -3830,7 +3751,7 @@
             <w:pPr>
               <w:pStyle w:val="Compact"/>
             </w:pPr>
-            <w:hyperlink r:id="rId17">
+            <w:hyperlink r:id="rId16">
               <w:r>
                 <w:rPr>
                   <w:rStyle w:val="Hyperlink"/>
@@ -3857,7 +3778,7 @@
             <w:r>
               <w:t xml:space="preserve"> </w:t>
             </w:r>
-            <w:hyperlink r:id="rId15">
+            <w:hyperlink r:id="rId14">
               <w:r>
                 <w:rPr>
                   <w:rStyle w:val="Hyperlink"/>
@@ -3925,7 +3846,7 @@
             <w:pPr>
               <w:pStyle w:val="Compact"/>
             </w:pPr>
-            <w:hyperlink r:id="rId14">
+            <w:hyperlink r:id="rId13">
               <w:r>
                 <w:rPr>
                   <w:rStyle w:val="Hyperlink"/>
@@ -3939,7 +3860,7 @@
             <w:r>
               <w:t xml:space="preserve"> </w:t>
             </w:r>
-            <w:hyperlink r:id="rId17">
+            <w:hyperlink r:id="rId16">
               <w:r>
                 <w:rPr>
                   <w:rStyle w:val="Hyperlink"/>
@@ -4007,7 +3928,7 @@
             <w:pPr>
               <w:pStyle w:val="Compact"/>
             </w:pPr>
-            <w:hyperlink r:id="rId17">
+            <w:hyperlink r:id="rId16">
               <w:r>
                 <w:rPr>
                   <w:rStyle w:val="Hyperlink"/>
@@ -4034,7 +3955,7 @@
             <w:r>
               <w:t xml:space="preserve"> </w:t>
             </w:r>
-            <w:hyperlink r:id="rId33">
+            <w:hyperlink r:id="rId32">
               <w:r>
                 <w:rPr>
                   <w:rStyle w:val="Hyperlink"/>
@@ -4091,7 +4012,7 @@
             <w:pPr>
               <w:pStyle w:val="Compact"/>
             </w:pPr>
-            <w:hyperlink r:id="rId34">
+            <w:hyperlink r:id="rId33">
               <w:r>
                 <w:rPr>
                   <w:rStyle w:val="Hyperlink"/>
@@ -4118,7 +4039,7 @@
             <w:r>
               <w:t xml:space="preserve"> </w:t>
             </w:r>
-            <w:hyperlink r:id="rId25">
+            <w:hyperlink r:id="rId24">
               <w:r>
                 <w:rPr>
                   <w:rStyle w:val="Hyperlink"/>
@@ -4157,7 +4078,7 @@
       <w:r>
         <w:t xml:space="preserve"> </w:t>
       </w:r>
-      <w:hyperlink r:id="rId35">
+      <w:hyperlink r:id="rId34">
         <w:r>
           <w:rPr>
             <w:rStyle w:val="Hyperlink"/>
@@ -4171,7 +4092,7 @@
       <w:r>
         <w:t xml:space="preserve"> </w:t>
       </w:r>
-      <w:hyperlink r:id="rId36">
+      <w:hyperlink r:id="rId35">
         <w:r>
           <w:rPr>
             <w:rStyle w:val="Hyperlink"/>
@@ -4188,7 +4109,7 @@
       <w:r>
         <w:t xml:space="preserve"> </w:t>
       </w:r>
-      <w:hyperlink r:id="rId37">
+      <w:hyperlink r:id="rId36">
         <w:r>
           <w:rPr>
             <w:rStyle w:val="Hyperlink"/>
@@ -4227,7 +4148,7 @@
       <w:r>
         <w:t xml:space="preserve"> </w:t>
       </w:r>
-      <w:hyperlink r:id="rId14">
+      <w:hyperlink r:id="rId13">
         <w:r>
           <w:rPr>
             <w:rStyle w:val="Hyperlink"/>
@@ -4261,7 +4182,7 @@
       <w:r>
         <w:t xml:space="preserve">floor is real produces ceremony over a hole (</w:t>
       </w:r>
-      <w:hyperlink r:id="rId16">
+      <w:hyperlink r:id="rId15">
         <w:r>
           <w:rPr>
             <w:rStyle w:val="Hyperlink"/>
@@ -4297,7 +4218,7 @@
       <w:r>
         <w:t xml:space="preserve">(</w:t>
       </w:r>
-      <w:hyperlink r:id="rId17">
+      <w:hyperlink r:id="rId16">
         <w:r>
           <w:rPr>
             <w:rStyle w:val="Hyperlink"/>
@@ -4342,7 +4263,7 @@
       <w:r>
         <w:t xml:space="preserve"> </w:t>
       </w:r>
-      <w:hyperlink r:id="rId38">
+      <w:hyperlink r:id="rId37">
         <w:r>
           <w:rPr>
             <w:rStyle w:val="Hyperlink"/>
@@ -4379,9 +4300,9 @@
         </w:pict>
       </w:r>
     </w:p>
+    <w:bookmarkEnd w:id="38"/>
     <w:bookmarkEnd w:id="39"/>
-    <w:bookmarkEnd w:id="40"/>
-    <w:bookmarkStart w:id="43" w:name="X390f9ae4a7fa0d1faf3a62d9fece86e5762888f"/>
+    <w:bookmarkStart w:id="42" w:name="X390f9ae4a7fa0d1faf3a62d9fece86e5762888f"/>
     <w:p>
       <w:pPr>
         <w:pStyle w:val="Heading2"/>
@@ -4434,7 +4355,7 @@
       <w:r>
         <w:t xml:space="preserve"> </w:t>
       </w:r>
-      <w:hyperlink r:id="rId16">
+      <w:hyperlink r:id="rId15">
         <w:r>
           <w:rPr>
             <w:rStyle w:val="Hyperlink"/>
@@ -4488,7 +4409,7 @@
       <w:r>
         <w:t xml:space="preserve">(</w:t>
       </w:r>
-      <w:hyperlink r:id="rId17">
+      <w:hyperlink r:id="rId16">
         <w:r>
           <w:rPr>
             <w:rStyle w:val="Hyperlink"/>
@@ -4524,7 +4445,7 @@
       <w:r>
         <w:t xml:space="preserve">letting it pass as covered (</w:t>
       </w:r>
-      <w:hyperlink r:id="rId17">
+      <w:hyperlink r:id="rId16">
         <w:r>
           <w:rPr>
             <w:rStyle w:val="Hyperlink"/>
@@ -4563,7 +4484,7 @@
         <w:t xml:space="preserve">).</w:t>
       </w:r>
     </w:p>
-    <w:bookmarkStart w:id="41" w:name="what-a-gate-has-to-do-to-count"/>
+    <w:bookmarkStart w:id="40" w:name="what-a-gate-has-to-do-to-count"/>
     <w:p>
       <w:pPr>
         <w:pStyle w:val="Heading3"/>
@@ -4602,7 +4523,7 @@
       <w:r>
         <w:t xml:space="preserve"> </w:t>
       </w:r>
-      <w:hyperlink r:id="rId17">
+      <w:hyperlink r:id="rId16">
         <w:r>
           <w:rPr>
             <w:rStyle w:val="Hyperlink"/>
@@ -4671,7 +4592,7 @@
       <w:r>
         <w:t xml:space="preserve"> </w:t>
       </w:r>
-      <w:hyperlink r:id="rId17">
+      <w:hyperlink r:id="rId16">
         <w:r>
           <w:rPr>
             <w:rStyle w:val="Hyperlink"/>
@@ -4731,7 +4652,7 @@
       <w:r>
         <w:t xml:space="preserve"> </w:t>
       </w:r>
-      <w:hyperlink r:id="rId16">
+      <w:hyperlink r:id="rId15">
         <w:r>
           <w:rPr>
             <w:rStyle w:val="Hyperlink"/>
@@ -4780,7 +4701,7 @@
       <w:r>
         <w:t xml:space="preserve"> </w:t>
       </w:r>
-      <w:hyperlink r:id="rId15">
+      <w:hyperlink r:id="rId14">
         <w:r>
           <w:rPr>
             <w:rStyle w:val="Hyperlink"/>
@@ -4846,7 +4767,7 @@
       <w:r>
         <w:t xml:space="preserve"> </w:t>
       </w:r>
-      <w:hyperlink r:id="rId25">
+      <w:hyperlink r:id="rId24">
         <w:r>
           <w:rPr>
             <w:rStyle w:val="Hyperlink"/>
@@ -4901,7 +4822,7 @@
       <w:r>
         <w:t xml:space="preserve"> </w:t>
       </w:r>
-      <w:hyperlink r:id="rId17">
+      <w:hyperlink r:id="rId16">
         <w:r>
           <w:rPr>
             <w:rStyle w:val="Hyperlink"/>
@@ -4918,7 +4839,7 @@
       <w:r>
         <w:t xml:space="preserve"> </w:t>
       </w:r>
-      <w:hyperlink r:id="rId26">
+      <w:hyperlink r:id="rId25">
         <w:r>
           <w:rPr>
             <w:rStyle w:val="Hyperlink"/>
@@ -4930,8 +4851,8 @@
         <w:t xml:space="preserve">; read them there.</w:t>
       </w:r>
     </w:p>
-    <w:bookmarkEnd w:id="41"/>
-    <w:bookmarkStart w:id="42" w:name="Xd2fe0cdeb6ba2ec693ed00a138bb7be868cd4b6"/>
+    <w:bookmarkEnd w:id="40"/>
+    <w:bookmarkStart w:id="41" w:name="Xd2fe0cdeb6ba2ec693ed00a138bb7be868cd4b6"/>
     <w:p>
       <w:pPr>
         <w:pStyle w:val="Heading3"/>
@@ -5022,7 +4943,7 @@
       <w:r>
         <w:t xml:space="preserve"> </w:t>
       </w:r>
-      <w:hyperlink r:id="rId28">
+      <w:hyperlink r:id="rId27">
         <w:r>
           <w:rPr>
             <w:rStyle w:val="Hyperlink"/>
@@ -5091,7 +5012,7 @@
       <w:r>
         <w:t xml:space="preserve"> </w:t>
       </w:r>
-      <w:hyperlink r:id="rId16">
+      <w:hyperlink r:id="rId15">
         <w:r>
           <w:rPr>
             <w:rStyle w:val="Hyperlink"/>
@@ -5160,7 +5081,7 @@
       <w:r>
         <w:t xml:space="preserve"> </w:t>
       </w:r>
-      <w:hyperlink r:id="rId14">
+      <w:hyperlink r:id="rId13">
         <w:r>
           <w:rPr>
             <w:rStyle w:val="Hyperlink"/>
@@ -5192,9 +5113,9 @@
         </w:pict>
       </w:r>
     </w:p>
+    <w:bookmarkEnd w:id="41"/>
     <w:bookmarkEnd w:id="42"/>
-    <w:bookmarkEnd w:id="43"/>
-    <w:bookmarkStart w:id="46" w:name="Xe4614ceaa2b6cffe4c720269493a19c88cac621"/>
+    <w:bookmarkStart w:id="45" w:name="Xe4614ceaa2b6cffe4c720269493a19c88cac621"/>
     <w:p>
       <w:pPr>
         <w:pStyle w:val="Heading2"/>
@@ -5250,7 +5171,7 @@
       <w:r>
         <w:t xml:space="preserve">(</w:t>
       </w:r>
-      <w:hyperlink r:id="rId44">
+      <w:hyperlink r:id="rId43">
         <w:r>
           <w:rPr>
             <w:rStyle w:val="Hyperlink"/>
@@ -5327,7 +5248,7 @@
       <w:r>
         <w:t xml:space="preserve"> </w:t>
       </w:r>
-      <w:hyperlink r:id="rId45">
+      <w:hyperlink r:id="rId44">
         <w:r>
           <w:rPr>
             <w:rStyle w:val="Hyperlink"/>
@@ -5380,7 +5301,7 @@
       <w:r>
         <w:t xml:space="preserve"> </w:t>
       </w:r>
-      <w:hyperlink r:id="rId21">
+      <w:hyperlink r:id="rId20">
         <w:r>
           <w:rPr>
             <w:rStyle w:val="Hyperlink"/>
@@ -5431,7 +5352,7 @@
       <w:r>
         <w:t xml:space="preserve"> </w:t>
       </w:r>
-      <w:hyperlink r:id="rId25">
+      <w:hyperlink r:id="rId24">
         <w:r>
           <w:rPr>
             <w:rStyle w:val="Hyperlink"/>
@@ -5461,7 +5382,7 @@
       <w:r>
         <w:t xml:space="preserve"> </w:t>
       </w:r>
-      <w:hyperlink r:id="rId14">
+      <w:hyperlink r:id="rId13">
         <w:r>
           <w:rPr>
             <w:rStyle w:val="Hyperlink"/>
@@ -5539,7 +5460,7 @@
       <w:r>
         <w:t xml:space="preserve">the whole of it (</w:t>
       </w:r>
-      <w:hyperlink r:id="rId14">
+      <w:hyperlink r:id="rId13">
         <w:r>
           <w:rPr>
             <w:rStyle w:val="Hyperlink"/>
@@ -5622,8 +5543,8 @@
         </w:pict>
       </w:r>
     </w:p>
-    <w:bookmarkEnd w:id="46"/>
-    <w:bookmarkStart w:id="57" w:name="X34b4a2073f4d289cd88cde6649302afaddd1548"/>
+    <w:bookmarkEnd w:id="45"/>
+    <w:bookmarkStart w:id="56" w:name="X34b4a2073f4d289cd88cde6649302afaddd1548"/>
     <w:p>
       <w:pPr>
         <w:pStyle w:val="Heading2"/>
@@ -5648,7 +5569,7 @@
       <w:r>
         <w:t xml:space="preserve"> </w:t>
       </w:r>
-      <w:hyperlink r:id="rId15">
+      <w:hyperlink r:id="rId14">
         <w:r>
           <w:rPr>
             <w:rStyle w:val="Hyperlink"/>
@@ -5665,7 +5586,7 @@
       <w:r>
         <w:t xml:space="preserve"> </w:t>
       </w:r>
-      <w:hyperlink r:id="rId21">
+      <w:hyperlink r:id="rId20">
         <w:r>
           <w:rPr>
             <w:rStyle w:val="Hyperlink"/>
@@ -5692,7 +5613,7 @@
         <w:t xml:space="preserve">can never be automated.</w:t>
       </w:r>
     </w:p>
-    <w:bookmarkStart w:id="50" w:name="step-1----the-baseline"/>
+    <w:bookmarkStart w:id="49" w:name="step-1----the-baseline"/>
     <w:p>
       <w:pPr>
         <w:pStyle w:val="Heading3"/>
@@ -5792,7 +5713,7 @@
             <w:pPr>
               <w:pStyle w:val="Compact"/>
             </w:pPr>
-            <w:hyperlink r:id="rId47">
+            <w:hyperlink r:id="rId46">
               <w:r>
                 <w:rPr>
                   <w:rStyle w:val="Hyperlink"/>
@@ -5860,7 +5781,7 @@
             <w:pPr>
               <w:pStyle w:val="Compact"/>
             </w:pPr>
-            <w:hyperlink r:id="rId48">
+            <w:hyperlink r:id="rId47">
               <w:r>
                 <w:rPr>
                   <w:rStyle w:val="Hyperlink"/>
@@ -5928,7 +5849,7 @@
             <w:pPr>
               <w:pStyle w:val="Compact"/>
             </w:pPr>
-            <w:hyperlink r:id="rId49">
+            <w:hyperlink r:id="rId48">
               <w:r>
                 <w:rPr>
                   <w:rStyle w:val="Hyperlink"/>
@@ -5996,7 +5917,7 @@
             <w:pPr>
               <w:pStyle w:val="Compact"/>
             </w:pPr>
-            <w:hyperlink r:id="rId33">
+            <w:hyperlink r:id="rId32">
               <w:r>
                 <w:rPr>
                   <w:rStyle w:val="Hyperlink"/>
@@ -6073,8 +5994,8 @@
         <w:t xml:space="preserve">last row stays unverified, which is not a pass.</w:t>
       </w:r>
     </w:p>
-    <w:bookmarkEnd w:id="50"/>
-    <w:bookmarkStart w:id="51" w:name="step-2----tailor"/>
+    <w:bookmarkEnd w:id="49"/>
+    <w:bookmarkStart w:id="50" w:name="step-2----tailor"/>
     <w:p>
       <w:pPr>
         <w:pStyle w:val="Heading3"/>
@@ -6264,8 +6185,8 @@
         <w:t xml:space="preserve">list is a deviation and needs all four fields.</w:t>
       </w:r>
     </w:p>
-    <w:bookmarkEnd w:id="51"/>
-    <w:bookmarkStart w:id="52" w:name="step-3----prioritize"/>
+    <w:bookmarkEnd w:id="50"/>
+    <w:bookmarkStart w:id="51" w:name="step-3----prioritize"/>
     <w:p>
       <w:pPr>
         <w:pStyle w:val="Heading3"/>
@@ -6382,8 +6303,8 @@
         <w:t xml:space="preserve">things here -- which manifest to fix first, and whether the lock work happens this week or next.</w:t>
       </w:r>
     </w:p>
-    <w:bookmarkEnd w:id="52"/>
-    <w:bookmarkStart w:id="55" w:name="step-4----automate"/>
+    <w:bookmarkEnd w:id="51"/>
+    <w:bookmarkStart w:id="54" w:name="step-4----automate"/>
     <w:p>
       <w:pPr>
         <w:pStyle w:val="Heading3"/>
@@ -6419,7 +6340,7 @@
       <w:r>
         <w:t xml:space="preserve"> </w:t>
       </w:r>
-      <w:hyperlink r:id="rId47">
+      <w:hyperlink r:id="rId46">
         <w:r>
           <w:rPr>
             <w:rStyle w:val="Hyperlink"/>
@@ -6463,7 +6384,7 @@
       <w:r>
         <w:t xml:space="preserve"> </w:t>
       </w:r>
-      <w:hyperlink r:id="rId53">
+      <w:hyperlink r:id="rId52">
         <w:r>
           <w:rPr>
             <w:rStyle w:val="Hyperlink"/>
@@ -6507,7 +6428,7 @@
       <w:r>
         <w:t xml:space="preserve"> </w:t>
       </w:r>
-      <w:hyperlink r:id="rId17">
+      <w:hyperlink r:id="rId16">
         <w:r>
           <w:rPr>
             <w:rStyle w:val="Hyperlink"/>
@@ -6576,7 +6497,7 @@
       <w:r>
         <w:t xml:space="preserve"> </w:t>
       </w:r>
-      <w:hyperlink r:id="rId17">
+      <w:hyperlink r:id="rId16">
         <w:r>
           <w:rPr>
             <w:rStyle w:val="Hyperlink"/>
@@ -6650,7 +6571,7 @@
       <w:r>
         <w:t xml:space="preserve">(</w:t>
       </w:r>
-      <w:hyperlink r:id="rId54">
+      <w:hyperlink r:id="rId53">
         <w:r>
           <w:rPr>
             <w:rStyle w:val="Hyperlink"/>
@@ -6676,8 +6597,8 @@
         <w:t xml:space="preserve">file.</w:t>
       </w:r>
     </w:p>
-    <w:bookmarkEnd w:id="55"/>
-    <w:bookmarkStart w:id="56" w:name="step-5----wire-it-in"/>
+    <w:bookmarkEnd w:id="54"/>
+    <w:bookmarkStart w:id="55" w:name="step-5----wire-it-in"/>
     <w:p>
       <w:pPr>
         <w:pStyle w:val="Heading3"/>
@@ -6932,9 +6853,9 @@
         </w:pict>
       </w:r>
     </w:p>
+    <w:bookmarkEnd w:id="55"/>
     <w:bookmarkEnd w:id="56"/>
-    <w:bookmarkEnd w:id="57"/>
-    <w:bookmarkStart w:id="177" w:name="the-worksheet"/>
+    <w:bookmarkStart w:id="176" w:name="the-worksheet"/>
     <w:p>
       <w:pPr>
         <w:pStyle w:val="Heading2"/>
@@ -6969,7 +6890,7 @@
         <w:t xml:space="preserve">set, and your own setting will add rows.</w:t>
       </w:r>
     </w:p>
-    <w:bookmarkStart w:id="58" w:name="how-to-read-the-columns"/>
+    <w:bookmarkStart w:id="57" w:name="how-to-read-the-columns"/>
     <w:p>
       <w:pPr>
         <w:pStyle w:val="Heading3"/>
@@ -7326,8 +7247,8 @@
         </w:tc>
       </w:tr>
     </w:tbl>
-    <w:bookmarkEnd w:id="58"/>
-    <w:bookmarkStart w:id="83" w:name="ai-assisted-development"/>
+    <w:bookmarkEnd w:id="57"/>
+    <w:bookmarkStart w:id="82" w:name="ai-assisted-development"/>
     <w:p>
       <w:pPr>
         <w:pStyle w:val="Heading3"/>
@@ -7346,7 +7267,7 @@
       <w:r>
         <w:t xml:space="preserve"> </w:t>
       </w:r>
-      <w:hyperlink r:id="rId16">
+      <w:hyperlink r:id="rId15">
         <w:r>
           <w:rPr>
             <w:rStyle w:val="Hyperlink"/>
@@ -7449,7 +7370,7 @@
             <w:pPr>
               <w:pStyle w:val="Compact"/>
             </w:pPr>
-            <w:hyperlink r:id="rId59">
+            <w:hyperlink r:id="rId58">
               <w:r>
                 <w:rPr>
                   <w:rStyle w:val="Hyperlink"/>
@@ -7513,7 +7434,7 @@
             <w:pPr>
               <w:pStyle w:val="Compact"/>
             </w:pPr>
-            <w:hyperlink r:id="rId60">
+            <w:hyperlink r:id="rId59">
               <w:r>
                 <w:rPr>
                   <w:rStyle w:val="Hyperlink"/>
@@ -7577,7 +7498,7 @@
             <w:pPr>
               <w:pStyle w:val="Compact"/>
             </w:pPr>
-            <w:hyperlink r:id="rId61">
+            <w:hyperlink r:id="rId60">
               <w:r>
                 <w:rPr>
                   <w:rStyle w:val="Hyperlink"/>
@@ -7641,7 +7562,7 @@
             <w:pPr>
               <w:pStyle w:val="Compact"/>
             </w:pPr>
-            <w:hyperlink r:id="rId62">
+            <w:hyperlink r:id="rId61">
               <w:r>
                 <w:rPr>
                   <w:rStyle w:val="Hyperlink"/>
@@ -7705,7 +7626,7 @@
             <w:pPr>
               <w:pStyle w:val="Compact"/>
             </w:pPr>
-            <w:hyperlink r:id="rId62">
+            <w:hyperlink r:id="rId61">
               <w:r>
                 <w:rPr>
                   <w:rStyle w:val="Hyperlink"/>
@@ -7769,7 +7690,7 @@
             <w:pPr>
               <w:pStyle w:val="Compact"/>
             </w:pPr>
-            <w:hyperlink r:id="rId62">
+            <w:hyperlink r:id="rId61">
               <w:r>
                 <w:rPr>
                   <w:rStyle w:val="Hyperlink"/>
@@ -7833,7 +7754,7 @@
             <w:pPr>
               <w:pStyle w:val="Compact"/>
             </w:pPr>
-            <w:hyperlink r:id="rId62">
+            <w:hyperlink r:id="rId61">
               <w:r>
                 <w:rPr>
                   <w:rStyle w:val="Hyperlink"/>
@@ -7897,7 +7818,7 @@
             <w:pPr>
               <w:pStyle w:val="Compact"/>
             </w:pPr>
-            <w:hyperlink r:id="rId62">
+            <w:hyperlink r:id="rId61">
               <w:r>
                 <w:rPr>
                   <w:rStyle w:val="Hyperlink"/>
@@ -7961,7 +7882,7 @@
             <w:pPr>
               <w:pStyle w:val="Compact"/>
             </w:pPr>
-            <w:hyperlink r:id="rId63">
+            <w:hyperlink r:id="rId62">
               <w:r>
                 <w:rPr>
                   <w:rStyle w:val="Hyperlink"/>
@@ -8025,7 +7946,7 @@
             <w:pPr>
               <w:pStyle w:val="Compact"/>
             </w:pPr>
-            <w:hyperlink r:id="rId64">
+            <w:hyperlink r:id="rId63">
               <w:r>
                 <w:rPr>
                   <w:rStyle w:val="Hyperlink"/>
@@ -8089,7 +8010,7 @@
             <w:pPr>
               <w:pStyle w:val="Compact"/>
             </w:pPr>
-            <w:hyperlink r:id="rId65">
+            <w:hyperlink r:id="rId64">
               <w:r>
                 <w:rPr>
                   <w:rStyle w:val="Hyperlink"/>
@@ -8153,7 +8074,7 @@
             <w:pPr>
               <w:pStyle w:val="Compact"/>
             </w:pPr>
-            <w:hyperlink r:id="rId66">
+            <w:hyperlink r:id="rId65">
               <w:r>
                 <w:rPr>
                   <w:rStyle w:val="Hyperlink"/>
@@ -8217,7 +8138,7 @@
             <w:pPr>
               <w:pStyle w:val="Compact"/>
             </w:pPr>
-            <w:hyperlink r:id="rId66">
+            <w:hyperlink r:id="rId65">
               <w:r>
                 <w:rPr>
                   <w:rStyle w:val="Hyperlink"/>
@@ -8281,7 +8202,7 @@
             <w:pPr>
               <w:pStyle w:val="Compact"/>
             </w:pPr>
-            <w:hyperlink r:id="rId67">
+            <w:hyperlink r:id="rId66">
               <w:r>
                 <w:rPr>
                   <w:rStyle w:val="Hyperlink"/>
@@ -8345,7 +8266,7 @@
             <w:pPr>
               <w:pStyle w:val="Compact"/>
             </w:pPr>
-            <w:hyperlink r:id="rId68">
+            <w:hyperlink r:id="rId67">
               <w:r>
                 <w:rPr>
                   <w:rStyle w:val="Hyperlink"/>
@@ -8409,7 +8330,7 @@
             <w:pPr>
               <w:pStyle w:val="Compact"/>
             </w:pPr>
-            <w:hyperlink r:id="rId69">
+            <w:hyperlink r:id="rId68">
               <w:r>
                 <w:rPr>
                   <w:rStyle w:val="Hyperlink"/>
@@ -8473,7 +8394,7 @@
             <w:pPr>
               <w:pStyle w:val="Compact"/>
             </w:pPr>
-            <w:hyperlink r:id="rId70">
+            <w:hyperlink r:id="rId69">
               <w:r>
                 <w:rPr>
                   <w:rStyle w:val="Hyperlink"/>
@@ -8489,7 +8410,7 @@
             <w:r>
               <w:t xml:space="preserve"> </w:t>
             </w:r>
-            <w:hyperlink r:id="rId71">
+            <w:hyperlink r:id="rId70">
               <w:r>
                 <w:rPr>
                   <w:rStyle w:val="Hyperlink"/>
@@ -8505,7 +8426,7 @@
             <w:r>
               <w:t xml:space="preserve"> </w:t>
             </w:r>
-            <w:hyperlink r:id="rId72">
+            <w:hyperlink r:id="rId71">
               <w:r>
                 <w:rPr>
                   <w:rStyle w:val="Hyperlink"/>
@@ -8569,7 +8490,7 @@
             <w:pPr>
               <w:pStyle w:val="Compact"/>
             </w:pPr>
-            <w:hyperlink r:id="rId73">
+            <w:hyperlink r:id="rId72">
               <w:r>
                 <w:rPr>
                   <w:rStyle w:val="Hyperlink"/>
@@ -8633,7 +8554,7 @@
             <w:pPr>
               <w:pStyle w:val="Compact"/>
             </w:pPr>
-            <w:hyperlink r:id="rId74">
+            <w:hyperlink r:id="rId73">
               <w:r>
                 <w:rPr>
                   <w:rStyle w:val="Hyperlink"/>
@@ -8697,7 +8618,7 @@
             <w:pPr>
               <w:pStyle w:val="Compact"/>
             </w:pPr>
-            <w:hyperlink r:id="rId75">
+            <w:hyperlink r:id="rId74">
               <w:r>
                 <w:rPr>
                   <w:rStyle w:val="Hyperlink"/>
@@ -8761,7 +8682,7 @@
             <w:pPr>
               <w:pStyle w:val="Compact"/>
             </w:pPr>
-            <w:hyperlink r:id="rId76">
+            <w:hyperlink r:id="rId75">
               <w:r>
                 <w:rPr>
                   <w:rStyle w:val="Hyperlink"/>
@@ -8825,7 +8746,7 @@
             <w:pPr>
               <w:pStyle w:val="Compact"/>
             </w:pPr>
-            <w:hyperlink r:id="rId77">
+            <w:hyperlink r:id="rId76">
               <w:r>
                 <w:rPr>
                   <w:rStyle w:val="Hyperlink"/>
@@ -8889,7 +8810,7 @@
             <w:pPr>
               <w:pStyle w:val="Compact"/>
             </w:pPr>
-            <w:hyperlink r:id="rId78">
+            <w:hyperlink r:id="rId77">
               <w:r>
                 <w:rPr>
                   <w:rStyle w:val="Hyperlink"/>
@@ -8953,7 +8874,7 @@
             <w:pPr>
               <w:pStyle w:val="Compact"/>
             </w:pPr>
-            <w:hyperlink r:id="rId79">
+            <w:hyperlink r:id="rId78">
               <w:r>
                 <w:rPr>
                   <w:rStyle w:val="Hyperlink"/>
@@ -8969,7 +8890,7 @@
             <w:r>
               <w:t xml:space="preserve"> </w:t>
             </w:r>
-            <w:hyperlink r:id="rId80">
+            <w:hyperlink r:id="rId79">
               <w:r>
                 <w:rPr>
                   <w:rStyle w:val="Hyperlink"/>
@@ -9033,7 +8954,7 @@
             <w:pPr>
               <w:pStyle w:val="Compact"/>
             </w:pPr>
-            <w:hyperlink r:id="rId81">
+            <w:hyperlink r:id="rId80">
               <w:r>
                 <w:rPr>
                   <w:rStyle w:val="Hyperlink"/>
@@ -9097,7 +9018,7 @@
             <w:pPr>
               <w:pStyle w:val="Compact"/>
             </w:pPr>
-            <w:hyperlink r:id="rId82">
+            <w:hyperlink r:id="rId81">
               <w:r>
                 <w:rPr>
                   <w:rStyle w:val="Hyperlink"/>
@@ -9144,8 +9065,8 @@
         </w:tc>
       </w:tr>
     </w:tbl>
-    <w:bookmarkEnd w:id="83"/>
-    <w:bookmarkStart w:id="89" w:name="human-review-of-code"/>
+    <w:bookmarkEnd w:id="82"/>
+    <w:bookmarkStart w:id="88" w:name="human-review-of-code"/>
     <w:p>
       <w:pPr>
         <w:pStyle w:val="Heading3"/>
@@ -9164,7 +9085,7 @@
       <w:r>
         <w:t xml:space="preserve"> </w:t>
       </w:r>
-      <w:hyperlink r:id="rId28">
+      <w:hyperlink r:id="rId27">
         <w:r>
           <w:rPr>
             <w:rStyle w:val="Hyperlink"/>
@@ -9267,7 +9188,7 @@
             <w:pPr>
               <w:pStyle w:val="Compact"/>
             </w:pPr>
-            <w:hyperlink r:id="rId84">
+            <w:hyperlink r:id="rId83">
               <w:r>
                 <w:rPr>
                   <w:rStyle w:val="Hyperlink"/>
@@ -9331,7 +9252,7 @@
             <w:pPr>
               <w:pStyle w:val="Compact"/>
             </w:pPr>
-            <w:hyperlink r:id="rId84">
+            <w:hyperlink r:id="rId83">
               <w:r>
                 <w:rPr>
                   <w:rStyle w:val="Hyperlink"/>
@@ -9395,7 +9316,7 @@
             <w:pPr>
               <w:pStyle w:val="Compact"/>
             </w:pPr>
-            <w:hyperlink r:id="rId85">
+            <w:hyperlink r:id="rId84">
               <w:r>
                 <w:rPr>
                   <w:rStyle w:val="Hyperlink"/>
@@ -9459,7 +9380,7 @@
             <w:pPr>
               <w:pStyle w:val="Compact"/>
             </w:pPr>
-            <w:hyperlink r:id="rId86">
+            <w:hyperlink r:id="rId85">
               <w:r>
                 <w:rPr>
                   <w:rStyle w:val="Hyperlink"/>
@@ -9523,7 +9444,7 @@
             <w:pPr>
               <w:pStyle w:val="Compact"/>
             </w:pPr>
-            <w:hyperlink r:id="rId87">
+            <w:hyperlink r:id="rId86">
               <w:r>
                 <w:rPr>
                   <w:rStyle w:val="Hyperlink"/>
@@ -9587,7 +9508,7 @@
             <w:pPr>
               <w:pStyle w:val="Compact"/>
             </w:pPr>
-            <w:hyperlink r:id="rId88">
+            <w:hyperlink r:id="rId87">
               <w:r>
                 <w:rPr>
                   <w:rStyle w:val="Hyperlink"/>
@@ -9634,8 +9555,8 @@
         </w:tc>
       </w:tr>
     </w:tbl>
-    <w:bookmarkEnd w:id="89"/>
-    <w:bookmarkStart w:id="108" w:name="code-quality"/>
+    <w:bookmarkEnd w:id="88"/>
+    <w:bookmarkStart w:id="107" w:name="code-quality"/>
     <w:p>
       <w:pPr>
         <w:pStyle w:val="Heading3"/>
@@ -9654,7 +9575,7 @@
       <w:r>
         <w:t xml:space="preserve"> </w:t>
       </w:r>
-      <w:hyperlink r:id="rId25">
+      <w:hyperlink r:id="rId24">
         <w:r>
           <w:rPr>
             <w:rStyle w:val="Hyperlink"/>
@@ -9757,7 +9678,7 @@
             <w:pPr>
               <w:pStyle w:val="Compact"/>
             </w:pPr>
-            <w:hyperlink r:id="rId25">
+            <w:hyperlink r:id="rId24">
               <w:r>
                 <w:rPr>
                   <w:rStyle w:val="Hyperlink"/>
@@ -9832,7 +9753,7 @@
             <w:pPr>
               <w:pStyle w:val="Compact"/>
             </w:pPr>
-            <w:hyperlink r:id="rId25">
+            <w:hyperlink r:id="rId24">
               <w:r>
                 <w:rPr>
                   <w:rStyle w:val="Hyperlink"/>
@@ -9907,7 +9828,7 @@
             <w:pPr>
               <w:pStyle w:val="Compact"/>
             </w:pPr>
-            <w:hyperlink r:id="rId25">
+            <w:hyperlink r:id="rId24">
               <w:r>
                 <w:rPr>
                   <w:rStyle w:val="Hyperlink"/>
@@ -9982,7 +9903,7 @@
             <w:pPr>
               <w:pStyle w:val="Compact"/>
             </w:pPr>
-            <w:hyperlink r:id="rId25">
+            <w:hyperlink r:id="rId24">
               <w:r>
                 <w:rPr>
                   <w:rStyle w:val="Hyperlink"/>
@@ -10057,7 +9978,7 @@
             <w:pPr>
               <w:pStyle w:val="Compact"/>
             </w:pPr>
-            <w:hyperlink r:id="rId25">
+            <w:hyperlink r:id="rId24">
               <w:r>
                 <w:rPr>
                   <w:rStyle w:val="Hyperlink"/>
@@ -10132,7 +10053,7 @@
             <w:pPr>
               <w:pStyle w:val="Compact"/>
             </w:pPr>
-            <w:hyperlink r:id="rId25">
+            <w:hyperlink r:id="rId24">
               <w:r>
                 <w:rPr>
                   <w:rStyle w:val="Hyperlink"/>
@@ -10207,7 +10128,7 @@
             <w:pPr>
               <w:pStyle w:val="Compact"/>
             </w:pPr>
-            <w:hyperlink r:id="rId25">
+            <w:hyperlink r:id="rId24">
               <w:r>
                 <w:rPr>
                   <w:rStyle w:val="Hyperlink"/>
@@ -10282,7 +10203,7 @@
             <w:pPr>
               <w:pStyle w:val="Compact"/>
             </w:pPr>
-            <w:hyperlink r:id="rId25">
+            <w:hyperlink r:id="rId24">
               <w:r>
                 <w:rPr>
                   <w:rStyle w:val="Hyperlink"/>
@@ -10357,7 +10278,7 @@
             <w:pPr>
               <w:pStyle w:val="Compact"/>
             </w:pPr>
-            <w:hyperlink r:id="rId25">
+            <w:hyperlink r:id="rId24">
               <w:r>
                 <w:rPr>
                   <w:rStyle w:val="Hyperlink"/>
@@ -10384,7 +10305,7 @@
             <w:r>
               <w:t xml:space="preserve"> </w:t>
             </w:r>
-            <w:hyperlink r:id="rId90">
+            <w:hyperlink r:id="rId89">
               <w:r>
                 <w:rPr>
                   <w:rStyle w:val="Hyperlink"/>
@@ -10448,7 +10369,7 @@
             <w:pPr>
               <w:pStyle w:val="Compact"/>
             </w:pPr>
-            <w:hyperlink r:id="rId25">
+            <w:hyperlink r:id="rId24">
               <w:r>
                 <w:rPr>
                   <w:rStyle w:val="Hyperlink"/>
@@ -10475,7 +10396,7 @@
             <w:r>
               <w:t xml:space="preserve"> </w:t>
             </w:r>
-            <w:hyperlink r:id="rId91">
+            <w:hyperlink r:id="rId90">
               <w:r>
                 <w:rPr>
                   <w:rStyle w:val="Hyperlink"/>
@@ -10539,7 +10460,7 @@
             <w:pPr>
               <w:pStyle w:val="Compact"/>
             </w:pPr>
-            <w:hyperlink r:id="rId25">
+            <w:hyperlink r:id="rId24">
               <w:r>
                 <w:rPr>
                   <w:rStyle w:val="Hyperlink"/>
@@ -10614,7 +10535,7 @@
             <w:pPr>
               <w:pStyle w:val="Compact"/>
             </w:pPr>
-            <w:hyperlink r:id="rId92">
+            <w:hyperlink r:id="rId91">
               <w:r>
                 <w:rPr>
                   <w:rStyle w:val="Hyperlink"/>
@@ -10678,7 +10599,7 @@
             <w:pPr>
               <w:pStyle w:val="Compact"/>
             </w:pPr>
-            <w:hyperlink r:id="rId93">
+            <w:hyperlink r:id="rId92">
               <w:r>
                 <w:rPr>
                   <w:rStyle w:val="Hyperlink"/>
@@ -10742,7 +10663,7 @@
             <w:pPr>
               <w:pStyle w:val="Compact"/>
             </w:pPr>
-            <w:hyperlink r:id="rId94">
+            <w:hyperlink r:id="rId93">
               <w:r>
                 <w:rPr>
                   <w:rStyle w:val="Hyperlink"/>
@@ -10806,7 +10727,7 @@
             <w:pPr>
               <w:pStyle w:val="Compact"/>
             </w:pPr>
-            <w:hyperlink r:id="rId95">
+            <w:hyperlink r:id="rId94">
               <w:r>
                 <w:rPr>
                   <w:rStyle w:val="Hyperlink"/>
@@ -10870,7 +10791,7 @@
             <w:pPr>
               <w:pStyle w:val="Compact"/>
             </w:pPr>
-            <w:hyperlink r:id="rId96">
+            <w:hyperlink r:id="rId95">
               <w:r>
                 <w:rPr>
                   <w:rStyle w:val="Hyperlink"/>
@@ -10934,7 +10855,7 @@
             <w:pPr>
               <w:pStyle w:val="Compact"/>
             </w:pPr>
-            <w:hyperlink r:id="rId97">
+            <w:hyperlink r:id="rId96">
               <w:r>
                 <w:rPr>
                   <w:rStyle w:val="Hyperlink"/>
@@ -10998,7 +10919,7 @@
             <w:pPr>
               <w:pStyle w:val="Compact"/>
             </w:pPr>
-            <w:hyperlink r:id="rId98">
+            <w:hyperlink r:id="rId97">
               <w:r>
                 <w:rPr>
                   <w:rStyle w:val="Hyperlink"/>
@@ -11062,7 +10983,7 @@
             <w:pPr>
               <w:pStyle w:val="Compact"/>
             </w:pPr>
-            <w:hyperlink r:id="rId99">
+            <w:hyperlink r:id="rId98">
               <w:r>
                 <w:rPr>
                   <w:rStyle w:val="Hyperlink"/>
@@ -11078,7 +10999,7 @@
             <w:r>
               <w:t xml:space="preserve"> </w:t>
             </w:r>
-            <w:hyperlink r:id="rId100">
+            <w:hyperlink r:id="rId99">
               <w:r>
                 <w:rPr>
                   <w:rStyle w:val="Hyperlink"/>
@@ -11142,7 +11063,7 @@
             <w:pPr>
               <w:pStyle w:val="Compact"/>
             </w:pPr>
-            <w:hyperlink r:id="rId101">
+            <w:hyperlink r:id="rId100">
               <w:r>
                 <w:rPr>
                   <w:rStyle w:val="Hyperlink"/>
@@ -11206,7 +11127,7 @@
             <w:pPr>
               <w:pStyle w:val="Compact"/>
             </w:pPr>
-            <w:hyperlink r:id="rId102">
+            <w:hyperlink r:id="rId101">
               <w:r>
                 <w:rPr>
                   <w:rStyle w:val="Hyperlink"/>
@@ -11270,7 +11191,7 @@
             <w:pPr>
               <w:pStyle w:val="Compact"/>
             </w:pPr>
-            <w:hyperlink r:id="rId103">
+            <w:hyperlink r:id="rId102">
               <w:r>
                 <w:rPr>
                   <w:rStyle w:val="Hyperlink"/>
@@ -11334,7 +11255,7 @@
             <w:pPr>
               <w:pStyle w:val="Compact"/>
             </w:pPr>
-            <w:hyperlink r:id="rId104">
+            <w:hyperlink r:id="rId103">
               <w:r>
                 <w:rPr>
                   <w:rStyle w:val="Hyperlink"/>
@@ -11398,7 +11319,7 @@
             <w:pPr>
               <w:pStyle w:val="Compact"/>
             </w:pPr>
-            <w:hyperlink r:id="rId105">
+            <w:hyperlink r:id="rId104">
               <w:r>
                 <w:rPr>
                   <w:rStyle w:val="Hyperlink"/>
@@ -11462,7 +11383,7 @@
             <w:pPr>
               <w:pStyle w:val="Compact"/>
             </w:pPr>
-            <w:hyperlink r:id="rId106">
+            <w:hyperlink r:id="rId105">
               <w:r>
                 <w:rPr>
                   <w:rStyle w:val="Hyperlink"/>
@@ -11526,7 +11447,7 @@
             <w:pPr>
               <w:pStyle w:val="Compact"/>
             </w:pPr>
-            <w:hyperlink r:id="rId107">
+            <w:hyperlink r:id="rId106">
               <w:r>
                 <w:rPr>
                   <w:rStyle w:val="Hyperlink"/>
@@ -11573,8 +11494,8 @@
         </w:tc>
       </w:tr>
     </w:tbl>
-    <w:bookmarkEnd w:id="108"/>
-    <w:bookmarkStart w:id="126" w:name="dependency-integrity"/>
+    <w:bookmarkEnd w:id="107"/>
+    <w:bookmarkStart w:id="125" w:name="dependency-integrity"/>
     <w:p>
       <w:pPr>
         <w:pStyle w:val="Heading3"/>
@@ -11593,7 +11514,7 @@
       <w:r>
         <w:t xml:space="preserve"> </w:t>
       </w:r>
-      <w:hyperlink r:id="rId15">
+      <w:hyperlink r:id="rId14">
         <w:r>
           <w:rPr>
             <w:rStyle w:val="Hyperlink"/>
@@ -11702,7 +11623,7 @@
             <w:pPr>
               <w:pStyle w:val="Compact"/>
             </w:pPr>
-            <w:hyperlink r:id="rId109">
+            <w:hyperlink r:id="rId108">
               <w:r>
                 <w:rPr>
                   <w:rStyle w:val="Hyperlink"/>
@@ -11766,7 +11687,7 @@
             <w:pPr>
               <w:pStyle w:val="Compact"/>
             </w:pPr>
-            <w:hyperlink r:id="rId109">
+            <w:hyperlink r:id="rId108">
               <w:r>
                 <w:rPr>
                   <w:rStyle w:val="Hyperlink"/>
@@ -11891,7 +11812,7 @@
             <w:pPr>
               <w:pStyle w:val="Compact"/>
             </w:pPr>
-            <w:hyperlink r:id="rId54">
+            <w:hyperlink r:id="rId53">
               <w:r>
                 <w:rPr>
                   <w:rStyle w:val="Hyperlink"/>
@@ -11955,7 +11876,7 @@
             <w:pPr>
               <w:pStyle w:val="Compact"/>
             </w:pPr>
-            <w:hyperlink r:id="rId110">
+            <w:hyperlink r:id="rId109">
               <w:r>
                 <w:rPr>
                   <w:rStyle w:val="Hyperlink"/>
@@ -12019,7 +11940,7 @@
             <w:pPr>
               <w:pStyle w:val="Compact"/>
             </w:pPr>
-            <w:hyperlink r:id="rId111">
+            <w:hyperlink r:id="rId110">
               <w:r>
                 <w:rPr>
                   <w:rStyle w:val="Hyperlink"/>
@@ -12083,7 +12004,7 @@
             <w:pPr>
               <w:pStyle w:val="Compact"/>
             </w:pPr>
-            <w:hyperlink r:id="rId47">
+            <w:hyperlink r:id="rId46">
               <w:r>
                 <w:rPr>
                   <w:rStyle w:val="Hyperlink"/>
@@ -12147,7 +12068,7 @@
             <w:pPr>
               <w:pStyle w:val="Compact"/>
             </w:pPr>
-            <w:hyperlink r:id="rId47">
+            <w:hyperlink r:id="rId46">
               <w:r>
                 <w:rPr>
                   <w:rStyle w:val="Hyperlink"/>
@@ -12211,7 +12132,7 @@
             <w:pPr>
               <w:pStyle w:val="Compact"/>
             </w:pPr>
-            <w:hyperlink r:id="rId48">
+            <w:hyperlink r:id="rId47">
               <w:r>
                 <w:rPr>
                   <w:rStyle w:val="Hyperlink"/>
@@ -12275,7 +12196,7 @@
             <w:pPr>
               <w:pStyle w:val="Compact"/>
             </w:pPr>
-            <w:hyperlink r:id="rId112">
+            <w:hyperlink r:id="rId111">
               <w:r>
                 <w:rPr>
                   <w:rStyle w:val="Hyperlink"/>
@@ -12339,7 +12260,7 @@
             <w:pPr>
               <w:pStyle w:val="Compact"/>
             </w:pPr>
-            <w:hyperlink r:id="rId113">
+            <w:hyperlink r:id="rId112">
               <w:r>
                 <w:rPr>
                   <w:rStyle w:val="Hyperlink"/>
@@ -12403,7 +12324,7 @@
             <w:pPr>
               <w:pStyle w:val="Compact"/>
             </w:pPr>
-            <w:hyperlink r:id="rId114">
+            <w:hyperlink r:id="rId113">
               <w:r>
                 <w:rPr>
                   <w:rStyle w:val="Hyperlink"/>
@@ -12467,7 +12388,7 @@
             <w:pPr>
               <w:pStyle w:val="Compact"/>
             </w:pPr>
-            <w:hyperlink r:id="rId115">
+            <w:hyperlink r:id="rId114">
               <w:r>
                 <w:rPr>
                   <w:rStyle w:val="Hyperlink"/>
@@ -12531,7 +12452,7 @@
             <w:pPr>
               <w:pStyle w:val="Compact"/>
             </w:pPr>
-            <w:hyperlink r:id="rId116">
+            <w:hyperlink r:id="rId115">
               <w:r>
                 <w:rPr>
                   <w:rStyle w:val="Hyperlink"/>
@@ -12595,7 +12516,7 @@
             <w:pPr>
               <w:pStyle w:val="Compact"/>
             </w:pPr>
-            <w:hyperlink r:id="rId117">
+            <w:hyperlink r:id="rId116">
               <w:r>
                 <w:rPr>
                   <w:rStyle w:val="Hyperlink"/>
@@ -12659,7 +12580,7 @@
             <w:pPr>
               <w:pStyle w:val="Compact"/>
             </w:pPr>
-            <w:hyperlink r:id="rId118">
+            <w:hyperlink r:id="rId117">
               <w:r>
                 <w:rPr>
                   <w:rStyle w:val="Hyperlink"/>
@@ -12723,7 +12644,7 @@
             <w:pPr>
               <w:pStyle w:val="Compact"/>
             </w:pPr>
-            <w:hyperlink r:id="rId119">
+            <w:hyperlink r:id="rId118">
               <w:r>
                 <w:rPr>
                   <w:rStyle w:val="Hyperlink"/>
@@ -12787,7 +12708,7 @@
             <w:pPr>
               <w:pStyle w:val="Compact"/>
             </w:pPr>
-            <w:hyperlink r:id="rId120">
+            <w:hyperlink r:id="rId119">
               <w:r>
                 <w:rPr>
                   <w:rStyle w:val="Hyperlink"/>
@@ -12851,7 +12772,7 @@
             <w:pPr>
               <w:pStyle w:val="Compact"/>
             </w:pPr>
-            <w:hyperlink r:id="rId121">
+            <w:hyperlink r:id="rId120">
               <w:r>
                 <w:rPr>
                   <w:rStyle w:val="Hyperlink"/>
@@ -12915,7 +12836,7 @@
             <w:pPr>
               <w:pStyle w:val="Compact"/>
             </w:pPr>
-            <w:hyperlink r:id="rId122">
+            <w:hyperlink r:id="rId121">
               <w:r>
                 <w:rPr>
                   <w:rStyle w:val="Hyperlink"/>
@@ -12979,7 +12900,7 @@
             <w:pPr>
               <w:pStyle w:val="Compact"/>
             </w:pPr>
-            <w:hyperlink r:id="rId53">
+            <w:hyperlink r:id="rId52">
               <w:r>
                 <w:rPr>
                   <w:rStyle w:val="Hyperlink"/>
@@ -13043,7 +12964,7 @@
             <w:pPr>
               <w:pStyle w:val="Compact"/>
             </w:pPr>
-            <w:hyperlink r:id="rId123">
+            <w:hyperlink r:id="rId122">
               <w:r>
                 <w:rPr>
                   <w:rStyle w:val="Hyperlink"/>
@@ -13107,7 +13028,7 @@
             <w:pPr>
               <w:pStyle w:val="Compact"/>
             </w:pPr>
-            <w:hyperlink r:id="rId124">
+            <w:hyperlink r:id="rId123">
               <w:r>
                 <w:rPr>
                   <w:rStyle w:val="Hyperlink"/>
@@ -13171,7 +13092,7 @@
             <w:pPr>
               <w:pStyle w:val="Compact"/>
             </w:pPr>
-            <w:hyperlink r:id="rId125">
+            <w:hyperlink r:id="rId124">
               <w:r>
                 <w:rPr>
                   <w:rStyle w:val="Hyperlink"/>
@@ -13218,8 +13139,8 @@
         </w:tc>
       </w:tr>
     </w:tbl>
-    <w:bookmarkEnd w:id="126"/>
-    <w:bookmarkStart w:id="158" w:name="secure-development"/>
+    <w:bookmarkEnd w:id="125"/>
+    <w:bookmarkStart w:id="157" w:name="secure-development"/>
     <w:p>
       <w:pPr>
         <w:pStyle w:val="Heading3"/>
@@ -13238,7 +13159,7 @@
       <w:r>
         <w:t xml:space="preserve"> </w:t>
       </w:r>
-      <w:hyperlink r:id="rId14">
+      <w:hyperlink r:id="rId13">
         <w:r>
           <w:rPr>
             <w:rStyle w:val="Hyperlink"/>
@@ -13353,7 +13274,7 @@
             <w:pPr>
               <w:pStyle w:val="Compact"/>
             </w:pPr>
-            <w:hyperlink r:id="rId127">
+            <w:hyperlink r:id="rId126">
               <w:r>
                 <w:rPr>
                   <w:rStyle w:val="Hyperlink"/>
@@ -13417,7 +13338,7 @@
             <w:pPr>
               <w:pStyle w:val="Compact"/>
             </w:pPr>
-            <w:hyperlink r:id="rId128">
+            <w:hyperlink r:id="rId127">
               <w:r>
                 <w:rPr>
                   <w:rStyle w:val="Hyperlink"/>
@@ -13481,7 +13402,7 @@
             <w:pPr>
               <w:pStyle w:val="Compact"/>
             </w:pPr>
-            <w:hyperlink r:id="rId129">
+            <w:hyperlink r:id="rId128">
               <w:r>
                 <w:rPr>
                   <w:rStyle w:val="Hyperlink"/>
@@ -13545,7 +13466,7 @@
             <w:pPr>
               <w:pStyle w:val="Compact"/>
             </w:pPr>
-            <w:hyperlink r:id="rId129">
+            <w:hyperlink r:id="rId128">
               <w:r>
                 <w:rPr>
                   <w:rStyle w:val="Hyperlink"/>
@@ -13609,7 +13530,7 @@
             <w:pPr>
               <w:pStyle w:val="Compact"/>
             </w:pPr>
-            <w:hyperlink r:id="rId130">
+            <w:hyperlink r:id="rId129">
               <w:r>
                 <w:rPr>
                   <w:rStyle w:val="Hyperlink"/>
@@ -13673,7 +13594,7 @@
             <w:pPr>
               <w:pStyle w:val="Compact"/>
             </w:pPr>
-            <w:hyperlink r:id="rId130">
+            <w:hyperlink r:id="rId129">
               <w:r>
                 <w:rPr>
                   <w:rStyle w:val="Hyperlink"/>
@@ -13737,7 +13658,7 @@
             <w:pPr>
               <w:pStyle w:val="Compact"/>
             </w:pPr>
-            <w:hyperlink r:id="rId130">
+            <w:hyperlink r:id="rId129">
               <w:r>
                 <w:rPr>
                   <w:rStyle w:val="Hyperlink"/>
@@ -13801,7 +13722,7 @@
             <w:pPr>
               <w:pStyle w:val="Compact"/>
             </w:pPr>
-            <w:hyperlink r:id="rId131">
+            <w:hyperlink r:id="rId130">
               <w:r>
                 <w:rPr>
                   <w:rStyle w:val="Hyperlink"/>
@@ -13865,7 +13786,7 @@
             <w:pPr>
               <w:pStyle w:val="Compact"/>
             </w:pPr>
-            <w:hyperlink r:id="rId132">
+            <w:hyperlink r:id="rId131">
               <w:r>
                 <w:rPr>
                   <w:rStyle w:val="Hyperlink"/>
@@ -13929,7 +13850,7 @@
             <w:pPr>
               <w:pStyle w:val="Compact"/>
             </w:pPr>
-            <w:hyperlink r:id="rId133">
+            <w:hyperlink r:id="rId132">
               <w:r>
                 <w:rPr>
                   <w:rStyle w:val="Hyperlink"/>
@@ -13993,7 +13914,7 @@
             <w:pPr>
               <w:pStyle w:val="Compact"/>
             </w:pPr>
-            <w:hyperlink r:id="rId134">
+            <w:hyperlink r:id="rId133">
               <w:r>
                 <w:rPr>
                   <w:rStyle w:val="Hyperlink"/>
@@ -14057,7 +13978,7 @@
             <w:pPr>
               <w:pStyle w:val="Compact"/>
             </w:pPr>
-            <w:hyperlink r:id="rId135">
+            <w:hyperlink r:id="rId134">
               <w:r>
                 <w:rPr>
                   <w:rStyle w:val="Hyperlink"/>
@@ -14121,7 +14042,7 @@
             <w:pPr>
               <w:pStyle w:val="Compact"/>
             </w:pPr>
-            <w:hyperlink r:id="rId136">
+            <w:hyperlink r:id="rId135">
               <w:r>
                 <w:rPr>
                   <w:rStyle w:val="Hyperlink"/>
@@ -14185,7 +14106,7 @@
             <w:pPr>
               <w:pStyle w:val="Compact"/>
             </w:pPr>
-            <w:hyperlink r:id="rId49">
+            <w:hyperlink r:id="rId48">
               <w:r>
                 <w:rPr>
                   <w:rStyle w:val="Hyperlink"/>
@@ -14249,7 +14170,7 @@
             <w:pPr>
               <w:pStyle w:val="Compact"/>
             </w:pPr>
-            <w:hyperlink r:id="rId137">
+            <w:hyperlink r:id="rId136">
               <w:r>
                 <w:rPr>
                   <w:rStyle w:val="Hyperlink"/>
@@ -14313,7 +14234,7 @@
             <w:pPr>
               <w:pStyle w:val="Compact"/>
             </w:pPr>
-            <w:hyperlink r:id="rId137">
+            <w:hyperlink r:id="rId136">
               <w:r>
                 <w:rPr>
                   <w:rStyle w:val="Hyperlink"/>
@@ -14377,7 +14298,7 @@
             <w:pPr>
               <w:pStyle w:val="Compact"/>
             </w:pPr>
-            <w:hyperlink r:id="rId38">
+            <w:hyperlink r:id="rId37">
               <w:r>
                 <w:rPr>
                   <w:rStyle w:val="Hyperlink"/>
@@ -14441,7 +14362,7 @@
             <w:pPr>
               <w:pStyle w:val="Compact"/>
             </w:pPr>
-            <w:hyperlink r:id="rId138">
+            <w:hyperlink r:id="rId137">
               <w:r>
                 <w:rPr>
                   <w:rStyle w:val="Hyperlink"/>
@@ -14505,7 +14426,7 @@
             <w:pPr>
               <w:pStyle w:val="Compact"/>
             </w:pPr>
-            <w:hyperlink r:id="rId139">
+            <w:hyperlink r:id="rId138">
               <w:r>
                 <w:rPr>
                   <w:rStyle w:val="Hyperlink"/>
@@ -14569,7 +14490,7 @@
             <w:pPr>
               <w:pStyle w:val="Compact"/>
             </w:pPr>
-            <w:hyperlink r:id="rId139">
+            <w:hyperlink r:id="rId138">
               <w:r>
                 <w:rPr>
                   <w:rStyle w:val="Hyperlink"/>
@@ -14633,7 +14554,7 @@
             <w:pPr>
               <w:pStyle w:val="Compact"/>
             </w:pPr>
-            <w:hyperlink r:id="rId140">
+            <w:hyperlink r:id="rId139">
               <w:r>
                 <w:rPr>
                   <w:rStyle w:val="Hyperlink"/>
@@ -14697,7 +14618,7 @@
             <w:pPr>
               <w:pStyle w:val="Compact"/>
             </w:pPr>
-            <w:hyperlink r:id="rId141">
+            <w:hyperlink r:id="rId140">
               <w:r>
                 <w:rPr>
                   <w:rStyle w:val="Hyperlink"/>
@@ -14761,7 +14682,7 @@
             <w:pPr>
               <w:pStyle w:val="Compact"/>
             </w:pPr>
-            <w:hyperlink r:id="rId142">
+            <w:hyperlink r:id="rId141">
               <w:r>
                 <w:rPr>
                   <w:rStyle w:val="Hyperlink"/>
@@ -14825,7 +14746,7 @@
             <w:pPr>
               <w:pStyle w:val="Compact"/>
             </w:pPr>
-            <w:hyperlink r:id="rId143">
+            <w:hyperlink r:id="rId142">
               <w:r>
                 <w:rPr>
                   <w:rStyle w:val="Hyperlink"/>
@@ -14889,7 +14810,7 @@
             <w:pPr>
               <w:pStyle w:val="Compact"/>
             </w:pPr>
-            <w:hyperlink r:id="rId144">
+            <w:hyperlink r:id="rId143">
               <w:r>
                 <w:rPr>
                   <w:rStyle w:val="Hyperlink"/>
@@ -14953,7 +14874,7 @@
             <w:pPr>
               <w:pStyle w:val="Compact"/>
             </w:pPr>
-            <w:hyperlink r:id="rId145">
+            <w:hyperlink r:id="rId144">
               <w:r>
                 <w:rPr>
                   <w:rStyle w:val="Hyperlink"/>
@@ -15017,7 +14938,7 @@
             <w:pPr>
               <w:pStyle w:val="Compact"/>
             </w:pPr>
-            <w:hyperlink r:id="rId146">
+            <w:hyperlink r:id="rId145">
               <w:r>
                 <w:rPr>
                   <w:rStyle w:val="Hyperlink"/>
@@ -15081,7 +15002,7 @@
             <w:pPr>
               <w:pStyle w:val="Compact"/>
             </w:pPr>
-            <w:hyperlink r:id="rId147">
+            <w:hyperlink r:id="rId146">
               <w:r>
                 <w:rPr>
                   <w:rStyle w:val="Hyperlink"/>
@@ -15145,7 +15066,7 @@
             <w:pPr>
               <w:pStyle w:val="Compact"/>
             </w:pPr>
-            <w:hyperlink r:id="rId148">
+            <w:hyperlink r:id="rId147">
               <w:r>
                 <w:rPr>
                   <w:rStyle w:val="Hyperlink"/>
@@ -15209,7 +15130,7 @@
             <w:pPr>
               <w:pStyle w:val="Compact"/>
             </w:pPr>
-            <w:hyperlink r:id="rId149">
+            <w:hyperlink r:id="rId148">
               <w:r>
                 <w:rPr>
                   <w:rStyle w:val="Hyperlink"/>
@@ -15273,7 +15194,7 @@
             <w:pPr>
               <w:pStyle w:val="Compact"/>
             </w:pPr>
-            <w:hyperlink r:id="rId150">
+            <w:hyperlink r:id="rId149">
               <w:r>
                 <w:rPr>
                   <w:rStyle w:val="Hyperlink"/>
@@ -15337,7 +15258,7 @@
             <w:pPr>
               <w:pStyle w:val="Compact"/>
             </w:pPr>
-            <w:hyperlink r:id="rId151">
+            <w:hyperlink r:id="rId150">
               <w:r>
                 <w:rPr>
                   <w:rStyle w:val="Hyperlink"/>
@@ -15401,7 +15322,7 @@
             <w:pPr>
               <w:pStyle w:val="Compact"/>
             </w:pPr>
-            <w:hyperlink r:id="rId151">
+            <w:hyperlink r:id="rId150">
               <w:r>
                 <w:rPr>
                   <w:rStyle w:val="Hyperlink"/>
@@ -15465,7 +15386,7 @@
             <w:pPr>
               <w:pStyle w:val="Compact"/>
             </w:pPr>
-            <w:hyperlink r:id="rId152">
+            <w:hyperlink r:id="rId151">
               <w:r>
                 <w:rPr>
                   <w:rStyle w:val="Hyperlink"/>
@@ -15529,7 +15450,7 @@
             <w:pPr>
               <w:pStyle w:val="Compact"/>
             </w:pPr>
-            <w:hyperlink r:id="rId152">
+            <w:hyperlink r:id="rId151">
               <w:r>
                 <w:rPr>
                   <w:rStyle w:val="Hyperlink"/>
@@ -15593,7 +15514,7 @@
             <w:pPr>
               <w:pStyle w:val="Compact"/>
             </w:pPr>
-            <w:hyperlink r:id="rId153">
+            <w:hyperlink r:id="rId152">
               <w:r>
                 <w:rPr>
                   <w:rStyle w:val="Hyperlink"/>
@@ -15657,7 +15578,7 @@
             <w:pPr>
               <w:pStyle w:val="Compact"/>
             </w:pPr>
-            <w:hyperlink r:id="rId154">
+            <w:hyperlink r:id="rId153">
               <w:r>
                 <w:rPr>
                   <w:rStyle w:val="Hyperlink"/>
@@ -15721,7 +15642,7 @@
             <w:pPr>
               <w:pStyle w:val="Compact"/>
             </w:pPr>
-            <w:hyperlink r:id="rId155">
+            <w:hyperlink r:id="rId154">
               <w:r>
                 <w:rPr>
                   <w:rStyle w:val="Hyperlink"/>
@@ -15785,7 +15706,7 @@
             <w:pPr>
               <w:pStyle w:val="Compact"/>
             </w:pPr>
-            <w:hyperlink r:id="rId156">
+            <w:hyperlink r:id="rId155">
               <w:r>
                 <w:rPr>
                   <w:rStyle w:val="Hyperlink"/>
@@ -15849,7 +15770,7 @@
             <w:pPr>
               <w:pStyle w:val="Compact"/>
             </w:pPr>
-            <w:hyperlink r:id="rId156">
+            <w:hyperlink r:id="rId155">
               <w:r>
                 <w:rPr>
                   <w:rStyle w:val="Hyperlink"/>
@@ -15913,7 +15834,7 @@
             <w:pPr>
               <w:pStyle w:val="Compact"/>
             </w:pPr>
-            <w:hyperlink r:id="rId157">
+            <w:hyperlink r:id="rId156">
               <w:r>
                 <w:rPr>
                   <w:rStyle w:val="Hyperlink"/>
@@ -15960,8 +15881,8 @@
         </w:tc>
       </w:tr>
     </w:tbl>
-    <w:bookmarkEnd w:id="158"/>
-    <w:bookmarkStart w:id="176" w:name="Xba6ba77899183ce46186f7e21435e31b80a74c1"/>
+    <w:bookmarkEnd w:id="157"/>
+    <w:bookmarkStart w:id="175" w:name="Xba6ba77899183ce46186f7e21435e31b80a74c1"/>
     <w:p>
       <w:pPr>
         <w:pStyle w:val="Heading3"/>
@@ -15980,7 +15901,7 @@
       <w:r>
         <w:t xml:space="preserve"> </w:t>
       </w:r>
-      <w:hyperlink r:id="rId18">
+      <w:hyperlink r:id="rId17">
         <w:r>
           <w:rPr>
             <w:rStyle w:val="Hyperlink"/>
@@ -16095,7 +16016,7 @@
             <w:pPr>
               <w:pStyle w:val="Compact"/>
             </w:pPr>
-            <w:hyperlink r:id="rId159">
+            <w:hyperlink r:id="rId158">
               <w:r>
                 <w:rPr>
                   <w:rStyle w:val="Hyperlink"/>
@@ -16111,7 +16032,7 @@
             <w:r>
               <w:t xml:space="preserve"> </w:t>
             </w:r>
-            <w:hyperlink r:id="rId160">
+            <w:hyperlink r:id="rId159">
               <w:r>
                 <w:rPr>
                   <w:rStyle w:val="Hyperlink"/>
@@ -16175,7 +16096,7 @@
             <w:pPr>
               <w:pStyle w:val="Compact"/>
             </w:pPr>
-            <w:hyperlink r:id="rId161">
+            <w:hyperlink r:id="rId160">
               <w:r>
                 <w:rPr>
                   <w:rStyle w:val="Hyperlink"/>
@@ -16239,7 +16160,7 @@
             <w:pPr>
               <w:pStyle w:val="Compact"/>
             </w:pPr>
-            <w:hyperlink r:id="rId162">
+            <w:hyperlink r:id="rId161">
               <w:r>
                 <w:rPr>
                   <w:rStyle w:val="Hyperlink"/>
@@ -16331,7 +16252,7 @@
             <w:pPr>
               <w:pStyle w:val="Compact"/>
             </w:pPr>
-            <w:hyperlink r:id="rId163">
+            <w:hyperlink r:id="rId162">
               <w:r>
                 <w:rPr>
                   <w:rStyle w:val="Hyperlink"/>
@@ -16395,7 +16316,7 @@
             <w:pPr>
               <w:pStyle w:val="Compact"/>
             </w:pPr>
-            <w:hyperlink r:id="rId164">
+            <w:hyperlink r:id="rId163">
               <w:r>
                 <w:rPr>
                   <w:rStyle w:val="Hyperlink"/>
@@ -16411,7 +16332,7 @@
             <w:r>
               <w:t xml:space="preserve"> </w:t>
             </w:r>
-            <w:hyperlink r:id="rId165">
+            <w:hyperlink r:id="rId164">
               <w:r>
                 <w:rPr>
                   <w:rStyle w:val="Hyperlink"/>
@@ -16475,7 +16396,7 @@
             <w:pPr>
               <w:pStyle w:val="Compact"/>
             </w:pPr>
-            <w:hyperlink r:id="rId166">
+            <w:hyperlink r:id="rId165">
               <w:r>
                 <w:rPr>
                   <w:rStyle w:val="Hyperlink"/>
@@ -16539,7 +16460,7 @@
             <w:pPr>
               <w:pStyle w:val="Compact"/>
             </w:pPr>
-            <w:hyperlink r:id="rId167">
+            <w:hyperlink r:id="rId166">
               <w:r>
                 <w:rPr>
                   <w:rStyle w:val="Hyperlink"/>
@@ -16555,7 +16476,7 @@
             <w:r>
               <w:t xml:space="preserve"> </w:t>
             </w:r>
-            <w:hyperlink r:id="rId168">
+            <w:hyperlink r:id="rId167">
               <w:r>
                 <w:rPr>
                   <w:rStyle w:val="Hyperlink"/>
@@ -16619,7 +16540,7 @@
             <w:pPr>
               <w:pStyle w:val="Compact"/>
             </w:pPr>
-            <w:hyperlink r:id="rId169">
+            <w:hyperlink r:id="rId168">
               <w:r>
                 <w:rPr>
                   <w:rStyle w:val="Hyperlink"/>
@@ -16683,7 +16604,7 @@
             <w:pPr>
               <w:pStyle w:val="Compact"/>
             </w:pPr>
-            <w:hyperlink r:id="rId170">
+            <w:hyperlink r:id="rId169">
               <w:r>
                 <w:rPr>
                   <w:rStyle w:val="Hyperlink"/>
@@ -16747,7 +16668,7 @@
             <w:pPr>
               <w:pStyle w:val="Compact"/>
             </w:pPr>
-            <w:hyperlink r:id="rId171">
+            <w:hyperlink r:id="rId170">
               <w:r>
                 <w:rPr>
                   <w:rStyle w:val="Hyperlink"/>
@@ -16811,7 +16732,7 @@
             <w:pPr>
               <w:pStyle w:val="Compact"/>
             </w:pPr>
-            <w:hyperlink r:id="rId172">
+            <w:hyperlink r:id="rId171">
               <w:r>
                 <w:rPr>
                   <w:rStyle w:val="Hyperlink"/>
@@ -16875,7 +16796,7 @@
             <w:pPr>
               <w:pStyle w:val="Compact"/>
             </w:pPr>
-            <w:hyperlink r:id="rId173">
+            <w:hyperlink r:id="rId172">
               <w:r>
                 <w:rPr>
                   <w:rStyle w:val="Hyperlink"/>
@@ -16939,7 +16860,7 @@
             <w:pPr>
               <w:pStyle w:val="Compact"/>
             </w:pPr>
-            <w:hyperlink r:id="rId174">
+            <w:hyperlink r:id="rId173">
               <w:r>
                 <w:rPr>
                   <w:rStyle w:val="Hyperlink"/>
@@ -17003,7 +16924,7 @@
             <w:pPr>
               <w:pStyle w:val="Compact"/>
             </w:pPr>
-            <w:hyperlink r:id="rId175">
+            <w:hyperlink r:id="rId174">
               <w:r>
                 <w:rPr>
                   <w:rStyle w:val="Hyperlink"/>
@@ -17057,9 +16978,9 @@
         </w:pict>
       </w:r>
     </w:p>
+    <w:bookmarkEnd w:id="175"/>
     <w:bookmarkEnd w:id="176"/>
-    <w:bookmarkEnd w:id="177"/>
-    <w:bookmarkStart w:id="178" w:name="adapting-this-page-to-your-setting"/>
+    <w:bookmarkStart w:id="177" w:name="adapting-this-page-to-your-setting"/>
     <w:p>
       <w:pPr>
         <w:pStyle w:val="Heading2"/>
@@ -17314,8 +17235,8 @@
         <w:t xml:space="preserve">concluding the question no longer arises is the failure.</w:t>
       </w:r>
     </w:p>
-    <w:bookmarkEnd w:id="178"/>
-    <w:bookmarkStart w:id="180" w:name="related"/>
+    <w:bookmarkEnd w:id="177"/>
+    <w:bookmarkStart w:id="179" w:name="related"/>
     <w:p>
       <w:pPr>
         <w:pStyle w:val="Heading2"/>
@@ -17379,7 +17300,7 @@
             <w:pPr>
               <w:pStyle w:val="Compact"/>
             </w:pPr>
-            <w:hyperlink r:id="rId21">
+            <w:hyperlink r:id="rId20">
               <w:r>
                 <w:rPr>
                   <w:rStyle w:val="Hyperlink"/>
@@ -17408,7 +17329,7 @@
             <w:pPr>
               <w:pStyle w:val="Compact"/>
             </w:pPr>
-            <w:hyperlink r:id="rId34">
+            <w:hyperlink r:id="rId33">
               <w:r>
                 <w:rPr>
                   <w:rStyle w:val="Hyperlink"/>
@@ -17437,7 +17358,7 @@
             <w:pPr>
               <w:pStyle w:val="Compact"/>
             </w:pPr>
-            <w:hyperlink r:id="rId45">
+            <w:hyperlink r:id="rId44">
               <w:r>
                 <w:rPr>
                   <w:rStyle w:val="Hyperlink"/>
@@ -17490,7 +17411,7 @@
             <w:pPr>
               <w:pStyle w:val="Compact"/>
             </w:pPr>
-            <w:hyperlink r:id="rId179">
+            <w:hyperlink r:id="rId178">
               <w:r>
                 <w:rPr>
                   <w:rStyle w:val="Hyperlink"/>
@@ -17519,7 +17440,7 @@
             <w:pPr>
               <w:pStyle w:val="Compact"/>
             </w:pPr>
-            <w:hyperlink r:id="rId17">
+            <w:hyperlink r:id="rId16">
               <w:r>
                 <w:rPr>
                   <w:rStyle w:val="Hyperlink"/>
@@ -17548,7 +17469,7 @@
             <w:pPr>
               <w:pStyle w:val="Compact"/>
             </w:pPr>
-            <w:hyperlink r:id="rId26">
+            <w:hyperlink r:id="rId25">
               <w:r>
                 <w:rPr>
                   <w:rStyle w:val="Hyperlink"/>
@@ -17577,7 +17498,7 @@
             <w:pPr>
               <w:pStyle w:val="Compact"/>
             </w:pPr>
-            <w:hyperlink r:id="rId32">
+            <w:hyperlink r:id="rId31">
               <w:r>
                 <w:rPr>
                   <w:rStyle w:val="Hyperlink"/>
@@ -17589,8 +17510,8 @@
         </w:tc>
       </w:tr>
     </w:tbl>
+    <w:bookmarkEnd w:id="179"/>
     <w:bookmarkEnd w:id="180"/>
-    <w:bookmarkEnd w:id="181"/>
     <w:sectPr>
       <w:footnotePr>
         <w:numRestart w:val="eachSect"/>

--- a/docs/standards/word/ADOPTING-THESE.docx
+++ b/docs/standards/word/ADOPTING-THESE.docx
@@ -185,25 +185,31 @@
           <w:b/>
           <w:bCs/>
         </w:rPr>
-        <w:t xml:space="preserve">What it costs you.</w:t>
-      </w:r>
-      <w:r>
-        <w:t xml:space="preserve"> </w:t>
-      </w:r>
-      <w:r>
-        <w:t xml:space="preserve">Less at the start than you expect. A team that reviews changes, runs a</w:t>
-      </w:r>
-      <w:r>
-        <w:t xml:space="preserve"> </w:t>
-      </w:r>
-      <w:r>
-        <w:t xml:space="preserve">linter, keeps secrets out of the repository and pins some dependencies already satisfies parts of</w:t>
-      </w:r>
-      <w:r>
-        <w:t xml:space="preserve"> </w:t>
-      </w:r>
-      <w:r>
-        <w:t xml:space="preserve">four of these documents.</w:t>
+        <w:t xml:space="preserve">Cost/Benefit.</w:t>
+      </w:r>
+      <w:r>
+        <w:t xml:space="preserve"> </w:t>
+      </w:r>
+      <w:r>
+        <w:t xml:space="preserve">Less at the start than you expect. A team that reviews changes, runs a linter,</w:t>
+      </w:r>
+      <w:r>
+        <w:t xml:space="preserve"> </w:t>
+      </w:r>
+      <w:r>
+        <w:t xml:space="preserve">keeps secrets out of the repository and pins some dependencies already satisfies parts of four of</w:t>
+      </w:r>
+      <w:r>
+        <w:t xml:space="preserve"> </w:t>
+      </w:r>
+      <w:r>
+        <w:t xml:space="preserve">these documents. Finished, the five artifacts keep three things apart that a record usually blurs:</w:t>
+      </w:r>
+      <w:r>
+        <w:t xml:space="preserve"> </w:t>
+      </w:r>
+      <w:r>
+        <w:t xml:space="preserve">a control you run, one you dropped on purpose, and one nobody has reached.</w:t>
       </w:r>
     </w:p>
     <w:p>

--- a/docs/standards/word/ADOPTING-THESE.docx
+++ b/docs/standards/word/ADOPTING-THESE.docx
@@ -185,31 +185,55 @@
           <w:b/>
           <w:bCs/>
         </w:rPr>
-        <w:t xml:space="preserve">Cost/Benefit.</w:t>
-      </w:r>
-      <w:r>
-        <w:t xml:space="preserve"> </w:t>
-      </w:r>
-      <w:r>
-        <w:t xml:space="preserve">Less at the start than you expect. A team that reviews changes, runs a linter,</w:t>
-      </w:r>
-      <w:r>
-        <w:t xml:space="preserve"> </w:t>
-      </w:r>
-      <w:r>
-        <w:t xml:space="preserve">keeps secrets out of the repository and pins some dependencies already satisfies parts of four of</w:t>
-      </w:r>
-      <w:r>
-        <w:t xml:space="preserve"> </w:t>
-      </w:r>
-      <w:r>
-        <w:t xml:space="preserve">these documents. Finished, the five artifacts keep three things apart that a record usually blurs:</w:t>
-      </w:r>
-      <w:r>
-        <w:t xml:space="preserve"> </w:t>
-      </w:r>
-      <w:r>
-        <w:t xml:space="preserve">a control you run, one you dropped on purpose, and one nobody has reached.</w:t>
+        <w:t xml:space="preserve">Benefits.</w:t>
+      </w:r>
+      <w:r>
+        <w:t xml:space="preserve"> </w:t>
+      </w:r>
+      <w:r>
+        <w:t xml:space="preserve">The five artifacts, once finished, keep three things apart that a record usually</w:t>
+      </w:r>
+      <w:r>
+        <w:t xml:space="preserve"> </w:t>
+      </w:r>
+      <w:r>
+        <w:t xml:space="preserve">blurs: a control you run, one you dropped on purpose, and one nobody has reached.</w:t>
+      </w:r>
+    </w:p>
+    <w:p>
+      <w:pPr>
+        <w:pStyle w:val="BodyText"/>
+      </w:pPr>
+      <w:r>
+        <w:rPr>
+          <w:b/>
+          <w:bCs/>
+        </w:rPr>
+        <w:t xml:space="preserve">Costs.</w:t>
+      </w:r>
+      <w:r>
+        <w:t xml:space="preserve"> </w:t>
+      </w:r>
+      <w:r>
+        <w:t xml:space="preserve">Less at the start than you expect. A team that reviews changes, runs a linter, keeps</w:t>
+      </w:r>
+      <w:r>
+        <w:t xml:space="preserve"> </w:t>
+      </w:r>
+      <w:r>
+        <w:t xml:space="preserve">secrets out of the repository and pins some dependencies already satisfies parts of four of these</w:t>
+      </w:r>
+      <w:r>
+        <w:t xml:space="preserve"> </w:t>
+      </w:r>
+      <w:r>
+        <w:t xml:space="preserve">documents. Nothing here ships as code: every control these documents name is one you would build.</w:t>
+      </w:r>
+      <w:r>
+        <w:t xml:space="preserve"> </w:t>
+      </w:r>
+      <w:r>
+        <w:t xml:space="preserve">At least five of those controls can never be automated, and stay with a person.</w:t>
       </w:r>
     </w:p>
     <w:p>

--- a/docs/standards/word/ADOPTING-THESE.docx
+++ b/docs/standards/word/ADOPTING-THESE.docx
@@ -185,25 +185,55 @@
           <w:b/>
           <w:bCs/>
         </w:rPr>
-        <w:t xml:space="preserve">What it costs you.</w:t>
-      </w:r>
-      <w:r>
-        <w:t xml:space="preserve"> </w:t>
-      </w:r>
-      <w:r>
-        <w:t xml:space="preserve">Less at the start than you expect. A team that reviews changes, runs a</w:t>
-      </w:r>
-      <w:r>
-        <w:t xml:space="preserve"> </w:t>
-      </w:r>
-      <w:r>
-        <w:t xml:space="preserve">linter, keeps secrets out of the repository and pins some dependencies already satisfies parts of</w:t>
-      </w:r>
-      <w:r>
-        <w:t xml:space="preserve"> </w:t>
-      </w:r>
-      <w:r>
-        <w:t xml:space="preserve">four of these documents.</w:t>
+        <w:t xml:space="preserve">Benefits.</w:t>
+      </w:r>
+      <w:r>
+        <w:t xml:space="preserve"> </w:t>
+      </w:r>
+      <w:r>
+        <w:t xml:space="preserve">The five artifacts, once finished, keep three things apart that a record usually</w:t>
+      </w:r>
+      <w:r>
+        <w:t xml:space="preserve"> </w:t>
+      </w:r>
+      <w:r>
+        <w:t xml:space="preserve">blurs: a control you run, one you dropped on purpose, and one nobody has reached.</w:t>
+      </w:r>
+    </w:p>
+    <w:p>
+      <w:pPr>
+        <w:pStyle w:val="BodyText"/>
+      </w:pPr>
+      <w:r>
+        <w:rPr>
+          <w:b/>
+          <w:bCs/>
+        </w:rPr>
+        <w:t xml:space="preserve">Costs.</w:t>
+      </w:r>
+      <w:r>
+        <w:t xml:space="preserve"> </w:t>
+      </w:r>
+      <w:r>
+        <w:t xml:space="preserve">Less at the start than you expect. A team that reviews changes, runs a linter, keeps</w:t>
+      </w:r>
+      <w:r>
+        <w:t xml:space="preserve"> </w:t>
+      </w:r>
+      <w:r>
+        <w:t xml:space="preserve">secrets out of the repository and pins some dependencies already satisfies parts of four of these</w:t>
+      </w:r>
+      <w:r>
+        <w:t xml:space="preserve"> </w:t>
+      </w:r>
+      <w:r>
+        <w:t xml:space="preserve">documents. Nothing here ships as code: every control these documents name is one you would build.</w:t>
+      </w:r>
+      <w:r>
+        <w:t xml:space="preserve"> </w:t>
+      </w:r>
+      <w:r>
+        <w:t xml:space="preserve">At least five of those controls can never be automated, and stay with a person.</w:t>
       </w:r>
     </w:p>
     <w:p>
